--- a/project/C sudoku project/实验报告.docx
+++ b/project/C sudoku project/实验报告.docx
@@ -155,7 +155,29 @@
           <w:szCs w:val="36"/>
           <w:u w:val="single"/>
         </w:rPr>
-        <w:t>的百分号数独游戏求解程序</w:t>
+        <w:t>的</w:t>
+      </w:r>
+      <w:proofErr w:type="gramStart"/>
+      <w:r>
+        <w:rPr>
+          <w:rFonts w:hint="eastAsia"/>
+          <w:b/>
+          <w:sz w:val="36"/>
+          <w:szCs w:val="36"/>
+          <w:u w:val="single"/>
+        </w:rPr>
+        <w:t>百分号数独游戏</w:t>
+      </w:r>
+      <w:proofErr w:type="gramEnd"/>
+      <w:r>
+        <w:rPr>
+          <w:rFonts w:hint="eastAsia"/>
+          <w:b/>
+          <w:sz w:val="36"/>
+          <w:szCs w:val="36"/>
+          <w:u w:val="single"/>
+        </w:rPr>
+        <w:t>求解程序</w:t>
       </w:r>
     </w:p>
     <w:p>
@@ -541,7 +563,27 @@
           <w:szCs w:val="28"/>
           <w:u w:val="single"/>
         </w:rPr>
-        <w:t xml:space="preserve">    </w:t>
+        <w:t xml:space="preserve">   </w:t>
+      </w:r>
+      <w:r>
+        <w:rPr>
+          <w:rFonts w:hint="eastAsia"/>
+          <w:b/>
+          <w:sz w:val="28"/>
+          <w:szCs w:val="28"/>
+          <w:u w:val="single"/>
+        </w:rPr>
+        <w:t xml:space="preserve"> </w:t>
+      </w:r>
+      <w:r>
+        <w:rPr>
+          <w:rFonts w:hint="eastAsia"/>
+          <w:b/>
+          <w:sz w:val="28"/>
+          <w:szCs w:val="28"/>
+          <w:u w:val="single"/>
+        </w:rPr>
+        <w:t xml:space="preserve"> </w:t>
       </w:r>
       <w:r>
         <w:rPr>
@@ -661,7 +703,7 @@
           <w:pPr>
             <w:pStyle w:val="TOC1"/>
             <w:rPr>
-              <w:rFonts w:asciiTheme="minorHAnsi" w:eastAsiaTheme="minorEastAsia" w:hAnsiTheme="minorHAnsi" w:cstheme="minorBidi" w:hint="eastAsia"/>
+              <w:rFonts w:asciiTheme="minorHAnsi" w:eastAsiaTheme="minorEastAsia" w:hAnsiTheme="minorHAnsi" w:cstheme="minorBidi"/>
               <w:bCs/>
               <w:noProof/>
               <w:sz w:val="22"/>
@@ -759,6 +801,7 @@
             </w:r>
             <w:r>
               <w:rPr>
+                <w:rFonts w:hint="eastAsia"/>
                 <w:bCs/>
                 <w:noProof/>
                 <w:webHidden/>
@@ -788,7 +831,7 @@
           <w:pPr>
             <w:pStyle w:val="TOC1"/>
             <w:rPr>
-              <w:rFonts w:asciiTheme="minorHAnsi" w:eastAsiaTheme="minorEastAsia" w:hAnsiTheme="minorHAnsi" w:cstheme="minorBidi" w:hint="eastAsia"/>
+              <w:rFonts w:asciiTheme="minorHAnsi" w:eastAsiaTheme="minorEastAsia" w:hAnsiTheme="minorHAnsi" w:cstheme="minorBidi"/>
               <w:bCs/>
               <w:noProof/>
               <w:sz w:val="22"/>
@@ -868,6 +911,7 @@
             </w:r>
             <w:r>
               <w:rPr>
+                <w:rFonts w:hint="eastAsia"/>
                 <w:bCs/>
                 <w:noProof/>
                 <w:webHidden/>
@@ -901,7 +945,7 @@
             </w:tabs>
             <w:ind w:left="480"/>
             <w:rPr>
-              <w:rFonts w:asciiTheme="minorHAnsi" w:eastAsiaTheme="minorEastAsia" w:hAnsiTheme="minorHAnsi" w:cstheme="minorBidi" w:hint="eastAsia"/>
+              <w:rFonts w:asciiTheme="minorHAnsi" w:eastAsiaTheme="minorEastAsia" w:hAnsiTheme="minorHAnsi" w:cstheme="minorBidi"/>
               <w:bCs/>
               <w:noProof/>
               <w:kern w:val="2"/>
@@ -982,6 +1026,7 @@
             </w:r>
             <w:r>
               <w:rPr>
+                <w:rFonts w:hint="eastAsia"/>
                 <w:bCs/>
                 <w:noProof/>
                 <w:webHidden/>
@@ -1015,7 +1060,7 @@
             </w:tabs>
             <w:ind w:left="960"/>
             <w:rPr>
-              <w:rFonts w:asciiTheme="minorHAnsi" w:eastAsiaTheme="minorEastAsia" w:hAnsiTheme="minorHAnsi" w:cstheme="minorBidi" w:hint="eastAsia"/>
+              <w:rFonts w:asciiTheme="minorHAnsi" w:eastAsiaTheme="minorEastAsia" w:hAnsiTheme="minorHAnsi" w:cstheme="minorBidi"/>
               <w:bCs/>
               <w:noProof/>
               <w:kern w:val="2"/>
@@ -1114,6 +1159,7 @@
             </w:r>
             <w:r>
               <w:rPr>
+                <w:rFonts w:hint="eastAsia"/>
                 <w:bCs/>
                 <w:noProof/>
                 <w:webHidden/>
@@ -1147,7 +1193,7 @@
             </w:tabs>
             <w:ind w:left="960"/>
             <w:rPr>
-              <w:rFonts w:asciiTheme="minorHAnsi" w:eastAsiaTheme="minorEastAsia" w:hAnsiTheme="minorHAnsi" w:cstheme="minorBidi" w:hint="eastAsia"/>
+              <w:rFonts w:asciiTheme="minorHAnsi" w:eastAsiaTheme="minorEastAsia" w:hAnsiTheme="minorHAnsi" w:cstheme="minorBidi"/>
               <w:bCs/>
               <w:noProof/>
               <w:kern w:val="2"/>
@@ -1246,6 +1292,7 @@
             </w:r>
             <w:r>
               <w:rPr>
+                <w:rFonts w:hint="eastAsia"/>
                 <w:bCs/>
                 <w:noProof/>
                 <w:webHidden/>
@@ -1279,7 +1326,7 @@
             </w:tabs>
             <w:ind w:left="960"/>
             <w:rPr>
-              <w:rFonts w:asciiTheme="minorHAnsi" w:eastAsiaTheme="minorEastAsia" w:hAnsiTheme="minorHAnsi" w:cstheme="minorBidi" w:hint="eastAsia"/>
+              <w:rFonts w:asciiTheme="minorHAnsi" w:eastAsiaTheme="minorEastAsia" w:hAnsiTheme="minorHAnsi" w:cstheme="minorBidi"/>
               <w:bCs/>
               <w:noProof/>
               <w:kern w:val="2"/>
@@ -1378,6 +1425,7 @@
             </w:r>
             <w:r>
               <w:rPr>
+                <w:rFonts w:hint="eastAsia"/>
                 <w:bCs/>
                 <w:noProof/>
                 <w:webHidden/>
@@ -1411,7 +1459,7 @@
             </w:tabs>
             <w:ind w:left="960"/>
             <w:rPr>
-              <w:rFonts w:asciiTheme="minorHAnsi" w:eastAsiaTheme="minorEastAsia" w:hAnsiTheme="minorHAnsi" w:cstheme="minorBidi" w:hint="eastAsia"/>
+              <w:rFonts w:asciiTheme="minorHAnsi" w:eastAsiaTheme="minorEastAsia" w:hAnsiTheme="minorHAnsi" w:cstheme="minorBidi"/>
               <w:bCs/>
               <w:noProof/>
               <w:kern w:val="2"/>
@@ -1510,6 +1558,7 @@
             </w:r>
             <w:r>
               <w:rPr>
+                <w:rFonts w:hint="eastAsia"/>
                 <w:bCs/>
                 <w:noProof/>
                 <w:webHidden/>
@@ -1543,7 +1592,7 @@
             </w:tabs>
             <w:ind w:left="480"/>
             <w:rPr>
-              <w:rFonts w:asciiTheme="minorHAnsi" w:eastAsiaTheme="minorEastAsia" w:hAnsiTheme="minorHAnsi" w:cstheme="minorBidi" w:hint="eastAsia"/>
+              <w:rFonts w:asciiTheme="minorHAnsi" w:eastAsiaTheme="minorEastAsia" w:hAnsiTheme="minorHAnsi" w:cstheme="minorBidi"/>
               <w:bCs/>
               <w:noProof/>
               <w:kern w:val="2"/>
@@ -1615,6 +1664,7 @@
             </w:r>
             <w:r>
               <w:rPr>
+                <w:rFonts w:hint="eastAsia"/>
                 <w:bCs/>
                 <w:noProof/>
                 <w:webHidden/>
@@ -1648,7 +1698,7 @@
             </w:tabs>
             <w:ind w:left="480"/>
             <w:rPr>
-              <w:rFonts w:asciiTheme="minorHAnsi" w:eastAsiaTheme="minorEastAsia" w:hAnsiTheme="minorHAnsi" w:cstheme="minorBidi" w:hint="eastAsia"/>
+              <w:rFonts w:asciiTheme="minorHAnsi" w:eastAsiaTheme="minorEastAsia" w:hAnsiTheme="minorHAnsi" w:cstheme="minorBidi"/>
               <w:bCs/>
               <w:noProof/>
               <w:kern w:val="2"/>
@@ -1720,6 +1770,7 @@
             </w:r>
             <w:r>
               <w:rPr>
+                <w:rFonts w:hint="eastAsia"/>
                 <w:bCs/>
                 <w:noProof/>
                 <w:webHidden/>
@@ -1749,7 +1800,7 @@
           <w:pPr>
             <w:pStyle w:val="TOC1"/>
             <w:rPr>
-              <w:rFonts w:asciiTheme="minorHAnsi" w:eastAsiaTheme="minorEastAsia" w:hAnsiTheme="minorHAnsi" w:cstheme="minorBidi" w:hint="eastAsia"/>
+              <w:rFonts w:asciiTheme="minorHAnsi" w:eastAsiaTheme="minorEastAsia" w:hAnsiTheme="minorHAnsi" w:cstheme="minorBidi"/>
               <w:bCs/>
               <w:noProof/>
               <w:sz w:val="22"/>
@@ -1829,6 +1880,7 @@
             </w:r>
             <w:r>
               <w:rPr>
+                <w:rFonts w:hint="eastAsia"/>
                 <w:bCs/>
                 <w:noProof/>
                 <w:webHidden/>
@@ -1862,7 +1914,7 @@
             </w:tabs>
             <w:ind w:left="480"/>
             <w:rPr>
-              <w:rFonts w:asciiTheme="minorHAnsi" w:eastAsiaTheme="minorEastAsia" w:hAnsiTheme="minorHAnsi" w:cstheme="minorBidi" w:hint="eastAsia"/>
+              <w:rFonts w:asciiTheme="minorHAnsi" w:eastAsiaTheme="minorEastAsia" w:hAnsiTheme="minorHAnsi" w:cstheme="minorBidi"/>
               <w:bCs/>
               <w:noProof/>
               <w:kern w:val="2"/>
@@ -1943,6 +1995,7 @@
             </w:r>
             <w:r>
               <w:rPr>
+                <w:rFonts w:hint="eastAsia"/>
                 <w:bCs/>
                 <w:noProof/>
                 <w:webHidden/>
@@ -1976,7 +2029,7 @@
             </w:tabs>
             <w:ind w:left="960"/>
             <w:rPr>
-              <w:rFonts w:asciiTheme="minorHAnsi" w:eastAsiaTheme="minorEastAsia" w:hAnsiTheme="minorHAnsi" w:cstheme="minorBidi" w:hint="eastAsia"/>
+              <w:rFonts w:asciiTheme="minorHAnsi" w:eastAsiaTheme="minorEastAsia" w:hAnsiTheme="minorHAnsi" w:cstheme="minorBidi"/>
               <w:bCs/>
               <w:noProof/>
               <w:kern w:val="2"/>
@@ -2057,6 +2110,7 @@
             </w:r>
             <w:r>
               <w:rPr>
+                <w:rFonts w:hint="eastAsia"/>
                 <w:bCs/>
                 <w:noProof/>
                 <w:webHidden/>
@@ -2090,7 +2144,7 @@
             </w:tabs>
             <w:ind w:left="480"/>
             <w:rPr>
-              <w:rFonts w:asciiTheme="minorHAnsi" w:eastAsiaTheme="minorEastAsia" w:hAnsiTheme="minorHAnsi" w:cstheme="minorBidi" w:hint="eastAsia"/>
+              <w:rFonts w:asciiTheme="minorHAnsi" w:eastAsiaTheme="minorEastAsia" w:hAnsiTheme="minorHAnsi" w:cstheme="minorBidi"/>
               <w:bCs/>
               <w:noProof/>
               <w:kern w:val="2"/>
@@ -2171,6 +2225,7 @@
             </w:r>
             <w:r>
               <w:rPr>
+                <w:rFonts w:hint="eastAsia"/>
                 <w:bCs/>
                 <w:noProof/>
                 <w:webHidden/>
@@ -2204,7 +2259,7 @@
             </w:tabs>
             <w:ind w:left="960"/>
             <w:rPr>
-              <w:rFonts w:asciiTheme="minorHAnsi" w:eastAsiaTheme="minorEastAsia" w:hAnsiTheme="minorHAnsi" w:cstheme="minorBidi" w:hint="eastAsia"/>
+              <w:rFonts w:asciiTheme="minorHAnsi" w:eastAsiaTheme="minorEastAsia" w:hAnsiTheme="minorHAnsi" w:cstheme="minorBidi"/>
               <w:bCs/>
               <w:noProof/>
               <w:kern w:val="2"/>
@@ -2303,6 +2358,7 @@
             </w:r>
             <w:r>
               <w:rPr>
+                <w:rFonts w:hint="eastAsia"/>
                 <w:bCs/>
                 <w:noProof/>
                 <w:webHidden/>
@@ -2336,7 +2392,7 @@
             </w:tabs>
             <w:ind w:left="960"/>
             <w:rPr>
-              <w:rFonts w:asciiTheme="minorHAnsi" w:eastAsiaTheme="minorEastAsia" w:hAnsiTheme="minorHAnsi" w:cstheme="minorBidi" w:hint="eastAsia"/>
+              <w:rFonts w:asciiTheme="minorHAnsi" w:eastAsiaTheme="minorEastAsia" w:hAnsiTheme="minorHAnsi" w:cstheme="minorBidi"/>
               <w:bCs/>
               <w:noProof/>
               <w:kern w:val="2"/>
@@ -2435,6 +2491,7 @@
             </w:r>
             <w:r>
               <w:rPr>
+                <w:rFonts w:hint="eastAsia"/>
                 <w:bCs/>
                 <w:noProof/>
                 <w:webHidden/>
@@ -2468,7 +2525,7 @@
             </w:tabs>
             <w:ind w:left="960"/>
             <w:rPr>
-              <w:rFonts w:asciiTheme="minorHAnsi" w:eastAsiaTheme="minorEastAsia" w:hAnsiTheme="minorHAnsi" w:cstheme="minorBidi" w:hint="eastAsia"/>
+              <w:rFonts w:asciiTheme="minorHAnsi" w:eastAsiaTheme="minorEastAsia" w:hAnsiTheme="minorHAnsi" w:cstheme="minorBidi"/>
               <w:bCs/>
               <w:noProof/>
               <w:kern w:val="2"/>
@@ -2567,6 +2624,7 @@
             </w:r>
             <w:r>
               <w:rPr>
+                <w:rFonts w:hint="eastAsia"/>
                 <w:bCs/>
                 <w:noProof/>
                 <w:webHidden/>
@@ -2600,7 +2658,7 @@
             </w:tabs>
             <w:ind w:left="960"/>
             <w:rPr>
-              <w:rFonts w:asciiTheme="minorHAnsi" w:eastAsiaTheme="minorEastAsia" w:hAnsiTheme="minorHAnsi" w:cstheme="minorBidi" w:hint="eastAsia"/>
+              <w:rFonts w:asciiTheme="minorHAnsi" w:eastAsiaTheme="minorEastAsia" w:hAnsiTheme="minorHAnsi" w:cstheme="minorBidi"/>
               <w:bCs/>
               <w:noProof/>
               <w:kern w:val="2"/>
@@ -2699,6 +2757,7 @@
             </w:r>
             <w:r>
               <w:rPr>
+                <w:rFonts w:hint="eastAsia"/>
                 <w:bCs/>
                 <w:noProof/>
                 <w:webHidden/>
@@ -2728,7 +2787,7 @@
           <w:pPr>
             <w:pStyle w:val="TOC1"/>
             <w:rPr>
-              <w:rFonts w:asciiTheme="minorHAnsi" w:eastAsiaTheme="minorEastAsia" w:hAnsiTheme="minorHAnsi" w:cstheme="minorBidi" w:hint="eastAsia"/>
+              <w:rFonts w:asciiTheme="minorHAnsi" w:eastAsiaTheme="minorEastAsia" w:hAnsiTheme="minorHAnsi" w:cstheme="minorBidi"/>
               <w:bCs/>
               <w:noProof/>
               <w:sz w:val="22"/>
@@ -2808,6 +2867,7 @@
             </w:r>
             <w:r>
               <w:rPr>
+                <w:rFonts w:hint="eastAsia"/>
                 <w:bCs/>
                 <w:noProof/>
                 <w:webHidden/>
@@ -2841,7 +2901,7 @@
             </w:tabs>
             <w:ind w:left="480"/>
             <w:rPr>
-              <w:rFonts w:asciiTheme="minorHAnsi" w:eastAsiaTheme="minorEastAsia" w:hAnsiTheme="minorHAnsi" w:cstheme="minorBidi" w:hint="eastAsia"/>
+              <w:rFonts w:asciiTheme="minorHAnsi" w:eastAsiaTheme="minorEastAsia" w:hAnsiTheme="minorHAnsi" w:cstheme="minorBidi"/>
               <w:bCs/>
               <w:noProof/>
               <w:kern w:val="2"/>
@@ -2922,6 +2982,7 @@
             </w:r>
             <w:r>
               <w:rPr>
+                <w:rFonts w:hint="eastAsia"/>
                 <w:bCs/>
                 <w:noProof/>
                 <w:webHidden/>
@@ -2955,7 +3016,7 @@
             </w:tabs>
             <w:ind w:left="480"/>
             <w:rPr>
-              <w:rFonts w:asciiTheme="minorHAnsi" w:eastAsiaTheme="minorEastAsia" w:hAnsiTheme="minorHAnsi" w:cstheme="minorBidi" w:hint="eastAsia"/>
+              <w:rFonts w:asciiTheme="minorHAnsi" w:eastAsiaTheme="minorEastAsia" w:hAnsiTheme="minorHAnsi" w:cstheme="minorBidi"/>
               <w:bCs/>
               <w:noProof/>
               <w:kern w:val="2"/>
@@ -3045,6 +3106,7 @@
             </w:r>
             <w:r>
               <w:rPr>
+                <w:rFonts w:hint="eastAsia"/>
                 <w:bCs/>
                 <w:noProof/>
                 <w:webHidden/>
@@ -3074,7 +3136,7 @@
           <w:pPr>
             <w:pStyle w:val="TOC1"/>
             <w:rPr>
-              <w:rFonts w:asciiTheme="minorHAnsi" w:eastAsiaTheme="minorEastAsia" w:hAnsiTheme="minorHAnsi" w:cstheme="minorBidi" w:hint="eastAsia"/>
+              <w:rFonts w:asciiTheme="minorHAnsi" w:eastAsiaTheme="minorEastAsia" w:hAnsiTheme="minorHAnsi" w:cstheme="minorBidi"/>
               <w:bCs/>
               <w:noProof/>
               <w:sz w:val="22"/>
@@ -3154,6 +3216,7 @@
             </w:r>
             <w:r>
               <w:rPr>
+                <w:rFonts w:hint="eastAsia"/>
                 <w:bCs/>
                 <w:noProof/>
                 <w:webHidden/>
@@ -3187,7 +3250,7 @@
             </w:tabs>
             <w:ind w:left="480"/>
             <w:rPr>
-              <w:rFonts w:asciiTheme="minorHAnsi" w:eastAsiaTheme="minorEastAsia" w:hAnsiTheme="minorHAnsi" w:cstheme="minorBidi" w:hint="eastAsia"/>
+              <w:rFonts w:asciiTheme="minorHAnsi" w:eastAsiaTheme="minorEastAsia" w:hAnsiTheme="minorHAnsi" w:cstheme="minorBidi"/>
               <w:bCs/>
               <w:noProof/>
               <w:kern w:val="2"/>
@@ -3277,6 +3340,7 @@
             </w:r>
             <w:r>
               <w:rPr>
+                <w:rFonts w:hint="eastAsia"/>
                 <w:bCs/>
                 <w:noProof/>
                 <w:webHidden/>
@@ -3310,7 +3374,7 @@
             </w:tabs>
             <w:ind w:left="480"/>
             <w:rPr>
-              <w:rFonts w:asciiTheme="minorHAnsi" w:eastAsiaTheme="minorEastAsia" w:hAnsiTheme="minorHAnsi" w:cstheme="minorBidi" w:hint="eastAsia"/>
+              <w:rFonts w:asciiTheme="minorHAnsi" w:eastAsiaTheme="minorEastAsia" w:hAnsiTheme="minorHAnsi" w:cstheme="minorBidi"/>
               <w:bCs/>
               <w:noProof/>
               <w:kern w:val="2"/>
@@ -3400,6 +3464,7 @@
             </w:r>
             <w:r>
               <w:rPr>
+                <w:rFonts w:hint="eastAsia"/>
                 <w:bCs/>
                 <w:noProof/>
                 <w:webHidden/>
@@ -3429,7 +3494,7 @@
           <w:pPr>
             <w:pStyle w:val="TOC1"/>
             <w:rPr>
-              <w:rFonts w:asciiTheme="minorHAnsi" w:eastAsiaTheme="minorEastAsia" w:hAnsiTheme="minorHAnsi" w:cstheme="minorBidi" w:hint="eastAsia"/>
+              <w:rFonts w:asciiTheme="minorHAnsi" w:eastAsiaTheme="minorEastAsia" w:hAnsiTheme="minorHAnsi" w:cstheme="minorBidi"/>
               <w:bCs/>
               <w:noProof/>
               <w:sz w:val="22"/>
@@ -3509,6 +3574,7 @@
             </w:r>
             <w:r>
               <w:rPr>
+                <w:rFonts w:hint="eastAsia"/>
                 <w:bCs/>
                 <w:noProof/>
                 <w:webHidden/>
@@ -3542,7 +3608,7 @@
             </w:tabs>
             <w:ind w:left="480"/>
             <w:rPr>
-              <w:rFonts w:asciiTheme="minorHAnsi" w:eastAsiaTheme="minorEastAsia" w:hAnsiTheme="minorHAnsi" w:cstheme="minorBidi" w:hint="eastAsia"/>
+              <w:rFonts w:asciiTheme="minorHAnsi" w:eastAsiaTheme="minorEastAsia" w:hAnsiTheme="minorHAnsi" w:cstheme="minorBidi"/>
               <w:bCs/>
               <w:noProof/>
               <w:kern w:val="2"/>
@@ -3632,6 +3698,7 @@
             </w:r>
             <w:r>
               <w:rPr>
+                <w:rFonts w:hint="eastAsia"/>
                 <w:bCs/>
                 <w:noProof/>
                 <w:webHidden/>
@@ -3665,7 +3732,7 @@
             </w:tabs>
             <w:ind w:left="480"/>
             <w:rPr>
-              <w:rFonts w:asciiTheme="minorHAnsi" w:eastAsiaTheme="minorEastAsia" w:hAnsiTheme="minorHAnsi" w:cstheme="minorBidi" w:hint="eastAsia"/>
+              <w:rFonts w:asciiTheme="minorHAnsi" w:eastAsiaTheme="minorEastAsia" w:hAnsiTheme="minorHAnsi" w:cstheme="minorBidi"/>
               <w:bCs/>
               <w:noProof/>
               <w:kern w:val="2"/>
@@ -3755,6 +3822,7 @@
             </w:r>
             <w:r>
               <w:rPr>
+                <w:rFonts w:hint="eastAsia"/>
                 <w:bCs/>
                 <w:noProof/>
                 <w:webHidden/>
@@ -3784,7 +3852,7 @@
           <w:pPr>
             <w:pStyle w:val="TOC1"/>
             <w:rPr>
-              <w:rFonts w:asciiTheme="minorHAnsi" w:eastAsiaTheme="minorEastAsia" w:hAnsiTheme="minorHAnsi" w:cstheme="minorBidi" w:hint="eastAsia"/>
+              <w:rFonts w:asciiTheme="minorHAnsi" w:eastAsiaTheme="minorEastAsia" w:hAnsiTheme="minorHAnsi" w:cstheme="minorBidi"/>
               <w:bCs/>
               <w:noProof/>
               <w:sz w:val="22"/>
@@ -3865,6 +3933,7 @@
             </w:r>
             <w:r>
               <w:rPr>
+                <w:rFonts w:hint="eastAsia"/>
                 <w:bCs/>
                 <w:noProof/>
                 <w:webHidden/>
@@ -3894,7 +3963,7 @@
           <w:pPr>
             <w:pStyle w:val="TOC1"/>
             <w:rPr>
-              <w:rFonts w:asciiTheme="minorHAnsi" w:eastAsiaTheme="minorEastAsia" w:hAnsiTheme="minorHAnsi" w:cstheme="minorBidi" w:hint="eastAsia"/>
+              <w:rFonts w:asciiTheme="minorHAnsi" w:eastAsiaTheme="minorEastAsia" w:hAnsiTheme="minorHAnsi" w:cstheme="minorBidi"/>
               <w:bCs/>
               <w:noProof/>
               <w:sz w:val="22"/>
@@ -3965,6 +4034,7 @@
             </w:r>
             <w:r>
               <w:rPr>
+                <w:rFonts w:hint="eastAsia"/>
                 <w:bCs/>
                 <w:noProof/>
                 <w:webHidden/>
@@ -3994,7 +4064,7 @@
           <w:pPr>
             <w:pStyle w:val="TOC1"/>
             <w:rPr>
-              <w:rFonts w:asciiTheme="minorHAnsi" w:eastAsiaTheme="minorEastAsia" w:hAnsiTheme="minorHAnsi" w:cstheme="minorBidi" w:hint="eastAsia"/>
+              <w:rFonts w:asciiTheme="minorHAnsi" w:eastAsiaTheme="minorEastAsia" w:hAnsiTheme="minorHAnsi" w:cstheme="minorBidi"/>
               <w:bCs/>
               <w:noProof/>
               <w:sz w:val="22"/>
@@ -4065,6 +4135,7 @@
             </w:r>
             <w:r>
               <w:rPr>
+                <w:rFonts w:hint="eastAsia"/>
                 <w:bCs/>
                 <w:noProof/>
                 <w:webHidden/>
@@ -4214,7 +4285,15 @@
         <w:t>CNF</w:t>
       </w:r>
       <w:r>
-        <w:t>范式算例文件，解析并建立其内部表示；精心设计问题中变元、文字、子句、公式等有效的物理存储结构以及一定的分支变元处理策略，使求解器具有优化的执行性能；对一定规模的算例能有效求解，输出与文件保存求解结果，统计求解时间。</w:t>
+        <w:t>范式算例文件，解析并建立其内部表示；精心设计问题中变元、文字、子句、公式等有效的物理存储结构以及一定的分支变元处理策略，使求解器具有优化的执行性能；对一定规模的</w:t>
+      </w:r>
+      <w:proofErr w:type="gramStart"/>
+      <w:r>
+        <w:t>算例能有效</w:t>
+      </w:r>
+      <w:proofErr w:type="gramEnd"/>
+      <w:r>
+        <w:t>求解，输出与文件保存求解结果，统计求解时间。</w:t>
       </w:r>
     </w:p>
     <w:p>
@@ -4289,9 +4368,11 @@
       <w:r>
         <w:t>算例</w:t>
       </w:r>
+      <w:proofErr w:type="spellStart"/>
       <w:r>
         <w:t>cnf</w:t>
       </w:r>
+      <w:proofErr w:type="spellEnd"/>
       <w:r>
         <w:t>文件的读取，执行结果的输出与文件保存等。</w:t>
       </w:r>
@@ -4326,9 +4407,11 @@
       <w:r>
         <w:t>读取</w:t>
       </w:r>
+      <w:proofErr w:type="spellStart"/>
       <w:r>
         <w:t>cnf</w:t>
       </w:r>
+      <w:proofErr w:type="spellEnd"/>
       <w:r>
         <w:t>算例文件，解析文件，基于一定的物理结构，建立公式的内部表示；并实现对解析正确性的验证功能，即遍历内部结构逐行输出与显示每个子句，与输入算例对比可人工判断解析功能的正确性。数据结构的设计可参考文献</w:t>
       </w:r>
@@ -4424,9 +4507,11 @@
       <w:r>
         <w:t>基于相应的时间处理函数（参考</w:t>
       </w:r>
+      <w:proofErr w:type="spellStart"/>
       <w:r>
         <w:t>time.h</w:t>
       </w:r>
+      <w:proofErr w:type="spellEnd"/>
       <w:r>
         <w:t>），记录</w:t>
       </w:r>
@@ -4434,7 +4519,15 @@
         <w:t>DPLL</w:t>
       </w:r>
       <w:r>
-        <w:t>过程执行时间（以毫秒为单位），并作为输出信息的一部分。</w:t>
+        <w:t>过程执行时间（以</w:t>
+      </w:r>
+      <w:proofErr w:type="gramStart"/>
+      <w:r>
+        <w:t>毫秒为</w:t>
+      </w:r>
+      <w:proofErr w:type="gramEnd"/>
+      <w:r>
+        <w:t>单位），并作为输出信息的一部分。</w:t>
       </w:r>
       <w:r>
         <w:t>(5%)</w:t>
@@ -4592,7 +4685,15 @@
         <w:t>[6-8]</w:t>
       </w:r>
       <w:r>
-        <w:t>，并集成到上面的求解器进行数独游戏求解，游戏可玩，具有一定的</w:t>
+        <w:t>，并集成到上面的求解器</w:t>
+      </w:r>
+      <w:proofErr w:type="gramStart"/>
+      <w:r>
+        <w:t>进行数独游戏</w:t>
+      </w:r>
+      <w:proofErr w:type="gramEnd"/>
+      <w:r>
+        <w:t>求解，游戏可玩，具有一定的</w:t>
       </w:r>
       <w:r>
         <w:t>/</w:t>
@@ -4821,7 +4922,35 @@
         <w:rPr>
           <w:rFonts w:asciiTheme="majorEastAsia" w:eastAsiaTheme="majorEastAsia" w:hAnsiTheme="majorEastAsia"/>
         </w:rPr>
-        <w:t>SAT问题之所以长期吸引研究者的广泛关注，在于其极强的表达能力和规约特性。大量复杂的组合问题，例如图着色、顶点覆盖和团检测等，均可转化为命题逻辑公式，并通过调用SAT求解器得以有效解决。在自动定理证明领域，SAT也扮演着重要角色，其成功案例包括著名数学猜想——凯勒猜想的证明。</w:t>
+        <w:t>SAT问题之所以长期吸引研究者的广泛关注，在于其极强的表达能力和规约特性。大量复杂的组合问题，例如图着色、顶点覆盖和团检测等，均可转化为命题逻辑公式，并通过调用SAT求解</w:t>
+      </w:r>
+      <w:proofErr w:type="gramStart"/>
+      <w:r>
+        <w:rPr>
+          <w:rFonts w:asciiTheme="majorEastAsia" w:eastAsiaTheme="majorEastAsia" w:hAnsiTheme="majorEastAsia"/>
+        </w:rPr>
+        <w:t>器得以</w:t>
+      </w:r>
+      <w:proofErr w:type="gramEnd"/>
+      <w:r>
+        <w:rPr>
+          <w:rFonts w:asciiTheme="majorEastAsia" w:eastAsiaTheme="majorEastAsia" w:hAnsiTheme="majorEastAsia"/>
+        </w:rPr>
+        <w:t>有效解决。在自动定理证明领域，SAT也扮演着重要角色，其成功案例包括著名数学猜想——</w:t>
+      </w:r>
+      <w:proofErr w:type="gramStart"/>
+      <w:r>
+        <w:rPr>
+          <w:rFonts w:asciiTheme="majorEastAsia" w:eastAsiaTheme="majorEastAsia" w:hAnsiTheme="majorEastAsia"/>
+        </w:rPr>
+        <w:t>凯</w:t>
+      </w:r>
+      <w:proofErr w:type="gramEnd"/>
+      <w:r>
+        <w:rPr>
+          <w:rFonts w:asciiTheme="majorEastAsia" w:eastAsiaTheme="majorEastAsia" w:hAnsiTheme="majorEastAsia"/>
+        </w:rPr>
+        <w:t>勒猜想的证明。</w:t>
       </w:r>
     </w:p>
     <w:p>
@@ -4835,7 +4964,21 @@
         <w:rPr>
           <w:rFonts w:asciiTheme="majorEastAsia" w:eastAsiaTheme="majorEastAsia" w:hAnsiTheme="majorEastAsia"/>
         </w:rPr>
-        <w:t>在工业界，SAT求解技术已成为许多关键流程的支柱。它被广泛应用于集成电路设计中的有界模型检查、配置管理、等效性检查，以及逻辑综合等任务。事实上，许多高效的SAT求解器正是为满足这些特定应用场景的需求而专门设计的。因此，对SAT问题的研究不仅具有理论价值，更能为工业界带来显著的经济效益与效率提升。</w:t>
+        <w:t>在工业界，SAT求解技术已成为许多关键流程的支柱。它被广泛应用于集成电路设计中的有界模型检查、配置管理、等效性检查，以及逻辑综合等任务。事实上，许多高效的SAT求解</w:t>
+      </w:r>
+      <w:proofErr w:type="gramStart"/>
+      <w:r>
+        <w:rPr>
+          <w:rFonts w:asciiTheme="majorEastAsia" w:eastAsiaTheme="majorEastAsia" w:hAnsiTheme="majorEastAsia"/>
+        </w:rPr>
+        <w:t>器正是</w:t>
+      </w:r>
+      <w:proofErr w:type="gramEnd"/>
+      <w:r>
+        <w:rPr>
+          <w:rFonts w:asciiTheme="majorEastAsia" w:eastAsiaTheme="majorEastAsia" w:hAnsiTheme="majorEastAsia"/>
+        </w:rPr>
+        <w:t>为满足这些特定应用场景的需求而专门设计的。因此，对SAT问题的研究不仅具有理论价值，更能为工业界带来显著的经济效益与效率提升。</w:t>
       </w:r>
     </w:p>
     <w:p>
@@ -4896,7 +5039,21 @@
         <w:rPr>
           <w:rFonts w:asciiTheme="majorEastAsia" w:eastAsiaTheme="majorEastAsia" w:hAnsiTheme="majorEastAsia"/>
         </w:rPr>
-        <w:t>鉴于P与NP问题尚未解决，研究者们在充分认识到SAT问题计算复杂性的同时，始终致力于开发高效的求解算法。其中，Davis–Putnam–Logemann–Loveland (DPLL) 算法因其开创性的贡献和基础性地位而在SAT求解史上具有里程碑意义。</w:t>
+        <w:t>鉴于P与NP问题尚未解决，研究者们在充分认识到SAT问题计算复杂性的同时，始终致力于开发高效的求解算法。其中，Davis–Putnam–</w:t>
+      </w:r>
+      <w:proofErr w:type="spellStart"/>
+      <w:r>
+        <w:rPr>
+          <w:rFonts w:asciiTheme="majorEastAsia" w:eastAsiaTheme="majorEastAsia" w:hAnsiTheme="majorEastAsia"/>
+        </w:rPr>
+        <w:t>Logemann</w:t>
+      </w:r>
+      <w:proofErr w:type="spellEnd"/>
+      <w:r>
+        <w:rPr>
+          <w:rFonts w:asciiTheme="majorEastAsia" w:eastAsiaTheme="majorEastAsia" w:hAnsiTheme="majorEastAsia"/>
+        </w:rPr>
+        <w:t>–Loveland (DPLL) 算法因其开创性的贡献和基础性地位而在SAT求解史上具有里程碑意义。</w:t>
       </w:r>
     </w:p>
     <w:p>
@@ -5149,7 +5306,21 @@
         <w:rPr>
           <w:rFonts w:asciiTheme="majorEastAsia" w:eastAsiaTheme="majorEastAsia" w:hAnsiTheme="majorEastAsia"/>
         </w:rPr>
-        <w:t>1962年，Martin Davis、George Logemann和Donald W. Loveland共同提出DPLL算法的改进版本，确立了基于树搜索和回溯的变量赋值枚举框架。</w:t>
+        <w:t xml:space="preserve">1962年，Martin Davis、George </w:t>
+      </w:r>
+      <w:proofErr w:type="spellStart"/>
+      <w:r>
+        <w:rPr>
+          <w:rFonts w:asciiTheme="majorEastAsia" w:eastAsiaTheme="majorEastAsia" w:hAnsiTheme="majorEastAsia"/>
+        </w:rPr>
+        <w:t>Logemann</w:t>
+      </w:r>
+      <w:proofErr w:type="spellEnd"/>
+      <w:r>
+        <w:rPr>
+          <w:rFonts w:asciiTheme="majorEastAsia" w:eastAsiaTheme="majorEastAsia" w:hAnsiTheme="majorEastAsia"/>
+        </w:rPr>
+        <w:t>和Donald W. Loveland共同提出DPLL算法的改进版本，确立了基于树搜索和回溯的变量赋值枚举框架。</w:t>
       </w:r>
     </w:p>
     <w:p>
@@ -5194,7 +5365,21 @@
         <w:rPr>
           <w:rFonts w:asciiTheme="majorEastAsia" w:eastAsiaTheme="majorEastAsia" w:hAnsiTheme="majorEastAsia"/>
         </w:rPr>
-        <w:t>1997年，李初民教授开发出satZ求解器，首次在分支启发策略中系统应用单子句传播技术。</w:t>
+        <w:t>1997年，李初民教授开发出</w:t>
+      </w:r>
+      <w:proofErr w:type="spellStart"/>
+      <w:r>
+        <w:rPr>
+          <w:rFonts w:asciiTheme="majorEastAsia" w:eastAsiaTheme="majorEastAsia" w:hAnsiTheme="majorEastAsia"/>
+        </w:rPr>
+        <w:t>satZ</w:t>
+      </w:r>
+      <w:proofErr w:type="spellEnd"/>
+      <w:r>
+        <w:rPr>
+          <w:rFonts w:asciiTheme="majorEastAsia" w:eastAsiaTheme="majorEastAsia" w:hAnsiTheme="majorEastAsia"/>
+        </w:rPr>
+        <w:t>求解器，首次在分支启发策略中系统应用单子句传播技术。</w:t>
       </w:r>
     </w:p>
     <w:p>
@@ -5261,7 +5446,35 @@
         <w:rPr>
           <w:rFonts w:asciiTheme="majorEastAsia" w:eastAsiaTheme="majorEastAsia" w:hAnsiTheme="majorEastAsia"/>
         </w:rPr>
-        <w:t>2003年，Niklas Eén开发出MiniSAT求解器。该求解器结构简洁、性能高效，成为后来许多求解器的重要基础。</w:t>
+        <w:t xml:space="preserve">2003年，Niklas </w:t>
+      </w:r>
+      <w:proofErr w:type="spellStart"/>
+      <w:r>
+        <w:rPr>
+          <w:rFonts w:asciiTheme="majorEastAsia" w:eastAsiaTheme="majorEastAsia" w:hAnsiTheme="majorEastAsia"/>
+        </w:rPr>
+        <w:t>Eén</w:t>
+      </w:r>
+      <w:proofErr w:type="spellEnd"/>
+      <w:r>
+        <w:rPr>
+          <w:rFonts w:asciiTheme="majorEastAsia" w:eastAsiaTheme="majorEastAsia" w:hAnsiTheme="majorEastAsia"/>
+        </w:rPr>
+        <w:t>开发出</w:t>
+      </w:r>
+      <w:proofErr w:type="spellStart"/>
+      <w:r>
+        <w:rPr>
+          <w:rFonts w:asciiTheme="majorEastAsia" w:eastAsiaTheme="majorEastAsia" w:hAnsiTheme="majorEastAsia"/>
+        </w:rPr>
+        <w:t>MiniSAT</w:t>
+      </w:r>
+      <w:proofErr w:type="spellEnd"/>
+      <w:r>
+        <w:rPr>
+          <w:rFonts w:asciiTheme="majorEastAsia" w:eastAsiaTheme="majorEastAsia" w:hAnsiTheme="majorEastAsia"/>
+        </w:rPr>
+        <w:t>求解器。该求解器结构简洁、性能高效，成为后来许多求解器的重要基础。</w:t>
       </w:r>
     </w:p>
     <w:p>
@@ -5276,7 +5489,35 @@
         <w:rPr>
           <w:rFonts w:asciiTheme="majorEastAsia" w:eastAsiaTheme="majorEastAsia" w:hAnsiTheme="majorEastAsia"/>
         </w:rPr>
-        <w:t>2005年，Niklas Eén等人提出SatElite预处理工具，能够有效简化问题规模、降低求解复杂度。</w:t>
+        <w:t xml:space="preserve">2005年，Niklas </w:t>
+      </w:r>
+      <w:proofErr w:type="spellStart"/>
+      <w:r>
+        <w:rPr>
+          <w:rFonts w:asciiTheme="majorEastAsia" w:eastAsiaTheme="majorEastAsia" w:hAnsiTheme="majorEastAsia"/>
+        </w:rPr>
+        <w:t>Eén</w:t>
+      </w:r>
+      <w:proofErr w:type="spellEnd"/>
+      <w:r>
+        <w:rPr>
+          <w:rFonts w:asciiTheme="majorEastAsia" w:eastAsiaTheme="majorEastAsia" w:hAnsiTheme="majorEastAsia"/>
+        </w:rPr>
+        <w:t>等人提出</w:t>
+      </w:r>
+      <w:proofErr w:type="spellStart"/>
+      <w:r>
+        <w:rPr>
+          <w:rFonts w:asciiTheme="majorEastAsia" w:eastAsiaTheme="majorEastAsia" w:hAnsiTheme="majorEastAsia"/>
+        </w:rPr>
+        <w:t>SatElite</w:t>
+      </w:r>
+      <w:proofErr w:type="spellEnd"/>
+      <w:r>
+        <w:rPr>
+          <w:rFonts w:asciiTheme="majorEastAsia" w:eastAsiaTheme="majorEastAsia" w:hAnsiTheme="majorEastAsia"/>
+        </w:rPr>
+        <w:t>预处理工具，能够有效简化问题规模、降低求解复杂度。</w:t>
       </w:r>
     </w:p>
     <w:p>
@@ -5306,7 +5547,21 @@
         <w:rPr>
           <w:rFonts w:asciiTheme="majorEastAsia" w:eastAsiaTheme="majorEastAsia" w:hAnsiTheme="majorEastAsia"/>
         </w:rPr>
-        <w:t>2009年，Simon与Laurent等人提出冲突驱动子句学习（CDCL）机制，极大推动了现代SAT求解器的发展。同年，Audemard等人开发出Glucose求解器，并提出以文字块距离（LBD）衡量学习子句质量，成为后续重要评价指标。</w:t>
+        <w:t>2009年，Simon与Laurent等人提出冲突驱动子句学习（CDCL）机制，极大推动了现代SAT求解器的发展。同年，</w:t>
+      </w:r>
+      <w:proofErr w:type="spellStart"/>
+      <w:r>
+        <w:rPr>
+          <w:rFonts w:asciiTheme="majorEastAsia" w:eastAsiaTheme="majorEastAsia" w:hAnsiTheme="majorEastAsia"/>
+        </w:rPr>
+        <w:t>Audemard</w:t>
+      </w:r>
+      <w:proofErr w:type="spellEnd"/>
+      <w:r>
+        <w:rPr>
+          <w:rFonts w:asciiTheme="majorEastAsia" w:eastAsiaTheme="majorEastAsia" w:hAnsiTheme="majorEastAsia"/>
+        </w:rPr>
+        <w:t>等人开发出Glucose求解器，并提出以文字块距离（LBD）衡量学习子句质量，成为后续重要评价指标。</w:t>
       </w:r>
     </w:p>
     <w:p>
@@ -5336,7 +5591,21 @@
         <w:rPr>
           <w:rFonts w:asciiTheme="majorEastAsia" w:eastAsiaTheme="majorEastAsia" w:hAnsiTheme="majorEastAsia"/>
         </w:rPr>
-        <w:t>2016年，Liang等人提出的MapleCOMSPS求解器在当年SAT竞赛主赛道中荣获第一名。</w:t>
+        <w:t>2016年，Liang等人提出的</w:t>
+      </w:r>
+      <w:proofErr w:type="spellStart"/>
+      <w:r>
+        <w:rPr>
+          <w:rFonts w:asciiTheme="majorEastAsia" w:eastAsiaTheme="majorEastAsia" w:hAnsiTheme="majorEastAsia"/>
+        </w:rPr>
+        <w:t>MapleCOMSPS</w:t>
+      </w:r>
+      <w:proofErr w:type="spellEnd"/>
+      <w:r>
+        <w:rPr>
+          <w:rFonts w:asciiTheme="majorEastAsia" w:eastAsiaTheme="majorEastAsia" w:hAnsiTheme="majorEastAsia"/>
+        </w:rPr>
+        <w:t>求解器在当年SAT竞赛主赛道中荣获第一名。</w:t>
       </w:r>
     </w:p>
     <w:p>
@@ -5351,7 +5620,35 @@
         <w:rPr>
           <w:rFonts w:asciiTheme="majorEastAsia" w:eastAsiaTheme="majorEastAsia" w:hAnsiTheme="majorEastAsia"/>
         </w:rPr>
-        <w:t>2018年，Devriendt研发的InIDGlucose求解器重点关注初始变量选择策略的优化。</w:t>
+        <w:t>2018年，</w:t>
+      </w:r>
+      <w:proofErr w:type="spellStart"/>
+      <w:r>
+        <w:rPr>
+          <w:rFonts w:asciiTheme="majorEastAsia" w:eastAsiaTheme="majorEastAsia" w:hAnsiTheme="majorEastAsia"/>
+        </w:rPr>
+        <w:t>Devriendt</w:t>
+      </w:r>
+      <w:proofErr w:type="spellEnd"/>
+      <w:r>
+        <w:rPr>
+          <w:rFonts w:asciiTheme="majorEastAsia" w:eastAsiaTheme="majorEastAsia" w:hAnsiTheme="majorEastAsia"/>
+        </w:rPr>
+        <w:t>研发的</w:t>
+      </w:r>
+      <w:proofErr w:type="spellStart"/>
+      <w:r>
+        <w:rPr>
+          <w:rFonts w:asciiTheme="majorEastAsia" w:eastAsiaTheme="majorEastAsia" w:hAnsiTheme="majorEastAsia"/>
+        </w:rPr>
+        <w:t>InIDGlucose</w:t>
+      </w:r>
+      <w:proofErr w:type="spellEnd"/>
+      <w:r>
+        <w:rPr>
+          <w:rFonts w:asciiTheme="majorEastAsia" w:eastAsiaTheme="majorEastAsia" w:hAnsiTheme="majorEastAsia"/>
+        </w:rPr>
+        <w:t>求解器重点关注初始变量选择策略的优化。</w:t>
       </w:r>
     </w:p>
     <w:p>
@@ -5366,7 +5663,21 @@
         <w:rPr>
           <w:rFonts w:asciiTheme="majorEastAsia" w:eastAsiaTheme="majorEastAsia" w:hAnsiTheme="majorEastAsia"/>
         </w:rPr>
-        <w:t>2022年，华中科技大学何琨教授团队提出将随机游走策略与决策模型相结合的新方法，通过根据算例特征自适应调整搜索策略，显著提升了求解器的鲁棒性和泛化能力。</w:t>
+        <w:t>2022年，华中科技大学何琨教授团队提出将随机游走策略与决策模型相结合的新方法，通过根据算</w:t>
+      </w:r>
+      <w:proofErr w:type="gramStart"/>
+      <w:r>
+        <w:rPr>
+          <w:rFonts w:asciiTheme="majorEastAsia" w:eastAsiaTheme="majorEastAsia" w:hAnsiTheme="majorEastAsia"/>
+        </w:rPr>
+        <w:t>例特征自</w:t>
+      </w:r>
+      <w:proofErr w:type="gramEnd"/>
+      <w:r>
+        <w:rPr>
+          <w:rFonts w:asciiTheme="majorEastAsia" w:eastAsiaTheme="majorEastAsia" w:hAnsiTheme="majorEastAsia"/>
+        </w:rPr>
+        <w:t>适应调整搜索策略，显著提升了求解器的鲁棒性和泛化能力。</w:t>
       </w:r>
     </w:p>
     <w:p>
@@ -5433,7 +5744,21 @@
         <w:rPr>
           <w:rFonts w:asciiTheme="majorEastAsia" w:eastAsiaTheme="majorEastAsia" w:hAnsiTheme="majorEastAsia"/>
         </w:rPr>
-        <w:t>本课程设计围绕布尔可满足性问题（SAT）展开，主要研究工作包括理论学习和实践应用两个层面：一方面系统研究SAT问题的基础理论与求解算法，另一方面探索将实际游戏问题转化为SAT问题并借助自研求解器进行求解。具体研究内容</w:t>
+        <w:t>本课程设计围绕布尔可满足性问题（SAT）展开，主要研究工作包括理论学习和实践应用两个层面：一方面系统研究SAT问题的基础理论与求解算法，另一方面探索将实际游戏问题转化为SAT问题并借助自</w:t>
+      </w:r>
+      <w:proofErr w:type="gramStart"/>
+      <w:r>
+        <w:rPr>
+          <w:rFonts w:asciiTheme="majorEastAsia" w:eastAsiaTheme="majorEastAsia" w:hAnsiTheme="majorEastAsia"/>
+        </w:rPr>
+        <w:t>研</w:t>
+      </w:r>
+      <w:proofErr w:type="gramEnd"/>
+      <w:r>
+        <w:rPr>
+          <w:rFonts w:asciiTheme="majorEastAsia" w:eastAsiaTheme="majorEastAsia" w:hAnsiTheme="majorEastAsia"/>
+        </w:rPr>
+        <w:t>求解器进行求解。具体研究内容</w:t>
       </w:r>
       <w:r>
         <w:rPr>
@@ -5580,11 +5905,19 @@
         </w:rPr>
         <w:t>​​</w:t>
       </w:r>
+      <w:proofErr w:type="gramStart"/>
       <w:r>
         <w:rPr>
           <w:rFonts w:ascii="宋体" w:hAnsi="宋体"/>
         </w:rPr>
-        <w:t>对角线数独的SAT建模与求解</w:t>
+        <w:t>对角线数独的</w:t>
+      </w:r>
+      <w:proofErr w:type="gramEnd"/>
+      <w:r>
+        <w:rPr>
+          <w:rFonts w:ascii="宋体" w:hAnsi="宋体"/>
+        </w:rPr>
+        <w:t>SAT建模与求解</w:t>
       </w:r>
       <w:r>
         <w:rPr>
@@ -5596,7 +5929,77 @@
         <w:rPr>
           <w:rFonts w:ascii="宋体" w:hAnsi="宋体"/>
         </w:rPr>
-        <w:t>：针对对角线数独这一约束满足问题，建立其SAT表示模型。通过为每个单元格的可能取值定义布尔变量，将数独中的行、列、宫及两条主对角线约束转化为合取范式（CNF）形式的布尔公式。最终将生成的问题实例输入自研SAT求解器，通过DPLL算法求解并获得数独的有效解。</w:t>
+        <w:t>：针对</w:t>
+      </w:r>
+      <w:proofErr w:type="gramStart"/>
+      <w:r>
+        <w:rPr>
+          <w:rFonts w:ascii="宋体" w:hAnsi="宋体"/>
+        </w:rPr>
+        <w:t>对角线数独这一</w:t>
+      </w:r>
+      <w:proofErr w:type="gramEnd"/>
+      <w:r>
+        <w:rPr>
+          <w:rFonts w:ascii="宋体" w:hAnsi="宋体"/>
+        </w:rPr>
+        <w:t>约束满足问题，建立其SAT表示模型。通过为每个单元格的可能取值定义布尔变量，</w:t>
+      </w:r>
+      <w:proofErr w:type="gramStart"/>
+      <w:r>
+        <w:rPr>
+          <w:rFonts w:ascii="宋体" w:hAnsi="宋体"/>
+        </w:rPr>
+        <w:t>将数独中</w:t>
+      </w:r>
+      <w:proofErr w:type="gramEnd"/>
+      <w:r>
+        <w:rPr>
+          <w:rFonts w:ascii="宋体" w:hAnsi="宋体"/>
+        </w:rPr>
+        <w:t>的行、列、</w:t>
+      </w:r>
+      <w:proofErr w:type="gramStart"/>
+      <w:r>
+        <w:rPr>
+          <w:rFonts w:ascii="宋体" w:hAnsi="宋体"/>
+        </w:rPr>
+        <w:t>宫及两条主对角线</w:t>
+      </w:r>
+      <w:proofErr w:type="gramEnd"/>
+      <w:r>
+        <w:rPr>
+          <w:rFonts w:ascii="宋体" w:hAnsi="宋体"/>
+        </w:rPr>
+        <w:t>约束转化为合取范式（CNF）形式的布尔公式。最终将生成的问题实例输入自</w:t>
+      </w:r>
+      <w:proofErr w:type="gramStart"/>
+      <w:r>
+        <w:rPr>
+          <w:rFonts w:ascii="宋体" w:hAnsi="宋体"/>
+        </w:rPr>
+        <w:t>研</w:t>
+      </w:r>
+      <w:proofErr w:type="gramEnd"/>
+      <w:r>
+        <w:rPr>
+          <w:rFonts w:ascii="宋体" w:hAnsi="宋体"/>
+        </w:rPr>
+        <w:t>SAT求解器，通过DPLL算法求解并</w:t>
+      </w:r>
+      <w:proofErr w:type="gramStart"/>
+      <w:r>
+        <w:rPr>
+          <w:rFonts w:ascii="宋体" w:hAnsi="宋体"/>
+        </w:rPr>
+        <w:t>获得数独的</w:t>
+      </w:r>
+      <w:proofErr w:type="gramEnd"/>
+      <w:r>
+        <w:rPr>
+          <w:rFonts w:ascii="宋体" w:hAnsi="宋体"/>
+        </w:rPr>
+        <w:t>有效解。</w:t>
       </w:r>
     </w:p>
     <w:p>
@@ -5764,7 +6167,21 @@
         <w:rPr>
           <w:rFonts w:ascii="宋体" w:hAnsi="宋体"/>
         </w:rPr>
-        <w:t>输入交互与容错处理：系统支持用户通过参数选择功能操作，包括加载CNF文件、显示公式内容、执行求解及返回等。用户需指定CNF文件路径，程序将其解析并存入结构化的CNF表达式模型中。系统集成输入校验机制，可识别并阻止非法操作，例如在未成功载入文件时尝试调用求解功能。</w:t>
+        <w:t>输入</w:t>
+      </w:r>
+      <w:proofErr w:type="gramStart"/>
+      <w:r>
+        <w:rPr>
+          <w:rFonts w:ascii="宋体" w:hAnsi="宋体"/>
+        </w:rPr>
+        <w:t>交互与</w:t>
+      </w:r>
+      <w:proofErr w:type="gramEnd"/>
+      <w:r>
+        <w:rPr>
+          <w:rFonts w:ascii="宋体" w:hAnsi="宋体"/>
+        </w:rPr>
+        <w:t>容错处理：系统支持用户通过参数选择功能操作，包括加载CNF文件、显示公式内容、执行求解及返回等。用户需指定CNF文件路径，程序将其解析并存入结构化的CNF表达式模型中。系统集成输入校验机制，可识别并阻止非法操作，例如在未成功载入文件时尝试调用求解功能。</w:t>
       </w:r>
     </w:p>
     <w:p>
@@ -5841,12 +6258,21 @@
         </w:rPr>
         <w:t>2.1.2</w:t>
       </w:r>
-      <w:r>
-        <w:rPr>
-          <w:rFonts w:hint="eastAsia"/>
-          <w:b/>
-        </w:rPr>
-        <w:t>百分号数独游戏设计</w:t>
+      <w:proofErr w:type="gramStart"/>
+      <w:r>
+        <w:rPr>
+          <w:rFonts w:hint="eastAsia"/>
+          <w:b/>
+        </w:rPr>
+        <w:t>百分号数独游戏</w:t>
+      </w:r>
+      <w:proofErr w:type="gramEnd"/>
+      <w:r>
+        <w:rPr>
+          <w:rFonts w:hint="eastAsia"/>
+          <w:b/>
+        </w:rPr>
+        <w:t>设计</w:t>
       </w:r>
     </w:p>
     <w:p>
@@ -5909,7 +6335,35 @@
         <w:rPr>
           <w:rFonts w:ascii="宋体" w:hAnsi="宋体"/>
         </w:rPr>
-        <w:t>随机生成符合规则的百分号数独初盘。生成过程中需确保布局满足百分号数独的特定约束条件，即除常规九宫格、行、列约束外，还需满足两</w:t>
+        <w:t>随机生成符合规则的</w:t>
+      </w:r>
+      <w:proofErr w:type="gramStart"/>
+      <w:r>
+        <w:rPr>
+          <w:rFonts w:ascii="宋体" w:hAnsi="宋体"/>
+        </w:rPr>
+        <w:t>百分号数独初盘</w:t>
+      </w:r>
+      <w:proofErr w:type="gramEnd"/>
+      <w:r>
+        <w:rPr>
+          <w:rFonts w:ascii="宋体" w:hAnsi="宋体"/>
+        </w:rPr>
+        <w:t>。生成过程中需确保布局满足</w:t>
+      </w:r>
+      <w:proofErr w:type="gramStart"/>
+      <w:r>
+        <w:rPr>
+          <w:rFonts w:ascii="宋体" w:hAnsi="宋体"/>
+        </w:rPr>
+        <w:t>百分号数独的</w:t>
+      </w:r>
+      <w:proofErr w:type="gramEnd"/>
+      <w:r>
+        <w:rPr>
+          <w:rFonts w:ascii="宋体" w:hAnsi="宋体"/>
+        </w:rPr>
+        <w:t>特定约束条件，即除常规九宫格、行、列约束外，还需满足两</w:t>
       </w:r>
       <w:r>
         <w:rPr>
@@ -5974,7 +6428,25 @@
           <w:b/>
           <w:bCs/>
         </w:rPr>
-        <w:t>用户交互与游戏控制</w:t>
+        <w:t>用户</w:t>
+      </w:r>
+      <w:proofErr w:type="gramStart"/>
+      <w:r>
+        <w:rPr>
+          <w:rFonts w:ascii="宋体" w:hAnsi="宋体"/>
+          <w:b/>
+          <w:bCs/>
+        </w:rPr>
+        <w:t>交互与</w:t>
+      </w:r>
+      <w:proofErr w:type="gramEnd"/>
+      <w:r>
+        <w:rPr>
+          <w:rFonts w:ascii="宋体" w:hAnsi="宋体"/>
+          <w:b/>
+          <w:bCs/>
+        </w:rPr>
+        <w:t>游戏控制</w:t>
       </w:r>
       <w:r>
         <w:rPr>
@@ -6223,7 +6695,21 @@
         <w:rPr>
           <w:rFonts w:ascii="宋体" w:hAnsi="宋体"/>
         </w:rPr>
-        <w:t>检测是否违反百分号数独的多重约束规则，包括行、列、九宫格及</w:t>
+        <w:t>检测是否违反</w:t>
+      </w:r>
+      <w:proofErr w:type="gramStart"/>
+      <w:r>
+        <w:rPr>
+          <w:rFonts w:ascii="宋体" w:hAnsi="宋体"/>
+        </w:rPr>
+        <w:t>百分号数独的</w:t>
+      </w:r>
+      <w:proofErr w:type="gramEnd"/>
+      <w:r>
+        <w:rPr>
+          <w:rFonts w:ascii="宋体" w:hAnsi="宋体"/>
+        </w:rPr>
+        <w:t>多重约束规则，包括行、列、九宫格及</w:t>
       </w:r>
       <w:r>
         <w:rPr>
@@ -6351,7 +6837,21 @@
         <w:rPr>
           <w:rFonts w:ascii="宋体" w:hAnsi="宋体"/>
         </w:rPr>
-        <w:t>通过符号和格式优化（如分块显示、百分号路径视觉强化）清晰呈现数独盘面；</w:t>
+        <w:t>通过符号和格式优化（如分块显示、百分号路径视觉强化）清晰呈现</w:t>
+      </w:r>
+      <w:proofErr w:type="gramStart"/>
+      <w:r>
+        <w:rPr>
+          <w:rFonts w:ascii="宋体" w:hAnsi="宋体"/>
+        </w:rPr>
+        <w:t>数独盘</w:t>
+      </w:r>
+      <w:proofErr w:type="gramEnd"/>
+      <w:r>
+        <w:rPr>
+          <w:rFonts w:ascii="宋体" w:hAnsi="宋体"/>
+        </w:rPr>
+        <w:t>面；</w:t>
       </w:r>
     </w:p>
     <w:p>
@@ -6449,7 +6949,21 @@
         <w:rPr>
           <w:rFonts w:ascii="宋体" w:hAnsi="宋体"/>
         </w:rPr>
-        <w:t>实现将百分号数独问题自动转化为SAT问题的能力：</w:t>
+        <w:t>实现将</w:t>
+      </w:r>
+      <w:proofErr w:type="gramStart"/>
+      <w:r>
+        <w:rPr>
+          <w:rFonts w:ascii="宋体" w:hAnsi="宋体"/>
+        </w:rPr>
+        <w:t>百分号数独问题</w:t>
+      </w:r>
+      <w:proofErr w:type="gramEnd"/>
+      <w:r>
+        <w:rPr>
+          <w:rFonts w:ascii="宋体" w:hAnsi="宋体"/>
+        </w:rPr>
+        <w:t>自动转化为SAT问题的能力：</w:t>
       </w:r>
     </w:p>
     <w:p>
@@ -6466,11 +6980,19 @@
           <w:rFonts w:ascii="宋体" w:hAnsi="宋体" w:hint="eastAsia"/>
         </w:rPr>
       </w:pPr>
+      <w:proofErr w:type="gramStart"/>
       <w:r>
         <w:rPr>
           <w:rFonts w:ascii="宋体" w:hAnsi="宋体"/>
         </w:rPr>
-        <w:t>将数独中所有数字约束（包括常规规则和百分号特殊约束）编码为合取范式（CNF），并生成对应的CNF文件；</w:t>
+        <w:t>将数独中</w:t>
+      </w:r>
+      <w:proofErr w:type="gramEnd"/>
+      <w:r>
+        <w:rPr>
+          <w:rFonts w:ascii="宋体" w:hAnsi="宋体"/>
+        </w:rPr>
+        <w:t>所有数字约束（包括常规规则和百分号特殊约束）编码为合取范式（CNF），并生成对应的CNF文件；</w:t>
       </w:r>
     </w:p>
     <w:p>
@@ -6566,9 +7088,6 @@
       <w:pPr>
         <w:spacing w:line="360" w:lineRule="auto"/>
         <w:jc w:val="left"/>
-        <w:rPr>
-          <w:rFonts w:hint="eastAsia"/>
-        </w:rPr>
       </w:pPr>
       <w:r>
         <w:rPr>
@@ -6586,7 +7105,21 @@
         <w:rPr>
           <w:rFonts w:hint="eastAsia"/>
         </w:rPr>
-        <w:t>求解器集成开发环境，并包含百分号数独游戏功能模块。系统采用模块化设计，除主控模块外，各功能模块均通过</w:t>
+        <w:t>求解器集成开发环境，并包含</w:t>
+      </w:r>
+      <w:proofErr w:type="gramStart"/>
+      <w:r>
+        <w:rPr>
+          <w:rFonts w:hint="eastAsia"/>
+        </w:rPr>
+        <w:t>百分号数独游戏</w:t>
+      </w:r>
+      <w:proofErr w:type="gramEnd"/>
+      <w:r>
+        <w:rPr>
+          <w:rFonts w:hint="eastAsia"/>
+        </w:rPr>
+        <w:t>功能模块。系统采用模块化设计，除主控模块外，各功能模块均通过</w:t>
       </w:r>
       <w:r>
         <w:rPr>
@@ -6652,9 +7185,6 @@
       <w:pPr>
         <w:spacing w:line="360" w:lineRule="auto"/>
         <w:jc w:val="left"/>
-        <w:rPr>
-          <w:rFonts w:hint="eastAsia"/>
-        </w:rPr>
       </w:pPr>
       <w:r>
         <w:rPr>
@@ -6703,9 +7233,6 @@
       <w:pPr>
         <w:spacing w:line="360" w:lineRule="auto"/>
         <w:jc w:val="left"/>
-        <w:rPr>
-          <w:rFonts w:hint="eastAsia"/>
-        </w:rPr>
       </w:pPr>
       <w:r>
         <w:rPr>
@@ -6736,9 +7263,6 @@
       <w:pPr>
         <w:spacing w:line="360" w:lineRule="auto"/>
         <w:jc w:val="left"/>
-        <w:rPr>
-          <w:rFonts w:hint="eastAsia"/>
-        </w:rPr>
       </w:pPr>
       <w:r>
         <w:t>本系统通过</w:t>
@@ -6762,7 +7286,15 @@
         <w:t>和</w:t>
       </w:r>
       <w:r>
-        <w:t>system("cls")</w:t>
+        <w:t>system("</w:t>
+      </w:r>
+      <w:proofErr w:type="spellStart"/>
+      <w:r>
+        <w:t>cls</w:t>
+      </w:r>
+      <w:proofErr w:type="spellEnd"/>
+      <w:r>
+        <w:t>")</w:t>
       </w:r>
       <w:r>
         <w:t>实现界面控制，根据用户输入参数调度各功能模块执行，并维护全局状态变量和系统运行环境。</w:t>
@@ -6799,6 +7331,7 @@
         </w:rPr>
         <w:t>解析处理模块（</w:t>
       </w:r>
+      <w:proofErr w:type="spellStart"/>
       <w:r>
         <w:rPr>
           <w:rFonts w:hint="eastAsia"/>
@@ -6806,6 +7339,7 @@
         </w:rPr>
         <w:t>CNFParser</w:t>
       </w:r>
+      <w:proofErr w:type="spellEnd"/>
       <w:r>
         <w:rPr>
           <w:rFonts w:hint="eastAsia"/>
@@ -6819,9 +7353,6 @@
       <w:pPr>
         <w:spacing w:line="360" w:lineRule="auto"/>
         <w:jc w:val="left"/>
-        <w:rPr>
-          <w:rFonts w:hint="eastAsia"/>
-        </w:rPr>
       </w:pPr>
       <w:r>
         <w:rPr>
@@ -6849,9 +7380,6 @@
       <w:pPr>
         <w:spacing w:line="360" w:lineRule="auto"/>
         <w:jc w:val="left"/>
-        <w:rPr>
-          <w:rFonts w:hint="eastAsia"/>
-        </w:rPr>
       </w:pPr>
       <w:r>
         <w:rPr>
@@ -6882,9 +7410,6 @@
       <w:pPr>
         <w:spacing w:line="360" w:lineRule="auto"/>
         <w:jc w:val="left"/>
-        <w:rPr>
-          <w:rFonts w:hint="eastAsia"/>
-        </w:rPr>
       </w:pPr>
       <w:r>
         <w:t>读取并解析</w:t>
@@ -6965,9 +7490,6 @@
       <w:pPr>
         <w:spacing w:line="360" w:lineRule="auto"/>
         <w:jc w:val="left"/>
-        <w:rPr>
-          <w:rFonts w:hint="eastAsia"/>
-        </w:rPr>
       </w:pPr>
       <w:r>
         <w:rPr>
@@ -7001,9 +7523,6 @@
       <w:pPr>
         <w:spacing w:line="360" w:lineRule="auto"/>
         <w:jc w:val="left"/>
-        <w:rPr>
-          <w:rFonts w:hint="eastAsia"/>
-        </w:rPr>
       </w:pPr>
       <w:r>
         <w:rPr>
@@ -7034,9 +7553,6 @@
       <w:pPr>
         <w:spacing w:line="360" w:lineRule="auto"/>
         <w:jc w:val="left"/>
-        <w:rPr>
-          <w:rFonts w:hint="eastAsia"/>
-        </w:rPr>
       </w:pPr>
       <w:r>
         <w:t>实现了完整的</w:t>
@@ -7084,12 +7600,21 @@
         </w:rPr>
         <w:t xml:space="preserve">4. </w:t>
       </w:r>
-      <w:r>
-        <w:rPr>
-          <w:rFonts w:hint="eastAsia"/>
-          <w:b/>
-        </w:rPr>
-        <w:t>百分号数独游戏模块（</w:t>
+      <w:proofErr w:type="gramStart"/>
+      <w:r>
+        <w:rPr>
+          <w:rFonts w:hint="eastAsia"/>
+          <w:b/>
+        </w:rPr>
+        <w:t>百分号数独游戏</w:t>
+      </w:r>
+      <w:proofErr w:type="gramEnd"/>
+      <w:r>
+        <w:rPr>
+          <w:rFonts w:hint="eastAsia"/>
+          <w:b/>
+        </w:rPr>
+        <w:t>模块（</w:t>
       </w:r>
       <w:r>
         <w:rPr>
@@ -7117,15 +7642,26 @@
       <w:pPr>
         <w:spacing w:line="360" w:lineRule="auto"/>
         <w:jc w:val="left"/>
-        <w:rPr>
-          <w:rFonts w:hint="eastAsia"/>
-        </w:rPr>
-      </w:pPr>
-      <w:r>
-        <w:rPr>
-          <w:rFonts w:hint="eastAsia"/>
-        </w:rPr>
-        <w:t>本模块由四个子模块构成，实现完整的数独游戏生命周期管理：</w:t>
+      </w:pPr>
+      <w:r>
+        <w:rPr>
+          <w:rFonts w:hint="eastAsia"/>
+        </w:rPr>
+        <w:t>本模块由四个子模块构成，实现完整</w:t>
+      </w:r>
+      <w:proofErr w:type="gramStart"/>
+      <w:r>
+        <w:rPr>
+          <w:rFonts w:hint="eastAsia"/>
+        </w:rPr>
+        <w:t>的数独游戏</w:t>
+      </w:r>
+      <w:proofErr w:type="gramEnd"/>
+      <w:r>
+        <w:rPr>
+          <w:rFonts w:hint="eastAsia"/>
+        </w:rPr>
+        <w:t>生命周期管理：</w:t>
       </w:r>
     </w:p>
     <w:p>
@@ -7138,9 +7674,6 @@
         <w:spacing w:line="360" w:lineRule="auto"/>
         <w:ind w:firstLineChars="0"/>
         <w:jc w:val="left"/>
-        <w:rPr>
-          <w:rFonts w:hint="eastAsia"/>
-        </w:rPr>
       </w:pPr>
       <w:r>
         <w:rPr>
@@ -7160,9 +7693,6 @@
         <w:spacing w:line="360" w:lineRule="auto"/>
         <w:ind w:left="420"/>
         <w:jc w:val="left"/>
-        <w:rPr>
-          <w:rFonts w:hint="eastAsia"/>
-        </w:rPr>
       </w:pPr>
       <w:r>
         <w:t>数独生成引擎采用</w:t>
@@ -7198,7 +7728,15 @@
         <w:t>3×3</w:t>
       </w:r>
       <w:r>
-        <w:t>的百分号窗口区域预置随机数字作为初始约束，再通过挖洞法移除指定数量的数字来生成可解的数独题目。</w:t>
+        <w:t>的百分号窗口区域预置随机数字作为初始约束，再通过挖洞法移除指定数量的数字来生成可解</w:t>
+      </w:r>
+      <w:proofErr w:type="gramStart"/>
+      <w:r>
+        <w:t>的数独题目</w:t>
+      </w:r>
+      <w:proofErr w:type="gramEnd"/>
+      <w:r>
+        <w:t>。</w:t>
       </w:r>
     </w:p>
     <w:p>
@@ -7211,9 +7749,6 @@
         <w:spacing w:line="360" w:lineRule="auto"/>
         <w:ind w:firstLineChars="0"/>
         <w:jc w:val="left"/>
-        <w:rPr>
-          <w:rFonts w:hint="eastAsia"/>
-        </w:rPr>
       </w:pPr>
       <w:r>
         <w:rPr>
@@ -7240,12 +7775,17 @@
         <w:spacing w:line="360" w:lineRule="auto"/>
         <w:ind w:left="420"/>
         <w:jc w:val="left"/>
-        <w:rPr>
-          <w:rFonts w:hint="eastAsia"/>
-        </w:rPr>
-      </w:pPr>
-      <w:r>
-        <w:t>该模块负责将数独游戏盘面转换为</w:t>
+      </w:pPr>
+      <w:r>
+        <w:t>该模块负责</w:t>
+      </w:r>
+      <w:proofErr w:type="gramStart"/>
+      <w:r>
+        <w:t>将数独游戏</w:t>
+      </w:r>
+      <w:proofErr w:type="gramEnd"/>
+      <w:r>
+        <w:t>盘面转换为</w:t>
       </w:r>
       <w:r>
         <w:t>CNF</w:t>
@@ -7260,7 +7800,15 @@
         <w:t>然后</w:t>
       </w:r>
       <w:r>
-        <w:t>通过预定义的模板文件将数独的各类约束条件（包括常规规则和特殊百分号区域约束）编码为合取范式，并将转换结果输出保存至指定</w:t>
+        <w:t>通过预定义的模板文件</w:t>
+      </w:r>
+      <w:proofErr w:type="gramStart"/>
+      <w:r>
+        <w:t>将数独的</w:t>
+      </w:r>
+      <w:proofErr w:type="gramEnd"/>
+      <w:r>
+        <w:t>各类约束条件（包括常规规则和特殊百分号区域约束）编码为合取范式，并将转换结果输出保存至指定</w:t>
       </w:r>
       <w:r>
         <w:t>CNF</w:t>
@@ -7279,15 +7827,20 @@
         <w:spacing w:line="360" w:lineRule="auto"/>
         <w:ind w:firstLineChars="0"/>
         <w:jc w:val="left"/>
-        <w:rPr>
-          <w:rFonts w:hint="eastAsia"/>
-        </w:rPr>
-      </w:pPr>
-      <w:r>
-        <w:rPr>
-          <w:rFonts w:hint="eastAsia"/>
-        </w:rPr>
-        <w:t>数独求解接口</w:t>
+      </w:pPr>
+      <w:proofErr w:type="gramStart"/>
+      <w:r>
+        <w:rPr>
+          <w:rFonts w:hint="eastAsia"/>
+        </w:rPr>
+        <w:t>数独求解</w:t>
+      </w:r>
+      <w:proofErr w:type="gramEnd"/>
+      <w:r>
+        <w:rPr>
+          <w:rFonts w:hint="eastAsia"/>
+        </w:rPr>
+        <w:t>接口</w:t>
       </w:r>
       <w:r>
         <w:rPr>
@@ -7301,9 +7854,6 @@
         <w:spacing w:line="360" w:lineRule="auto"/>
         <w:ind w:left="420"/>
         <w:jc w:val="left"/>
-        <w:rPr>
-          <w:rFonts w:hint="eastAsia"/>
-        </w:rPr>
       </w:pPr>
       <w:r>
         <w:t>该模块封装了</w:t>
@@ -7318,7 +7868,15 @@
         <w:t>1-9</w:t>
       </w:r>
       <w:r>
-        <w:t>的数字解，并优化输出仅显示有效的数独数字赋值。</w:t>
+        <w:t>的数字解，并优化输出仅显示有效的</w:t>
+      </w:r>
+      <w:proofErr w:type="gramStart"/>
+      <w:r>
+        <w:t>数独数字</w:t>
+      </w:r>
+      <w:proofErr w:type="gramEnd"/>
+      <w:r>
+        <w:t>赋值。</w:t>
       </w:r>
     </w:p>
     <w:p>
@@ -7331,9 +7889,6 @@
         <w:spacing w:line="360" w:lineRule="auto"/>
         <w:ind w:firstLineChars="0"/>
         <w:jc w:val="left"/>
-        <w:rPr>
-          <w:rFonts w:hint="eastAsia"/>
-        </w:rPr>
       </w:pPr>
       <w:r>
         <w:rPr>
@@ -7408,9 +7963,6 @@
         <w:spacing w:line="360" w:lineRule="auto"/>
         <w:ind w:left="420"/>
         <w:jc w:val="center"/>
-        <w:rPr>
-          <w:rFonts w:hint="eastAsia"/>
-        </w:rPr>
       </w:pPr>
       <w:r>
         <w:rPr>
@@ -7584,7 +8136,6 @@
         <w:jc w:val="left"/>
         <w:outlineLvl w:val="2"/>
         <w:rPr>
-          <w:rFonts w:hint="eastAsia"/>
           <w:b/>
         </w:rPr>
       </w:pPr>
@@ -7629,9 +8180,6 @@
         <w:snapToGrid/>
         <w:spacing w:before="156" w:line="360" w:lineRule="auto"/>
         <w:ind w:right="948" w:firstLine="419"/>
-        <w:rPr>
-          <w:rFonts w:hint="eastAsia"/>
-        </w:rPr>
       </w:pPr>
       <w:r>
         <w:t>对于文字节点需要一个结构体</w:t>
@@ -7639,9 +8187,11 @@
       <w:r>
         <w:t xml:space="preserve"> </w:t>
       </w:r>
+      <w:proofErr w:type="spellStart"/>
       <w:r>
         <w:t>literal_node</w:t>
       </w:r>
+      <w:proofErr w:type="spellEnd"/>
       <w:r>
         <w:t>来定义：数据项有</w:t>
       </w:r>
@@ -7657,9 +8207,11 @@
       <w:r>
         <w:t>；</w:t>
       </w:r>
+      <w:proofErr w:type="spellStart"/>
       <w:r>
         <w:t>literal_node</w:t>
       </w:r>
+      <w:proofErr w:type="spellEnd"/>
       <w:r>
         <w:t>*</w:t>
       </w:r>
@@ -7696,9 +8248,6 @@
         <w:snapToGrid/>
         <w:spacing w:before="160" w:line="360" w:lineRule="auto"/>
         <w:ind w:right="948" w:firstLine="419"/>
-        <w:rPr>
-          <w:rFonts w:hint="eastAsia"/>
-        </w:rPr>
       </w:pPr>
       <w:r>
         <w:t>对于子句节点需要一个结构体</w:t>
@@ -7706,21 +8255,25 @@
       <w:r>
         <w:t xml:space="preserve"> </w:t>
       </w:r>
+      <w:proofErr w:type="spellStart"/>
       <w:r>
         <w:t>clause_node</w:t>
       </w:r>
+      <w:proofErr w:type="spellEnd"/>
       <w:r>
         <w:t>来定义：数据项有</w:t>
       </w:r>
       <w:r>
         <w:t xml:space="preserve"> </w:t>
       </w:r>
+      <w:proofErr w:type="spellStart"/>
       <w:r>
         <w:rPr>
           <w:rFonts w:hint="eastAsia"/>
         </w:rPr>
         <w:t>literal_node</w:t>
       </w:r>
+      <w:proofErr w:type="spellEnd"/>
       <w:r>
         <w:t>*</w:t>
       </w:r>
@@ -7733,9 +8286,11 @@
       <w:r>
         <w:t>；</w:t>
       </w:r>
+      <w:proofErr w:type="spellStart"/>
       <w:r>
         <w:t>clause_node</w:t>
       </w:r>
+      <w:proofErr w:type="spellEnd"/>
       <w:r>
         <w:t>*</w:t>
       </w:r>
@@ -7772,16 +8327,15 @@
         <w:snapToGrid/>
         <w:spacing w:before="152" w:line="360" w:lineRule="auto"/>
         <w:ind w:right="943" w:firstLine="419"/>
-        <w:rPr>
-          <w:rFonts w:hint="eastAsia"/>
-        </w:rPr>
       </w:pPr>
       <w:r>
         <w:t>用一个结构体</w:t>
       </w:r>
+      <w:proofErr w:type="spellStart"/>
       <w:r>
         <w:t>cnf_node</w:t>
       </w:r>
+      <w:proofErr w:type="spellEnd"/>
       <w:r>
         <w:t>来定义</w:t>
       </w:r>
@@ -7806,9 +8360,11 @@
       <w:r>
         <w:t xml:space="preserve"> </w:t>
       </w:r>
+      <w:proofErr w:type="spellStart"/>
       <w:r>
         <w:t>bool_count</w:t>
       </w:r>
+      <w:proofErr w:type="spellEnd"/>
       <w:r>
         <w:t>；</w:t>
       </w:r>
@@ -7821,18 +8377,22 @@
       <w:r>
         <w:t xml:space="preserve"> </w:t>
       </w:r>
+      <w:proofErr w:type="spellStart"/>
       <w:r>
         <w:t>clause_count</w:t>
       </w:r>
+      <w:proofErr w:type="spellEnd"/>
       <w:r>
         <w:t>；</w:t>
       </w:r>
       <w:r>
         <w:t xml:space="preserve"> </w:t>
       </w:r>
+      <w:proofErr w:type="spellStart"/>
       <w:r>
         <w:t>cnf_node</w:t>
       </w:r>
+      <w:proofErr w:type="spellEnd"/>
       <w:r>
         <w:t>*</w:t>
       </w:r>
@@ -7855,7 +8415,6 @@
         <w:ind w:left="166" w:right="6"/>
         <w:jc w:val="center"/>
         <w:rPr>
-          <w:rFonts w:hint="eastAsia"/>
           <w:b/>
           <w:bCs/>
         </w:rPr>
@@ -7933,7 +8492,7 @@
               <w:ind w:left="2" w:right="300"/>
               <w:jc w:val="center"/>
               <w:rPr>
-                <w:rFonts w:ascii="Times New Roman" w:hAnsi="Times New Roman" w:hint="eastAsia"/>
+                <w:rFonts w:ascii="Times New Roman" w:hAnsi="Times New Roman"/>
                 <w:lang w:eastAsia="zh-CN"/>
               </w:rPr>
             </w:pPr>
@@ -7964,7 +8523,7 @@
               <w:ind w:right="134"/>
               <w:jc w:val="center"/>
               <w:rPr>
-                <w:rFonts w:ascii="Times New Roman" w:hAnsi="Times New Roman" w:hint="eastAsia"/>
+                <w:rFonts w:ascii="Times New Roman" w:hAnsi="Times New Roman"/>
                 <w:lang w:eastAsia="zh-CN"/>
               </w:rPr>
             </w:pPr>
@@ -7988,7 +8547,7 @@
               <w:ind w:left="166"/>
               <w:jc w:val="center"/>
               <w:rPr>
-                <w:rFonts w:ascii="Times New Roman" w:hAnsi="Times New Roman" w:hint="eastAsia"/>
+                <w:rFonts w:ascii="Times New Roman" w:hAnsi="Times New Roman"/>
                 <w:lang w:eastAsia="zh-CN"/>
               </w:rPr>
             </w:pPr>
@@ -8036,6 +8595,7 @@
                 <w:lang w:eastAsia="zh-CN"/>
               </w:rPr>
             </w:pPr>
+            <w:proofErr w:type="spellStart"/>
             <w:r>
               <w:rPr>
                 <w:rFonts w:ascii="Times New Roman" w:hAnsi="Times New Roman"/>
@@ -8043,6 +8603,7 @@
               </w:rPr>
               <w:t>literal_node</w:t>
             </w:r>
+            <w:proofErr w:type="spellEnd"/>
           </w:p>
         </w:tc>
         <w:tc>
@@ -8116,6 +8677,7 @@
               </w:rPr>
               <w:t xml:space="preserve">struct </w:t>
             </w:r>
+            <w:proofErr w:type="spellStart"/>
             <w:r>
               <w:rPr>
                 <w:rFonts w:ascii="Times New Roman" w:hAnsi="Times New Roman"/>
@@ -8123,6 +8685,7 @@
               </w:rPr>
               <w:t>literal_node</w:t>
             </w:r>
+            <w:proofErr w:type="spellEnd"/>
             <w:r>
               <w:rPr>
                 <w:rFonts w:ascii="Times New Roman" w:hAnsi="Times New Roman"/>
@@ -8153,6 +8716,7 @@
                 <w:lang w:eastAsia="zh-CN"/>
               </w:rPr>
             </w:pPr>
+            <w:proofErr w:type="spellStart"/>
             <w:r>
               <w:rPr>
                 <w:rFonts w:ascii="Times New Roman" w:hAnsi="Times New Roman"/>
@@ -8160,6 +8724,7 @@
               </w:rPr>
               <w:t>clause_node</w:t>
             </w:r>
+            <w:proofErr w:type="spellEnd"/>
           </w:p>
         </w:tc>
         <w:tc>
@@ -8201,6 +8766,7 @@
                 <w:lang w:eastAsia="zh-CN"/>
               </w:rPr>
             </w:pPr>
+            <w:proofErr w:type="spellStart"/>
             <w:r>
               <w:rPr>
                 <w:rFonts w:ascii="Times New Roman" w:hAnsi="Times New Roman"/>
@@ -8208,6 +8774,7 @@
               </w:rPr>
               <w:t>literal_list</w:t>
             </w:r>
+            <w:proofErr w:type="spellEnd"/>
             <w:r>
               <w:rPr>
                 <w:rFonts w:ascii="Times New Roman" w:hAnsi="Times New Roman"/>
@@ -8234,6 +8801,7 @@
               </w:rPr>
               <w:t xml:space="preserve">struct </w:t>
             </w:r>
+            <w:proofErr w:type="spellStart"/>
             <w:r>
               <w:rPr>
                 <w:rFonts w:ascii="Times New Roman" w:hAnsi="Times New Roman"/>
@@ -8241,6 +8809,7 @@
               </w:rPr>
               <w:t>clause_node</w:t>
             </w:r>
+            <w:proofErr w:type="spellEnd"/>
             <w:r>
               <w:rPr>
                 <w:rFonts w:ascii="Times New Roman" w:hAnsi="Times New Roman" w:hint="eastAsia"/>
@@ -8278,6 +8847,7 @@
                 <w:lang w:eastAsia="zh-CN"/>
               </w:rPr>
             </w:pPr>
+            <w:proofErr w:type="spellStart"/>
             <w:r>
               <w:rPr>
                 <w:rFonts w:ascii="Times New Roman" w:hAnsi="Times New Roman"/>
@@ -8285,6 +8855,7 @@
               </w:rPr>
               <w:t>cnf_node</w:t>
             </w:r>
+            <w:proofErr w:type="spellEnd"/>
           </w:p>
         </w:tc>
         <w:tc>
@@ -8340,6 +8911,7 @@
               </w:rPr>
               <w:t xml:space="preserve">int </w:t>
             </w:r>
+            <w:proofErr w:type="spellStart"/>
             <w:r>
               <w:rPr>
                 <w:rFonts w:ascii="Times New Roman" w:hAnsi="Times New Roman"/>
@@ -8347,6 +8919,7 @@
               </w:rPr>
               <w:t>bool_count</w:t>
             </w:r>
+            <w:proofErr w:type="spellEnd"/>
             <w:r>
               <w:rPr>
                 <w:rFonts w:ascii="Times New Roman" w:hAnsi="Times New Roman" w:hint="eastAsia"/>
@@ -8373,6 +8946,7 @@
               </w:rPr>
               <w:t xml:space="preserve">int </w:t>
             </w:r>
+            <w:proofErr w:type="spellStart"/>
             <w:r>
               <w:rPr>
                 <w:rFonts w:ascii="Times New Roman" w:hAnsi="Times New Roman"/>
@@ -8380,6 +8954,7 @@
               </w:rPr>
               <w:t>clause_count</w:t>
             </w:r>
+            <w:proofErr w:type="spellEnd"/>
             <w:r>
               <w:rPr>
                 <w:rFonts w:ascii="Times New Roman" w:hAnsi="Times New Roman"/>
@@ -8399,6 +8974,7 @@
                 <w:lang w:eastAsia="zh-CN"/>
               </w:rPr>
             </w:pPr>
+            <w:proofErr w:type="spellStart"/>
             <w:r>
               <w:rPr>
                 <w:rFonts w:ascii="Times New Roman" w:hAnsi="Times New Roman"/>
@@ -8406,6 +8982,7 @@
               </w:rPr>
               <w:t>clause_list</w:t>
             </w:r>
+            <w:proofErr w:type="spellEnd"/>
             <w:r>
               <w:rPr>
                 <w:rFonts w:ascii="Times New Roman" w:hAnsi="Times New Roman"/>
@@ -8526,7 +9103,6 @@
         <w:jc w:val="left"/>
         <w:outlineLvl w:val="2"/>
         <w:rPr>
-          <w:rFonts w:hint="eastAsia"/>
           <w:b/>
         </w:rPr>
       </w:pPr>
@@ -8595,18 +9171,22 @@
         </w:rPr>
         <w:t>：以链表形式存储子句（</w:t>
       </w:r>
+      <w:proofErr w:type="spellStart"/>
       <w:r>
         <w:t>clause_list</w:t>
       </w:r>
+      <w:proofErr w:type="spellEnd"/>
       <w:r>
         <w:rPr>
           <w:rFonts w:hint="eastAsia"/>
         </w:rPr>
         <w:t>），每个子句包含一个文字链表（</w:t>
       </w:r>
+      <w:proofErr w:type="spellStart"/>
       <w:r>
         <w:t>literal_node</w:t>
       </w:r>
+      <w:proofErr w:type="spellEnd"/>
       <w:r>
         <w:rPr>
           <w:rFonts w:hint="eastAsia"/>
@@ -8630,9 +9210,6 @@
         <w:spacing w:before="311" w:line="360" w:lineRule="auto"/>
         <w:ind w:firstLineChars="0"/>
         <w:jc w:val="left"/>
-        <w:rPr>
-          <w:rFonts w:hint="eastAsia"/>
-        </w:rPr>
       </w:pPr>
       <w:r>
         <w:rPr>
@@ -8706,7 +9283,6 @@
         <w:jc w:val="left"/>
         <w:outlineLvl w:val="2"/>
         <w:rPr>
-          <w:rFonts w:hint="eastAsia"/>
           <w:b/>
         </w:rPr>
       </w:pPr>
@@ -8740,9 +9316,6 @@
         <w:spacing w:before="154" w:line="360" w:lineRule="auto"/>
         <w:ind w:left="478"/>
         <w:jc w:val="left"/>
-        <w:rPr>
-          <w:rFonts w:hint="eastAsia"/>
-        </w:rPr>
       </w:pPr>
       <w:r>
         <w:rPr>
@@ -8757,7 +9330,15 @@
         <w:t xml:space="preserve"> int </w:t>
       </w:r>
       <w:r>
-        <w:t>类型的数组来记录数独棋盘每个位置的值</w:t>
+        <w:t>类型的数组来</w:t>
+      </w:r>
+      <w:proofErr w:type="gramStart"/>
+      <w:r>
+        <w:t>记录数独棋盘</w:t>
+      </w:r>
+      <w:proofErr w:type="gramEnd"/>
+      <w:r>
+        <w:t>每个位置的值</w:t>
       </w:r>
       <w:r>
         <w:rPr>
@@ -8882,7 +9463,6 @@
         <w:jc w:val="left"/>
         <w:outlineLvl w:val="2"/>
         <w:rPr>
-          <w:rFonts w:hint="eastAsia"/>
           <w:b/>
         </w:rPr>
       </w:pPr>
@@ -8966,12 +9546,33 @@
         <w:spacing w:line="360" w:lineRule="auto"/>
         <w:ind w:left="181" w:firstLine="420"/>
         <w:jc w:val="left"/>
-        <w:rPr>
-          <w:rFonts w:hint="eastAsia"/>
-        </w:rPr>
-      </w:pPr>
-      <w:r>
-        <w:t>bool read_file(char file_name[], CNF &amp;cnf);</w:t>
+      </w:pPr>
+      <w:r>
+        <w:t xml:space="preserve">bool </w:t>
+      </w:r>
+      <w:proofErr w:type="spellStart"/>
+      <w:r>
+        <w:t>read_file</w:t>
+      </w:r>
+      <w:proofErr w:type="spellEnd"/>
+      <w:r>
+        <w:t xml:space="preserve">(char </w:t>
+      </w:r>
+      <w:proofErr w:type="spellStart"/>
+      <w:r>
+        <w:t>file_name</w:t>
+      </w:r>
+      <w:proofErr w:type="spellEnd"/>
+      <w:r>
+        <w:t>[], CNF &amp;</w:t>
+      </w:r>
+      <w:proofErr w:type="spellStart"/>
+      <w:r>
+        <w:t>cnf</w:t>
+      </w:r>
+      <w:proofErr w:type="spellEnd"/>
+      <w:r>
+        <w:t>);</w:t>
       </w:r>
       <w:r>
         <w:t>；</w:t>
@@ -8986,8 +9587,13 @@
         <w:t>参数</w:t>
       </w:r>
       <w:r>
-        <w:t>: (CNF) &amp;cnf</w:t>
-      </w:r>
+        <w:t>: (CNF) &amp;</w:t>
+      </w:r>
+      <w:proofErr w:type="spellStart"/>
+      <w:r>
+        <w:t>cnf</w:t>
+      </w:r>
+      <w:proofErr w:type="spellEnd"/>
       <w:r>
         <w:t>：指向</w:t>
       </w:r>
@@ -9007,9 +9613,11 @@
         <w:lastRenderedPageBreak/>
         <w:t xml:space="preserve">(char) </w:t>
       </w:r>
+      <w:proofErr w:type="spellStart"/>
       <w:r>
         <w:t>file_name</w:t>
       </w:r>
+      <w:proofErr w:type="spellEnd"/>
       <w:r>
         <w:t>：文件名</w:t>
       </w:r>
@@ -9028,9 +9636,6 @@
         <w:spacing w:before="154" w:line="360" w:lineRule="auto"/>
         <w:ind w:left="181" w:firstLine="420"/>
         <w:jc w:val="left"/>
-        <w:rPr>
-          <w:rFonts w:hint="eastAsia"/>
-        </w:rPr>
       </w:pPr>
       <w:r>
         <w:t>返回值</w:t>
@@ -9095,7 +9700,15 @@
         <w:t>打开文件名为</w:t>
       </w:r>
       <w:r>
-        <w:t xml:space="preserve"> fileName[]</w:t>
+        <w:t xml:space="preserve"> </w:t>
+      </w:r>
+      <w:proofErr w:type="spellStart"/>
+      <w:r>
+        <w:t>fileName</w:t>
+      </w:r>
+      <w:proofErr w:type="spellEnd"/>
+      <w:r>
+        <w:t>[]</w:t>
       </w:r>
       <w:r>
         <w:t>的文件后，先读入文件中的无关信息，再读入布尔变元个数和子句个数，</w:t>
@@ -9146,7 +9759,31 @@
         <w:jc w:val="left"/>
       </w:pPr>
       <w:r>
-        <w:t>void destroy_cnf(CNF &amp;cnf);</w:t>
+        <w:t xml:space="preserve">void </w:t>
+      </w:r>
+      <w:proofErr w:type="spellStart"/>
+      <w:r>
+        <w:t>destroy_</w:t>
+      </w:r>
+      <w:proofErr w:type="gramStart"/>
+      <w:r>
+        <w:t>cnf</w:t>
+      </w:r>
+      <w:proofErr w:type="spellEnd"/>
+      <w:r>
+        <w:t>(</w:t>
+      </w:r>
+      <w:proofErr w:type="gramEnd"/>
+      <w:r>
+        <w:t>CNF &amp;</w:t>
+      </w:r>
+      <w:proofErr w:type="spellStart"/>
+      <w:r>
+        <w:t>cnf</w:t>
+      </w:r>
+      <w:proofErr w:type="spellEnd"/>
+      <w:r>
+        <w:t>);</w:t>
       </w:r>
     </w:p>
     <w:p>
@@ -9162,8 +9799,13 @@
         <w:t>参数：</w:t>
       </w:r>
       <w:r>
-        <w:t>(CNF) &amp;cnf</w:t>
-      </w:r>
+        <w:t>(CNF) &amp;</w:t>
+      </w:r>
+      <w:proofErr w:type="spellStart"/>
+      <w:r>
+        <w:t>cnf</w:t>
+      </w:r>
+      <w:proofErr w:type="spellEnd"/>
       <w:r>
         <w:t>：指向</w:t>
       </w:r>
@@ -9262,7 +9904,23 @@
         <w:jc w:val="left"/>
       </w:pPr>
       <w:r>
-        <w:t>void print_cnf(CNF cnf)</w:t>
+        <w:t xml:space="preserve">void </w:t>
+      </w:r>
+      <w:proofErr w:type="spellStart"/>
+      <w:r>
+        <w:t>print_cnf</w:t>
+      </w:r>
+      <w:proofErr w:type="spellEnd"/>
+      <w:r>
+        <w:t xml:space="preserve">(CNF </w:t>
+      </w:r>
+      <w:proofErr w:type="spellStart"/>
+      <w:r>
+        <w:t>cnf</w:t>
+      </w:r>
+      <w:proofErr w:type="spellEnd"/>
+      <w:r>
+        <w:t>)</w:t>
       </w:r>
       <w:r>
         <w:rPr>
@@ -9287,8 +9945,13 @@
         <w:t>参数：</w:t>
       </w:r>
       <w:r>
-        <w:t>(CNF) cnf</w:t>
-      </w:r>
+        <w:t xml:space="preserve">(CNF) </w:t>
+      </w:r>
+      <w:proofErr w:type="spellStart"/>
+      <w:r>
+        <w:t>cnf</w:t>
+      </w:r>
+      <w:proofErr w:type="spellEnd"/>
       <w:r>
         <w:rPr>
           <w:rFonts w:hint="eastAsia"/>
@@ -9378,7 +10041,6 @@
         <w:jc w:val="left"/>
         <w:outlineLvl w:val="2"/>
         <w:rPr>
-          <w:rFonts w:hint="eastAsia"/>
           <w:b/>
         </w:rPr>
       </w:pPr>
@@ -9452,7 +10114,23 @@
         <w:jc w:val="left"/>
       </w:pPr>
       <w:r>
-        <w:t>int find_unit_clause(clause_list cl)</w:t>
+        <w:t xml:space="preserve">int </w:t>
+      </w:r>
+      <w:proofErr w:type="spellStart"/>
+      <w:r>
+        <w:t>find_unit_clause</w:t>
+      </w:r>
+      <w:proofErr w:type="spellEnd"/>
+      <w:r>
+        <w:t>(</w:t>
+      </w:r>
+      <w:proofErr w:type="spellStart"/>
+      <w:r>
+        <w:t>clause_list</w:t>
+      </w:r>
+      <w:proofErr w:type="spellEnd"/>
+      <w:r>
+        <w:t xml:space="preserve"> cl)</w:t>
       </w:r>
       <w:r>
         <w:t>；</w:t>
@@ -9473,9 +10151,11 @@
       <w:r>
         <w:t>(</w:t>
       </w:r>
+      <w:proofErr w:type="spellStart"/>
       <w:r>
         <w:t>clause_list</w:t>
       </w:r>
+      <w:proofErr w:type="spellEnd"/>
       <w:r>
         <w:t xml:space="preserve">) </w:t>
       </w:r>
@@ -9544,9 +10224,6 @@
         <w:spacing w:before="154" w:line="360" w:lineRule="auto"/>
         <w:ind w:left="601"/>
         <w:jc w:val="left"/>
-        <w:rPr>
-          <w:rFonts w:hint="eastAsia"/>
-        </w:rPr>
       </w:pPr>
       <w:r>
         <w:rPr>
@@ -9628,7 +10305,15 @@
         <w:jc w:val="left"/>
       </w:pPr>
       <w:r>
-        <w:t>void simplify(clause_list &amp;cl, int lit)</w:t>
+        <w:t>void simplify(</w:t>
+      </w:r>
+      <w:proofErr w:type="spellStart"/>
+      <w:r>
+        <w:t>clause_list</w:t>
+      </w:r>
+      <w:proofErr w:type="spellEnd"/>
+      <w:r>
+        <w:t xml:space="preserve"> &amp;cl, int lit)</w:t>
       </w:r>
       <w:r>
         <w:rPr>
@@ -9655,17 +10340,16 @@
       <w:r>
         <w:t>(</w:t>
       </w:r>
+      <w:proofErr w:type="spellStart"/>
       <w:r>
         <w:t>clause_list</w:t>
       </w:r>
+      <w:proofErr w:type="spellEnd"/>
       <w:r>
         <w:t>) &amp;</w:t>
       </w:r>
       <w:r>
-        <w:t xml:space="preserve"> </w:t>
-      </w:r>
-      <w:r>
-        <w:t>cl</w:t>
+        <w:t xml:space="preserve"> cl</w:t>
       </w:r>
       <w:r>
         <w:rPr>
@@ -9722,27 +10406,12 @@
         <w:spacing w:before="154" w:line="360" w:lineRule="auto"/>
         <w:ind w:left="601"/>
         <w:jc w:val="left"/>
-        <w:rPr>
-          <w:rFonts w:hint="eastAsia"/>
-        </w:rPr>
-      </w:pPr>
-      <w:r>
-        <w:rPr>
-          <w:rFonts w:hint="eastAsia"/>
-        </w:rPr>
-        <w:t>这段</w:t>
-      </w:r>
-      <w:r>
-        <w:rPr>
-          <w:rFonts w:hint="eastAsia"/>
-        </w:rPr>
-        <w:t>函数</w:t>
-      </w:r>
-      <w:r>
-        <w:rPr>
-          <w:rFonts w:hint="eastAsia"/>
-        </w:rPr>
-        <w:t>实现了</w:t>
+      </w:pPr>
+      <w:r>
+        <w:rPr>
+          <w:rFonts w:hint="eastAsia"/>
+        </w:rPr>
+        <w:t>这段函数实现了</w:t>
       </w:r>
       <w:r>
         <w:rPr>
@@ -9832,7 +10501,48 @@
           <w:rFonts w:eastAsia="Consolas" w:hAnsi="Consolas" w:cs="Consolas"/>
           <w:szCs w:val="22"/>
         </w:rPr>
-        <w:t>bool is_satisfy(clause_list cl)</w:t>
+        <w:t xml:space="preserve">bool </w:t>
+      </w:r>
+      <w:proofErr w:type="spellStart"/>
+      <w:r>
+        <w:rPr>
+          <w:rFonts w:eastAsia="Consolas" w:hAnsi="Consolas" w:cs="Consolas"/>
+          <w:szCs w:val="22"/>
+        </w:rPr>
+        <w:t>is_</w:t>
+      </w:r>
+      <w:proofErr w:type="gramStart"/>
+      <w:r>
+        <w:rPr>
+          <w:rFonts w:eastAsia="Consolas" w:hAnsi="Consolas" w:cs="Consolas"/>
+          <w:szCs w:val="22"/>
+        </w:rPr>
+        <w:t>satisfy</w:t>
+      </w:r>
+      <w:proofErr w:type="spellEnd"/>
+      <w:r>
+        <w:rPr>
+          <w:rFonts w:eastAsia="Consolas" w:hAnsi="Consolas" w:cs="Consolas"/>
+          <w:szCs w:val="22"/>
+        </w:rPr>
+        <w:t>(</w:t>
+      </w:r>
+      <w:proofErr w:type="spellStart"/>
+      <w:proofErr w:type="gramEnd"/>
+      <w:r>
+        <w:rPr>
+          <w:rFonts w:eastAsia="Consolas" w:hAnsi="Consolas" w:cs="Consolas"/>
+          <w:szCs w:val="22"/>
+        </w:rPr>
+        <w:t>clause_list</w:t>
+      </w:r>
+      <w:proofErr w:type="spellEnd"/>
+      <w:r>
+        <w:rPr>
+          <w:rFonts w:eastAsia="Consolas" w:hAnsi="Consolas" w:cs="Consolas"/>
+          <w:szCs w:val="22"/>
+        </w:rPr>
+        <w:t xml:space="preserve"> cl)</w:t>
       </w:r>
       <w:r>
         <w:rPr>
@@ -9851,7 +10561,7 @@
         <w:ind w:left="803"/>
         <w:jc w:val="left"/>
         <w:rPr>
-          <w:rFonts w:eastAsia="Consolas" w:hAnsi="Consolas" w:cs="Consolas" w:hint="eastAsia"/>
+          <w:rFonts w:eastAsia="Consolas" w:hAnsi="Consolas" w:cs="Consolas"/>
           <w:szCs w:val="22"/>
         </w:rPr>
       </w:pPr>
@@ -9869,6 +10579,7 @@
         </w:rPr>
         <w:t>(</w:t>
       </w:r>
+      <w:proofErr w:type="spellStart"/>
       <w:r>
         <w:rPr>
           <w:rFonts w:eastAsia="Consolas" w:hAnsi="Consolas" w:cs="Consolas"/>
@@ -9876,6 +10587,7 @@
         </w:rPr>
         <w:t>clause_list</w:t>
       </w:r>
+      <w:proofErr w:type="spellEnd"/>
       <w:r>
         <w:rPr>
           <w:rFonts w:eastAsia="Consolas" w:hAnsi="Consolas" w:cs="Consolas"/>
@@ -9984,7 +10696,7 @@
         <w:ind w:left="803"/>
         <w:jc w:val="left"/>
         <w:rPr>
-          <w:rFonts w:eastAsia="Consolas" w:hAnsi="Consolas" w:cs="Consolas" w:hint="eastAsia"/>
+          <w:rFonts w:eastAsia="Consolas" w:hAnsi="Consolas" w:cs="Consolas"/>
           <w:szCs w:val="22"/>
         </w:rPr>
       </w:pPr>
@@ -10055,7 +10767,7 @@
         <w:ind w:firstLineChars="0"/>
         <w:jc w:val="left"/>
         <w:rPr>
-          <w:rFonts w:ascii="宋体" w:hAnsi="宋体" w:cs="宋体"/>
+          <w:rFonts w:ascii="宋体" w:hAnsi="宋体" w:cs="宋体" w:hint="eastAsia"/>
           <w:b/>
           <w:bCs/>
           <w:spacing w:val="-3"/>
@@ -10106,7 +10818,28 @@
         <w:t>b</w:t>
       </w:r>
       <w:r>
-        <w:t>ool is_empty_clause(clause_list cl)</w:t>
+        <w:t xml:space="preserve">ool </w:t>
+      </w:r>
+      <w:proofErr w:type="spellStart"/>
+      <w:r>
+        <w:t>is_empty_</w:t>
+      </w:r>
+      <w:proofErr w:type="gramStart"/>
+      <w:r>
+        <w:t>clause</w:t>
+      </w:r>
+      <w:proofErr w:type="spellEnd"/>
+      <w:r>
+        <w:t>(</w:t>
+      </w:r>
+      <w:proofErr w:type="spellStart"/>
+      <w:proofErr w:type="gramEnd"/>
+      <w:r>
+        <w:t>clause_list</w:t>
+      </w:r>
+      <w:proofErr w:type="spellEnd"/>
+      <w:r>
+        <w:t xml:space="preserve"> cl)</w:t>
       </w:r>
       <w:r>
         <w:t>;</w:t>
@@ -10127,9 +10860,11 @@
       <w:r>
         <w:t>(</w:t>
       </w:r>
+      <w:proofErr w:type="spellStart"/>
       <w:r>
         <w:t>clause_list</w:t>
       </w:r>
+      <w:proofErr w:type="spellEnd"/>
       <w:r>
         <w:t>) c</w:t>
       </w:r>
@@ -10204,9 +10939,6 @@
         <w:spacing w:before="202" w:line="360" w:lineRule="auto"/>
         <w:ind w:left="799"/>
         <w:jc w:val="left"/>
-        <w:rPr>
-          <w:rFonts w:hint="eastAsia"/>
-        </w:rPr>
       </w:pPr>
       <w:r>
         <w:rPr>
@@ -10281,25 +11013,37 @@
         <w:autoSpaceDE w:val="0"/>
         <w:autoSpaceDN w:val="0"/>
         <w:snapToGrid/>
-        <w:spacing w:before="80" w:line="360" w:lineRule="auto"/>
-        <w:ind w:left="803"/>
+        <w:spacing w:before="154" w:line="360" w:lineRule="auto"/>
+        <w:ind w:left="181" w:firstLine="420"/>
         <w:jc w:val="left"/>
-        <w:rPr>
-          <w:rFonts w:eastAsia="Consolas" w:hAnsi="Consolas" w:cs="Consolas"/>
-          <w:szCs w:val="22"/>
-        </w:rPr>
-      </w:pPr>
-      <w:r>
-        <w:rPr>
-          <w:rFonts w:eastAsia="Consolas" w:hAnsi="Consolas" w:cs="Consolas"/>
-          <w:szCs w:val="22"/>
-        </w:rPr>
-        <w:t>clause_list copy_cnf(clause_list cl)</w:t>
-      </w:r>
-      <w:r>
-        <w:rPr>
-          <w:rFonts w:ascii="宋体" w:hAnsi="宋体" w:cs="宋体" w:hint="eastAsia"/>
-          <w:szCs w:val="22"/>
+      </w:pPr>
+      <w:proofErr w:type="spellStart"/>
+      <w:r>
+        <w:t>clause_list</w:t>
+      </w:r>
+      <w:proofErr w:type="spellEnd"/>
+      <w:r>
+        <w:t xml:space="preserve"> </w:t>
+      </w:r>
+      <w:proofErr w:type="spellStart"/>
+      <w:r>
+        <w:t>copy_cnf</w:t>
+      </w:r>
+      <w:proofErr w:type="spellEnd"/>
+      <w:r>
+        <w:t>(</w:t>
+      </w:r>
+      <w:proofErr w:type="spellStart"/>
+      <w:r>
+        <w:t>clause_list</w:t>
+      </w:r>
+      <w:proofErr w:type="spellEnd"/>
+      <w:r>
+        <w:t xml:space="preserve"> cl)</w:t>
+      </w:r>
+      <w:r>
+        <w:rPr>
+          <w:rFonts w:hint="eastAsia"/>
         </w:rPr>
         <w:t>；</w:t>
       </w:r>
@@ -10309,67 +11053,48 @@
         <w:autoSpaceDE w:val="0"/>
         <w:autoSpaceDN w:val="0"/>
         <w:snapToGrid/>
-        <w:spacing w:before="80" w:line="360" w:lineRule="auto"/>
-        <w:ind w:left="803"/>
+        <w:spacing w:before="154" w:line="360" w:lineRule="auto"/>
+        <w:ind w:left="181" w:firstLine="420"/>
         <w:jc w:val="left"/>
-        <w:rPr>
-          <w:rFonts w:eastAsia="Consolas" w:hAnsi="Consolas" w:cs="Consolas"/>
-          <w:szCs w:val="22"/>
-        </w:rPr>
-      </w:pPr>
-      <w:r>
-        <w:rPr>
-          <w:rFonts w:ascii="宋体" w:hAnsi="宋体" w:cs="宋体" w:hint="eastAsia"/>
-          <w:szCs w:val="22"/>
+      </w:pPr>
+      <w:r>
+        <w:rPr>
+          <w:rFonts w:hint="eastAsia"/>
         </w:rPr>
         <w:t>参数：</w:t>
       </w:r>
       <w:r>
-        <w:rPr>
-          <w:rFonts w:eastAsia="Consolas" w:hAnsi="Consolas" w:cs="Consolas"/>
-          <w:szCs w:val="22"/>
-        </w:rPr>
         <w:t>(</w:t>
       </w:r>
-      <w:r>
-        <w:rPr>
-          <w:rFonts w:eastAsia="Consolas" w:hAnsi="Consolas" w:cs="Consolas"/>
-          <w:szCs w:val="22"/>
-        </w:rPr>
+      <w:proofErr w:type="spellStart"/>
+      <w:r>
         <w:t>clause_list</w:t>
       </w:r>
-      <w:r>
-        <w:rPr>
-          <w:rFonts w:eastAsia="Consolas" w:hAnsi="Consolas" w:cs="Consolas"/>
-          <w:szCs w:val="22"/>
-        </w:rPr>
+      <w:proofErr w:type="spellEnd"/>
+      <w:r>
         <w:t>) c</w:t>
       </w:r>
       <w:r>
         <w:rPr>
-          <w:rFonts w:eastAsia="Consolas" w:hAnsi="Consolas" w:cs="Consolas" w:hint="eastAsia"/>
-          <w:szCs w:val="22"/>
+          <w:rFonts w:hint="eastAsia"/>
         </w:rPr>
         <w:t>l</w:t>
       </w:r>
       <w:r>
         <w:rPr>
-          <w:rFonts w:ascii="宋体" w:hAnsi="宋体" w:cs="宋体" w:hint="eastAsia"/>
-          <w:szCs w:val="22"/>
+          <w:rFonts w:hint="eastAsia"/>
         </w:rPr>
         <w:t>：指向范式链表</w:t>
       </w:r>
       <w:r>
         <w:rPr>
-          <w:rFonts w:eastAsia="Consolas" w:hAnsi="Consolas" w:cs="Consolas" w:hint="eastAsia"/>
-          <w:szCs w:val="22"/>
+          <w:rFonts w:hint="eastAsia"/>
         </w:rPr>
         <w:t>root</w:t>
       </w:r>
       <w:r>
         <w:rPr>
-          <w:rFonts w:ascii="宋体" w:hAnsi="宋体" w:cs="宋体" w:hint="eastAsia"/>
-          <w:szCs w:val="22"/>
+          <w:rFonts w:hint="eastAsia"/>
         </w:rPr>
         <w:t>节点的指针</w:t>
       </w:r>
@@ -10379,46 +11104,30 @@
         <w:autoSpaceDE w:val="0"/>
         <w:autoSpaceDN w:val="0"/>
         <w:snapToGrid/>
-        <w:spacing w:before="80" w:line="360" w:lineRule="auto"/>
-        <w:ind w:left="803"/>
+        <w:spacing w:before="154" w:line="360" w:lineRule="auto"/>
+        <w:ind w:left="181" w:firstLine="420"/>
         <w:jc w:val="left"/>
-        <w:rPr>
-          <w:rFonts w:eastAsia="Consolas" w:hAnsi="Consolas" w:cs="Consolas"/>
-          <w:szCs w:val="22"/>
-        </w:rPr>
-      </w:pPr>
-      <w:r>
-        <w:rPr>
-          <w:rFonts w:ascii="宋体" w:hAnsi="宋体" w:cs="宋体" w:hint="eastAsia"/>
-          <w:szCs w:val="22"/>
+      </w:pPr>
+      <w:r>
+        <w:rPr>
+          <w:rFonts w:hint="eastAsia"/>
         </w:rPr>
         <w:t>返回值：</w:t>
       </w:r>
       <w:r>
-        <w:rPr>
-          <w:rFonts w:eastAsia="Consolas" w:hAnsi="Consolas" w:cs="Consolas"/>
-          <w:szCs w:val="22"/>
-        </w:rPr>
         <w:t>(</w:t>
       </w:r>
-      <w:r>
-        <w:rPr>
-          <w:rFonts w:eastAsia="Consolas" w:hAnsi="Consolas" w:cs="Consolas"/>
-          <w:szCs w:val="22"/>
-        </w:rPr>
+      <w:proofErr w:type="spellStart"/>
+      <w:r>
         <w:t>clause_list</w:t>
       </w:r>
-      <w:r>
-        <w:rPr>
-          <w:rFonts w:eastAsia="Consolas" w:hAnsi="Consolas" w:cs="Consolas"/>
-          <w:szCs w:val="22"/>
-        </w:rPr>
+      <w:proofErr w:type="spellEnd"/>
+      <w:r>
         <w:t>)</w:t>
       </w:r>
       <w:r>
         <w:rPr>
-          <w:rFonts w:ascii="宋体" w:hAnsi="宋体" w:cs="宋体" w:hint="eastAsia"/>
-          <w:szCs w:val="22"/>
+          <w:rFonts w:hint="eastAsia"/>
         </w:rPr>
         <w:t>：指向复制的范式链表第一个子句节点的指针</w:t>
       </w:r>
@@ -10428,62 +11137,35 @@
         <w:autoSpaceDE w:val="0"/>
         <w:autoSpaceDN w:val="0"/>
         <w:snapToGrid/>
-        <w:spacing w:before="80" w:line="360" w:lineRule="auto"/>
-        <w:ind w:left="803"/>
+        <w:spacing w:before="154" w:line="360" w:lineRule="auto"/>
+        <w:ind w:left="601"/>
         <w:jc w:val="left"/>
-        <w:rPr>
-          <w:rFonts w:eastAsia="Consolas" w:hAnsi="Consolas" w:cs="Consolas" w:hint="eastAsia"/>
-          <w:szCs w:val="22"/>
-        </w:rPr>
-      </w:pPr>
-      <w:r>
-        <w:rPr>
-          <w:rFonts w:ascii="宋体" w:hAnsi="宋体" w:cs="宋体" w:hint="eastAsia"/>
-          <w:szCs w:val="22"/>
+      </w:pPr>
+      <w:r>
+        <w:rPr>
+          <w:rFonts w:hint="eastAsia"/>
         </w:rPr>
         <w:t>这段代码实现了</w:t>
       </w:r>
       <w:r>
-        <w:rPr>
-          <w:rFonts w:eastAsia="Consolas" w:hAnsi="Consolas" w:cs="Consolas"/>
-          <w:szCs w:val="22"/>
-        </w:rPr>
         <w:t>CNF</w:t>
       </w:r>
       <w:r>
         <w:rPr>
-          <w:rFonts w:ascii="宋体" w:hAnsi="宋体" w:cs="宋体" w:hint="eastAsia"/>
-          <w:szCs w:val="22"/>
+          <w:rFonts w:hint="eastAsia"/>
         </w:rPr>
         <w:t>公式的深拷贝功能，它会递归遍历原始子句链表和每个子句的文字链表，为每个节点创建新的内存空间并复制对应的文字值，最终返回一个结构与内容完全相同但内存独立的新</w:t>
       </w:r>
-      <w:r>
-        <w:rPr>
-          <w:rFonts w:eastAsia="Consolas" w:hAnsi="Consolas" w:cs="Consolas"/>
-          <w:szCs w:val="22"/>
-        </w:rPr>
+      <w:proofErr w:type="spellStart"/>
+      <w:r>
         <w:t>CNF</w:t>
       </w:r>
-      <w:r>
-        <w:rPr>
-          <w:rFonts w:ascii="宋体" w:hAnsi="宋体" w:cs="宋体" w:hint="eastAsia"/>
-          <w:szCs w:val="22"/>
-        </w:rPr>
-        <w:t>公式副本</w:t>
-      </w:r>
-      <w:r>
-        <w:rPr>
-          <w:rFonts w:ascii="宋体" w:hAnsi="宋体" w:cs="宋体" w:hint="eastAsia"/>
-          <w:szCs w:val="22"/>
-        </w:rPr>
-        <w:t>，属于一个深拷贝操作</w:t>
-      </w:r>
-      <w:r>
-        <w:rPr>
-          <w:rFonts w:ascii="宋体" w:hAnsi="宋体" w:cs="宋体" w:hint="eastAsia"/>
-          <w:szCs w:val="22"/>
-        </w:rPr>
-        <w:t>。</w:t>
+      <w:proofErr w:type="spellEnd"/>
+      <w:r>
+        <w:rPr>
+          <w:rFonts w:hint="eastAsia"/>
+        </w:rPr>
+        <w:t>公式副本，属于一个深拷贝操作。</w:t>
       </w:r>
     </w:p>
     <w:p>
@@ -10546,16 +11228,32 @@
         <w:ind w:left="803"/>
         <w:jc w:val="left"/>
         <w:rPr>
-          <w:rFonts w:eastAsia="Consolas" w:hAnsi="Consolas" w:cs="Consolas" w:hint="eastAsia"/>
-          <w:szCs w:val="22"/>
-        </w:rPr>
-      </w:pPr>
-      <w:r>
-        <w:rPr>
           <w:rFonts w:eastAsia="Consolas" w:hAnsi="Consolas" w:cs="Consolas"/>
           <w:szCs w:val="22"/>
         </w:rPr>
-        <w:t>int choose_literal_1(CNF cnf)</w:t>
+      </w:pPr>
+      <w:r>
+        <w:rPr>
+          <w:rFonts w:eastAsia="Consolas" w:hAnsi="Consolas" w:cs="Consolas"/>
+          <w:szCs w:val="22"/>
+        </w:rPr>
+        <w:t xml:space="preserve">int choose_literal_1(CNF </w:t>
+      </w:r>
+      <w:proofErr w:type="spellStart"/>
+      <w:r>
+        <w:rPr>
+          <w:rFonts w:eastAsia="Consolas" w:hAnsi="Consolas" w:cs="Consolas"/>
+          <w:szCs w:val="22"/>
+        </w:rPr>
+        <w:t>cnf</w:t>
+      </w:r>
+      <w:proofErr w:type="spellEnd"/>
+      <w:r>
+        <w:rPr>
+          <w:rFonts w:eastAsia="Consolas" w:hAnsi="Consolas" w:cs="Consolas"/>
+          <w:szCs w:val="22"/>
+        </w:rPr>
+        <w:t>)</w:t>
       </w:r>
       <w:r>
         <w:rPr>
@@ -10590,8 +11288,17 @@
           <w:rFonts w:eastAsia="Consolas" w:hAnsi="Consolas" w:cs="Consolas"/>
           <w:szCs w:val="22"/>
         </w:rPr>
-        <w:t>(CNF) cnf</w:t>
-      </w:r>
+        <w:t xml:space="preserve">(CNF) </w:t>
+      </w:r>
+      <w:proofErr w:type="spellStart"/>
+      <w:r>
+        <w:rPr>
+          <w:rFonts w:eastAsia="Consolas" w:hAnsi="Consolas" w:cs="Consolas"/>
+          <w:szCs w:val="22"/>
+        </w:rPr>
+        <w:t>cnf</w:t>
+      </w:r>
+      <w:proofErr w:type="spellEnd"/>
       <w:r>
         <w:rPr>
           <w:rFonts w:ascii="宋体" w:hAnsi="宋体" w:cs="宋体" w:hint="eastAsia"/>
@@ -10715,7 +11422,7 @@
         <w:ind w:firstLineChars="0"/>
         <w:jc w:val="left"/>
         <w:rPr>
-          <w:rFonts w:eastAsia="Times New Roman" w:hAnsi="宋体" w:cs="宋体" w:hint="eastAsia"/>
+          <w:rFonts w:eastAsia="Times New Roman" w:hAnsi="宋体" w:cs="宋体"/>
           <w:b/>
           <w:bCs/>
         </w:rPr>
@@ -10745,8 +11452,19 @@
           <w:bCs/>
           <w:spacing w:val="-2"/>
         </w:rPr>
-        <w:t>优化一</w:t>
-      </w:r>
+        <w:t>优化</w:t>
+      </w:r>
+      <w:proofErr w:type="gramStart"/>
+      <w:r>
+        <w:rPr>
+          <w:rFonts w:ascii="宋体" w:hAnsi="宋体" w:cs="宋体"/>
+          <w:b/>
+          <w:bCs/>
+          <w:spacing w:val="-2"/>
+        </w:rPr>
+        <w:t>一</w:t>
+      </w:r>
+      <w:proofErr w:type="gramEnd"/>
       <w:r>
         <w:rPr>
           <w:rFonts w:eastAsia="Times New Roman" w:hAnsi="宋体" w:cs="宋体"/>
@@ -10766,16 +11484,32 @@
         <w:ind w:left="803"/>
         <w:jc w:val="left"/>
         <w:rPr>
-          <w:rFonts w:eastAsia="Consolas" w:hAnsi="Consolas" w:cs="Consolas" w:hint="eastAsia"/>
-          <w:szCs w:val="22"/>
-        </w:rPr>
-      </w:pPr>
-      <w:r>
-        <w:rPr>
           <w:rFonts w:eastAsia="Consolas" w:hAnsi="Consolas" w:cs="Consolas"/>
           <w:szCs w:val="22"/>
         </w:rPr>
-        <w:t>int choose_literal_2(CNF cnf)</w:t>
+      </w:pPr>
+      <w:r>
+        <w:rPr>
+          <w:rFonts w:eastAsia="Consolas" w:hAnsi="Consolas" w:cs="Consolas"/>
+          <w:szCs w:val="22"/>
+        </w:rPr>
+        <w:t xml:space="preserve">int choose_literal_2(CNF </w:t>
+      </w:r>
+      <w:proofErr w:type="spellStart"/>
+      <w:r>
+        <w:rPr>
+          <w:rFonts w:eastAsia="Consolas" w:hAnsi="Consolas" w:cs="Consolas"/>
+          <w:szCs w:val="22"/>
+        </w:rPr>
+        <w:t>cnf</w:t>
+      </w:r>
+      <w:proofErr w:type="spellEnd"/>
+      <w:r>
+        <w:rPr>
+          <w:rFonts w:eastAsia="Consolas" w:hAnsi="Consolas" w:cs="Consolas"/>
+          <w:szCs w:val="22"/>
+        </w:rPr>
+        <w:t>)</w:t>
       </w:r>
       <w:r>
         <w:rPr>
@@ -10810,8 +11544,17 @@
           <w:rFonts w:eastAsia="Consolas" w:hAnsi="Consolas" w:cs="Consolas"/>
           <w:szCs w:val="22"/>
         </w:rPr>
-        <w:t>(CNF) cnf</w:t>
-      </w:r>
+        <w:t xml:space="preserve">(CNF) </w:t>
+      </w:r>
+      <w:proofErr w:type="spellStart"/>
+      <w:r>
+        <w:rPr>
+          <w:rFonts w:eastAsia="Consolas" w:hAnsi="Consolas" w:cs="Consolas"/>
+          <w:szCs w:val="22"/>
+        </w:rPr>
+        <w:t>cnf</w:t>
+      </w:r>
+      <w:proofErr w:type="spellEnd"/>
       <w:r>
         <w:rPr>
           <w:rFonts w:ascii="宋体" w:hAnsi="宋体" w:cs="宋体" w:hint="eastAsia"/>
@@ -10878,7 +11621,7 @@
         <w:ind w:left="803"/>
         <w:jc w:val="left"/>
         <w:rPr>
-          <w:rFonts w:eastAsia="Consolas" w:hAnsi="Consolas" w:cs="Consolas" w:hint="eastAsia"/>
+          <w:rFonts w:eastAsia="Consolas" w:hAnsi="Consolas" w:cs="Consolas"/>
           <w:szCs w:val="22"/>
         </w:rPr>
       </w:pPr>
@@ -11061,7 +11804,23 @@
           <w:rFonts w:eastAsia="Consolas" w:hAnsi="Consolas" w:cs="Consolas"/>
           <w:szCs w:val="22"/>
         </w:rPr>
-        <w:t>int choose_literal_3(CNF cnf)</w:t>
+        <w:t xml:space="preserve">int choose_literal_3(CNF </w:t>
+      </w:r>
+      <w:proofErr w:type="spellStart"/>
+      <w:r>
+        <w:rPr>
+          <w:rFonts w:eastAsia="Consolas" w:hAnsi="Consolas" w:cs="Consolas"/>
+          <w:szCs w:val="22"/>
+        </w:rPr>
+        <w:t>cnf</w:t>
+      </w:r>
+      <w:proofErr w:type="spellEnd"/>
+      <w:r>
+        <w:rPr>
+          <w:rFonts w:eastAsia="Consolas" w:hAnsi="Consolas" w:cs="Consolas"/>
+          <w:szCs w:val="22"/>
+        </w:rPr>
+        <w:t>)</w:t>
       </w:r>
       <w:r>
         <w:rPr>
@@ -11096,8 +11855,17 @@
           <w:rFonts w:eastAsia="Consolas" w:hAnsi="Consolas" w:cs="Consolas"/>
           <w:szCs w:val="22"/>
         </w:rPr>
-        <w:t>(CNF) cnf</w:t>
-      </w:r>
+        <w:t xml:space="preserve">(CNF) </w:t>
+      </w:r>
+      <w:proofErr w:type="spellStart"/>
+      <w:r>
+        <w:rPr>
+          <w:rFonts w:eastAsia="Consolas" w:hAnsi="Consolas" w:cs="Consolas"/>
+          <w:szCs w:val="22"/>
+        </w:rPr>
+        <w:t>cnf</w:t>
+      </w:r>
+      <w:proofErr w:type="spellEnd"/>
       <w:r>
         <w:rPr>
           <w:rFonts w:ascii="宋体" w:hAnsi="宋体" w:cs="宋体" w:hint="eastAsia"/>
@@ -11164,30 +11932,16 @@
         <w:ind w:left="803"/>
         <w:jc w:val="left"/>
         <w:rPr>
-          <w:rFonts w:ascii="宋体" w:hAnsi="宋体" w:cs="宋体"/>
-          <w:szCs w:val="22"/>
-        </w:rPr>
-      </w:pPr>
-      <w:r>
-        <w:rPr>
           <w:rFonts w:ascii="宋体" w:hAnsi="宋体" w:cs="宋体" w:hint="eastAsia"/>
           <w:szCs w:val="22"/>
         </w:rPr>
-        <w:t>这段</w:t>
-      </w:r>
+      </w:pPr>
       <w:r>
         <w:rPr>
           <w:rFonts w:ascii="宋体" w:hAnsi="宋体" w:cs="宋体" w:hint="eastAsia"/>
           <w:szCs w:val="22"/>
         </w:rPr>
-        <w:t>函数</w:t>
-      </w:r>
-      <w:r>
-        <w:rPr>
-          <w:rFonts w:ascii="宋体" w:hAnsi="宋体" w:cs="宋体" w:hint="eastAsia"/>
-          <w:szCs w:val="22"/>
-        </w:rPr>
-        <w:t>实现了基于最小子句的文字选择策略，它会先找出长度最短的子句，然后统计该子句中各文字的出现频率，最终选择在最小子句中出现次数最多的文字作为分支变量返回。</w:t>
+        <w:t>这段函数实现了基于最小子句的文字选择策略，它会先找出长度最短的子句，然后统计该子句中各文字的出现频率，最终选择在最小子句中出现次数最多的文字作为分支变量返回。</w:t>
       </w:r>
     </w:p>
     <w:p>
@@ -11328,7 +12082,23 @@
           <w:rFonts w:eastAsiaTheme="minorEastAsia" w:hAnsi="Consolas" w:cs="Consolas"/>
           <w:szCs w:val="22"/>
         </w:rPr>
-        <w:t>int choose_literal_4(CNF cnf)</w:t>
+        <w:t xml:space="preserve">int choose_literal_4(CNF </w:t>
+      </w:r>
+      <w:proofErr w:type="spellStart"/>
+      <w:r>
+        <w:rPr>
+          <w:rFonts w:eastAsiaTheme="minorEastAsia" w:hAnsi="Consolas" w:cs="Consolas"/>
+          <w:szCs w:val="22"/>
+        </w:rPr>
+        <w:t>cnf</w:t>
+      </w:r>
+      <w:proofErr w:type="spellEnd"/>
+      <w:r>
+        <w:rPr>
+          <w:rFonts w:eastAsiaTheme="minorEastAsia" w:hAnsi="Consolas" w:cs="Consolas"/>
+          <w:szCs w:val="22"/>
+        </w:rPr>
+        <w:t>)</w:t>
       </w:r>
       <w:r>
         <w:rPr>
@@ -11363,8 +12133,17 @@
           <w:rFonts w:eastAsia="Consolas" w:hAnsi="Consolas" w:cs="Consolas"/>
           <w:szCs w:val="22"/>
         </w:rPr>
-        <w:t>(CNF) cnf</w:t>
-      </w:r>
+        <w:t xml:space="preserve">(CNF) </w:t>
+      </w:r>
+      <w:proofErr w:type="spellStart"/>
+      <w:r>
+        <w:rPr>
+          <w:rFonts w:eastAsia="Consolas" w:hAnsi="Consolas" w:cs="Consolas"/>
+          <w:szCs w:val="22"/>
+        </w:rPr>
+        <w:t>cnf</w:t>
+      </w:r>
+      <w:proofErr w:type="spellEnd"/>
       <w:r>
         <w:rPr>
           <w:rFonts w:ascii="宋体" w:hAnsi="宋体" w:cs="宋体" w:hint="eastAsia"/>
@@ -11431,7 +12210,7 @@
         <w:ind w:left="840"/>
         <w:jc w:val="left"/>
         <w:rPr>
-          <w:rFonts w:eastAsiaTheme="minorEastAsia" w:hAnsi="Consolas" w:cs="Consolas" w:hint="eastAsia"/>
+          <w:rFonts w:eastAsiaTheme="minorEastAsia" w:hAnsi="Consolas" w:cs="Consolas"/>
           <w:szCs w:val="22"/>
         </w:rPr>
       </w:pPr>
@@ -11553,7 +12332,39 @@
           <w:rFonts w:eastAsiaTheme="minorEastAsia" w:hAnsi="Consolas" w:cs="Consolas"/>
           <w:szCs w:val="22"/>
         </w:rPr>
-        <w:t>status DPLL(CNF cnf, bool value[], int flag)</w:t>
+        <w:t xml:space="preserve">status DPLL(CNF </w:t>
+      </w:r>
+      <w:proofErr w:type="spellStart"/>
+      <w:r>
+        <w:rPr>
+          <w:rFonts w:eastAsiaTheme="minorEastAsia" w:hAnsi="Consolas" w:cs="Consolas"/>
+          <w:szCs w:val="22"/>
+        </w:rPr>
+        <w:t>cnf</w:t>
+      </w:r>
+      <w:proofErr w:type="spellEnd"/>
+      <w:r>
+        <w:rPr>
+          <w:rFonts w:eastAsiaTheme="minorEastAsia" w:hAnsi="Consolas" w:cs="Consolas"/>
+          <w:szCs w:val="22"/>
+        </w:rPr>
+        <w:t xml:space="preserve">, </w:t>
+      </w:r>
+      <w:proofErr w:type="spellStart"/>
+      <w:r>
+        <w:rPr>
+          <w:rFonts w:eastAsiaTheme="minorEastAsia" w:hAnsi="Consolas" w:cs="Consolas"/>
+          <w:szCs w:val="22"/>
+        </w:rPr>
+        <w:t>bool</w:t>
+      </w:r>
+      <w:proofErr w:type="spellEnd"/>
+      <w:r>
+        <w:rPr>
+          <w:rFonts w:eastAsiaTheme="minorEastAsia" w:hAnsi="Consolas" w:cs="Consolas"/>
+          <w:szCs w:val="22"/>
+        </w:rPr>
+        <w:t xml:space="preserve"> value[], int flag)</w:t>
       </w:r>
       <w:r>
         <w:rPr>
@@ -11595,8 +12406,17 @@
           <w:rFonts w:eastAsiaTheme="minorEastAsia" w:hAnsi="Consolas" w:cs="Consolas"/>
           <w:szCs w:val="22"/>
         </w:rPr>
-        <w:t>(CNF) cnf</w:t>
-      </w:r>
+        <w:t xml:space="preserve">(CNF) </w:t>
+      </w:r>
+      <w:proofErr w:type="spellStart"/>
+      <w:r>
+        <w:rPr>
+          <w:rFonts w:eastAsiaTheme="minorEastAsia" w:hAnsi="Consolas" w:cs="Consolas"/>
+          <w:szCs w:val="22"/>
+        </w:rPr>
+        <w:t>cnf</w:t>
+      </w:r>
+      <w:proofErr w:type="spellEnd"/>
       <w:r>
         <w:rPr>
           <w:rFonts w:eastAsiaTheme="minorEastAsia" w:hAnsi="Consolas" w:cs="Consolas"/>
@@ -11707,8 +12527,49 @@
           <w:rFonts w:eastAsiaTheme="minorEastAsia" w:hAnsi="Consolas" w:cs="Consolas"/>
           <w:szCs w:val="22"/>
         </w:rPr>
-        <w:t>const std::chrono::steady_clock::time_point</w:t>
-      </w:r>
+        <w:t xml:space="preserve">const </w:t>
+      </w:r>
+      <w:proofErr w:type="gramStart"/>
+      <w:r>
+        <w:rPr>
+          <w:rFonts w:eastAsiaTheme="minorEastAsia" w:hAnsi="Consolas" w:cs="Consolas"/>
+          <w:szCs w:val="22"/>
+        </w:rPr>
+        <w:t>std::</w:t>
+      </w:r>
+      <w:proofErr w:type="gramEnd"/>
+      <w:r>
+        <w:rPr>
+          <w:rFonts w:eastAsiaTheme="minorEastAsia" w:hAnsi="Consolas" w:cs="Consolas"/>
+          <w:szCs w:val="22"/>
+        </w:rPr>
+        <w:t>chrono::</w:t>
+      </w:r>
+      <w:proofErr w:type="spellStart"/>
+      <w:r>
+        <w:rPr>
+          <w:rFonts w:eastAsiaTheme="minorEastAsia" w:hAnsi="Consolas" w:cs="Consolas"/>
+          <w:szCs w:val="22"/>
+        </w:rPr>
+        <w:t>steady_clock</w:t>
+      </w:r>
+      <w:proofErr w:type="spellEnd"/>
+      <w:r>
+        <w:rPr>
+          <w:rFonts w:eastAsiaTheme="minorEastAsia" w:hAnsi="Consolas" w:cs="Consolas"/>
+          <w:szCs w:val="22"/>
+        </w:rPr>
+        <w:t>::</w:t>
+      </w:r>
+      <w:proofErr w:type="spellStart"/>
+      <w:r>
+        <w:rPr>
+          <w:rFonts w:eastAsiaTheme="minorEastAsia" w:hAnsi="Consolas" w:cs="Consolas"/>
+          <w:szCs w:val="22"/>
+        </w:rPr>
+        <w:t>time_point</w:t>
+      </w:r>
+      <w:proofErr w:type="spellEnd"/>
       <w:r>
         <w:rPr>
           <w:rFonts w:eastAsiaTheme="minorEastAsia" w:hAnsi="Consolas" w:cs="Consolas" w:hint="eastAsia"/>
@@ -11733,38 +12594,47 @@
         <w:ind w:left="1260" w:firstLine="420"/>
         <w:jc w:val="left"/>
         <w:rPr>
+          <w:rFonts w:eastAsiaTheme="minorEastAsia" w:hAnsi="Consolas" w:cs="Consolas"/>
+          <w:szCs w:val="22"/>
+        </w:rPr>
+      </w:pPr>
+      <w:r>
+        <w:rPr>
           <w:rFonts w:eastAsiaTheme="minorEastAsia" w:hAnsi="Consolas" w:cs="Consolas" w:hint="eastAsia"/>
           <w:szCs w:val="22"/>
         </w:rPr>
-      </w:pPr>
+        <w:t>(</w:t>
+      </w:r>
+      <w:r>
+        <w:rPr>
+          <w:rFonts w:eastAsiaTheme="minorEastAsia" w:hAnsi="Consolas" w:cs="Consolas"/>
+          <w:szCs w:val="22"/>
+        </w:rPr>
+        <w:t>double</w:t>
+      </w:r>
       <w:r>
         <w:rPr>
           <w:rFonts w:eastAsiaTheme="minorEastAsia" w:hAnsi="Consolas" w:cs="Consolas" w:hint="eastAsia"/>
           <w:szCs w:val="22"/>
         </w:rPr>
-        <w:t>(</w:t>
+        <w:t>)</w:t>
       </w:r>
       <w:r>
         <w:rPr>
           <w:rFonts w:eastAsiaTheme="minorEastAsia" w:hAnsi="Consolas" w:cs="Consolas"/>
           <w:szCs w:val="22"/>
         </w:rPr>
-        <w:t>double</w:t>
-      </w:r>
-      <w:r>
-        <w:rPr>
-          <w:rFonts w:eastAsiaTheme="minorEastAsia" w:hAnsi="Consolas" w:cs="Consolas" w:hint="eastAsia"/>
-          <w:szCs w:val="22"/>
-        </w:rPr>
-        <w:t>)</w:t>
-      </w:r>
+        <w:t xml:space="preserve"> </w:t>
+      </w:r>
+      <w:proofErr w:type="spellStart"/>
       <w:r>
         <w:rPr>
           <w:rFonts w:eastAsiaTheme="minorEastAsia" w:hAnsi="Consolas" w:cs="Consolas"/>
           <w:szCs w:val="22"/>
         </w:rPr>
-        <w:t xml:space="preserve"> timeout_seconds</w:t>
-      </w:r>
+        <w:t>timeout_seconds</w:t>
+      </w:r>
+      <w:proofErr w:type="spellEnd"/>
     </w:p>
     <w:p>
       <w:pPr>
@@ -11894,7 +12764,7 @@
         <w:ind w:left="1260" w:firstLineChars="200" w:firstLine="480"/>
         <w:jc w:val="left"/>
         <w:rPr>
-          <w:rFonts w:eastAsiaTheme="minorEastAsia" w:hAnsi="Consolas" w:cs="Consolas" w:hint="eastAsia"/>
+          <w:rFonts w:eastAsiaTheme="minorEastAsia" w:hAnsi="Consolas" w:cs="Consolas"/>
           <w:szCs w:val="22"/>
         </w:rPr>
       </w:pPr>
@@ -11951,7 +12821,7 @@
         <w:ind w:left="840"/>
         <w:jc w:val="left"/>
         <w:rPr>
-          <w:rFonts w:eastAsiaTheme="minorEastAsia" w:hAnsi="Consolas" w:cs="Consolas" w:hint="eastAsia"/>
+          <w:rFonts w:eastAsiaTheme="minorEastAsia" w:hAnsi="Consolas" w:cs="Consolas"/>
           <w:szCs w:val="22"/>
         </w:rPr>
       </w:pPr>
@@ -12131,22 +13001,16 @@
     </w:p>
     <w:p>
       <w:pPr>
-        <w:numPr>
-          <w:ilvl w:val="2"/>
-          <w:numId w:val="26"/>
-        </w:numPr>
         <w:tabs>
-          <w:tab w:val="left" w:pos="922"/>
+          <w:tab w:val="left" w:pos="1223"/>
         </w:tabs>
         <w:autoSpaceDE w:val="0"/>
         <w:autoSpaceDN w:val="0"/>
         <w:snapToGrid/>
-        <w:spacing w:before="155" w:line="360" w:lineRule="auto"/>
-        <w:ind w:left="925" w:hanging="539"/>
+        <w:spacing w:before="240" w:line="360" w:lineRule="auto"/>
         <w:jc w:val="left"/>
         <w:outlineLvl w:val="2"/>
         <w:rPr>
-          <w:rFonts w:hint="eastAsia"/>
           <w:b/>
         </w:rPr>
       </w:pPr>
@@ -12154,16 +13018,39 @@
       <w:bookmarkEnd w:id="23"/>
       <w:r>
         <w:rPr>
-          <w:b/>
-        </w:rPr>
-        <w:t>对角线数独算法处理</w:t>
-      </w:r>
-    </w:p>
-    <w:p>
-      <w:pPr>
+          <w:rFonts w:hint="eastAsia"/>
+          <w:b/>
+        </w:rPr>
+        <w:t>3.2.3</w:t>
+      </w:r>
+      <w:proofErr w:type="gramStart"/>
+      <w:r>
+        <w:rPr>
+          <w:rFonts w:hint="eastAsia"/>
+          <w:b/>
+        </w:rPr>
+        <w:t>百分号</w:t>
+      </w:r>
+      <w:r>
+        <w:rPr>
+          <w:b/>
+        </w:rPr>
+        <w:t>数独算法</w:t>
+      </w:r>
+      <w:proofErr w:type="gramEnd"/>
+      <w:r>
+        <w:rPr>
+          <w:b/>
+        </w:rPr>
+        <w:t>处理</w:t>
+      </w:r>
+    </w:p>
+    <w:p>
+      <w:pPr>
+        <w:pStyle w:val="af"/>
         <w:numPr>
-          <w:ilvl w:val="3"/>
-          <w:numId w:val="26"/>
+          <w:ilvl w:val="0"/>
+          <w:numId w:val="35"/>
         </w:numPr>
         <w:tabs>
           <w:tab w:val="left" w:pos="1103"/>
@@ -12171,425 +13058,36 @@
         <w:autoSpaceDE w:val="0"/>
         <w:autoSpaceDN w:val="0"/>
         <w:snapToGrid/>
-        <w:spacing w:before="156" w:line="360" w:lineRule="auto"/>
+        <w:spacing w:before="312" w:line="360" w:lineRule="auto"/>
+        <w:ind w:firstLineChars="0"/>
         <w:jc w:val="left"/>
         <w:rPr>
           <w:rFonts w:ascii="宋体" w:hAnsi="宋体" w:cs="宋体" w:hint="eastAsia"/>
           <w:b/>
-          <w:szCs w:val="22"/>
+          <w:bCs/>
+          <w:spacing w:val="-2"/>
         </w:rPr>
       </w:pPr>
       <w:r>
         <w:rPr>
           <w:rFonts w:ascii="宋体" w:hAnsi="宋体" w:cs="宋体"/>
           <w:b/>
-          <w:spacing w:val="-4"/>
-          <w:szCs w:val="22"/>
-        </w:rPr>
-        <w:t>生成初始数独</w:t>
-      </w:r>
-    </w:p>
-    <w:p>
-      <w:pPr>
-        <w:autoSpaceDE w:val="0"/>
-        <w:autoSpaceDN w:val="0"/>
-        <w:snapToGrid/>
-        <w:spacing w:before="155" w:line="360" w:lineRule="auto"/>
-        <w:ind w:left="383" w:right="828" w:firstLine="419"/>
-        <w:jc w:val="left"/>
-        <w:rPr>
-          <w:rFonts w:eastAsia="Consolas" w:hAnsi="Consolas" w:cs="Consolas"/>
-          <w:szCs w:val="22"/>
-        </w:rPr>
-      </w:pPr>
-      <w:r>
-        <w:rPr>
-          <w:rFonts w:eastAsia="Consolas" w:hAnsi="Consolas" w:cs="Consolas"/>
-          <w:szCs w:val="22"/>
-        </w:rPr>
-        <w:lastRenderedPageBreak/>
-        <w:t>status</w:t>
-      </w:r>
-      <w:r>
-        <w:rPr>
-          <w:rFonts w:eastAsia="Consolas" w:hAnsi="Consolas" w:cs="Consolas"/>
-          <w:spacing w:val="40"/>
-          <w:szCs w:val="22"/>
-        </w:rPr>
-        <w:t xml:space="preserve"> </w:t>
-      </w:r>
-      <w:r>
-        <w:rPr>
-          <w:rFonts w:eastAsia="Consolas" w:hAnsi="Consolas" w:cs="Consolas"/>
-          <w:szCs w:val="22"/>
-        </w:rPr>
-        <w:t>Generate_Sudoku(int</w:t>
-      </w:r>
-      <w:r>
-        <w:rPr>
-          <w:rFonts w:eastAsia="Consolas" w:hAnsi="Consolas" w:cs="Consolas"/>
-          <w:spacing w:val="40"/>
-          <w:szCs w:val="22"/>
-        </w:rPr>
-        <w:t xml:space="preserve"> </w:t>
-      </w:r>
-      <w:r>
-        <w:rPr>
-          <w:rFonts w:eastAsia="Consolas" w:hAnsi="Consolas" w:cs="Consolas"/>
-          <w:szCs w:val="22"/>
-        </w:rPr>
-        <w:t>board[SIZE</w:t>
-      </w:r>
-      <w:r>
-        <w:rPr>
-          <w:rFonts w:eastAsia="Consolas" w:hAnsi="Consolas" w:cs="Consolas"/>
-          <w:spacing w:val="39"/>
-          <w:szCs w:val="22"/>
-        </w:rPr>
-        <w:t xml:space="preserve"> </w:t>
-      </w:r>
-      <w:r>
-        <w:rPr>
-          <w:rFonts w:eastAsia="Consolas" w:hAnsi="Consolas" w:cs="Consolas"/>
-          <w:szCs w:val="22"/>
-        </w:rPr>
-        <w:t>+</w:t>
-      </w:r>
-      <w:r>
-        <w:rPr>
-          <w:rFonts w:eastAsia="Consolas" w:hAnsi="Consolas" w:cs="Consolas"/>
-          <w:spacing w:val="39"/>
-          <w:szCs w:val="22"/>
-        </w:rPr>
-        <w:t xml:space="preserve"> </w:t>
-      </w:r>
-      <w:r>
-        <w:rPr>
-          <w:rFonts w:eastAsia="Consolas" w:hAnsi="Consolas" w:cs="Consolas"/>
-          <w:szCs w:val="22"/>
-        </w:rPr>
-        <w:t>1][SIZE</w:t>
-      </w:r>
-      <w:r>
-        <w:rPr>
-          <w:rFonts w:eastAsia="Consolas" w:hAnsi="Consolas" w:cs="Consolas"/>
-          <w:spacing w:val="39"/>
-          <w:szCs w:val="22"/>
-        </w:rPr>
-        <w:t xml:space="preserve"> </w:t>
-      </w:r>
-      <w:r>
-        <w:rPr>
-          <w:rFonts w:eastAsia="Consolas" w:hAnsi="Consolas" w:cs="Consolas"/>
-          <w:szCs w:val="22"/>
-        </w:rPr>
-        <w:t>+</w:t>
-      </w:r>
-      <w:r>
-        <w:rPr>
-          <w:rFonts w:eastAsia="Consolas" w:hAnsi="Consolas" w:cs="Consolas"/>
-          <w:spacing w:val="39"/>
-          <w:szCs w:val="22"/>
-        </w:rPr>
-        <w:t xml:space="preserve"> </w:t>
-      </w:r>
-      <w:r>
-        <w:rPr>
-          <w:rFonts w:eastAsia="Consolas" w:hAnsi="Consolas" w:cs="Consolas"/>
-          <w:szCs w:val="22"/>
-        </w:rPr>
-        <w:t>1],</w:t>
-      </w:r>
-      <w:r>
-        <w:rPr>
-          <w:rFonts w:eastAsia="Consolas" w:hAnsi="Consolas" w:cs="Consolas"/>
-          <w:spacing w:val="39"/>
-          <w:szCs w:val="22"/>
-        </w:rPr>
-        <w:t xml:space="preserve"> </w:t>
-      </w:r>
-      <w:r>
-        <w:rPr>
-          <w:rFonts w:eastAsia="Consolas" w:hAnsi="Consolas" w:cs="Consolas"/>
-          <w:szCs w:val="22"/>
-        </w:rPr>
-        <w:t>int</w:t>
-      </w:r>
-      <w:r>
-        <w:rPr>
-          <w:rFonts w:eastAsia="Consolas" w:hAnsi="Consolas" w:cs="Consolas"/>
-          <w:spacing w:val="38"/>
-          <w:szCs w:val="22"/>
-        </w:rPr>
-        <w:t xml:space="preserve"> </w:t>
-      </w:r>
-      <w:r>
-        <w:rPr>
-          <w:rFonts w:eastAsia="Consolas" w:hAnsi="Consolas" w:cs="Consolas"/>
-          <w:szCs w:val="22"/>
-        </w:rPr>
-        <w:t>newBoard[SIZE</w:t>
-      </w:r>
-      <w:r>
-        <w:rPr>
-          <w:rFonts w:eastAsia="Consolas" w:hAnsi="Consolas" w:cs="Consolas"/>
-          <w:spacing w:val="40"/>
-          <w:szCs w:val="22"/>
-        </w:rPr>
-        <w:t xml:space="preserve"> </w:t>
-      </w:r>
-      <w:r>
-        <w:rPr>
-          <w:rFonts w:eastAsia="Consolas" w:hAnsi="Consolas" w:cs="Consolas"/>
-          <w:szCs w:val="22"/>
-        </w:rPr>
-        <w:t>+ 1][SIZE</w:t>
-      </w:r>
-      <w:r>
-        <w:rPr>
-          <w:rFonts w:eastAsia="Consolas" w:hAnsi="Consolas" w:cs="Consolas"/>
-          <w:spacing w:val="-1"/>
-          <w:szCs w:val="22"/>
-        </w:rPr>
-        <w:t xml:space="preserve"> </w:t>
-      </w:r>
-      <w:r>
-        <w:rPr>
-          <w:rFonts w:eastAsia="Consolas" w:hAnsi="Consolas" w:cs="Consolas"/>
-          <w:szCs w:val="22"/>
-        </w:rPr>
-        <w:t>+ 1],</w:t>
-      </w:r>
-      <w:r>
-        <w:rPr>
-          <w:rFonts w:eastAsia="Consolas" w:hAnsi="Consolas" w:cs="Consolas"/>
-          <w:spacing w:val="-1"/>
-          <w:szCs w:val="22"/>
-        </w:rPr>
-        <w:t xml:space="preserve"> </w:t>
-      </w:r>
-      <w:r>
-        <w:rPr>
-          <w:rFonts w:eastAsia="Consolas" w:hAnsi="Consolas" w:cs="Consolas"/>
-          <w:szCs w:val="22"/>
-        </w:rPr>
-        <w:t>int newBoard2[SIZE +</w:t>
-      </w:r>
-      <w:r>
-        <w:rPr>
-          <w:rFonts w:eastAsia="Consolas" w:hAnsi="Consolas" w:cs="Consolas"/>
-          <w:spacing w:val="-1"/>
-          <w:szCs w:val="22"/>
-        </w:rPr>
-        <w:t xml:space="preserve"> </w:t>
-      </w:r>
-      <w:r>
-        <w:rPr>
-          <w:rFonts w:eastAsia="Consolas" w:hAnsi="Consolas" w:cs="Consolas"/>
-          <w:szCs w:val="22"/>
-        </w:rPr>
-        <w:t>1][SIZE +</w:t>
-      </w:r>
-      <w:r>
-        <w:rPr>
-          <w:rFonts w:eastAsia="Consolas" w:hAnsi="Consolas" w:cs="Consolas"/>
-          <w:spacing w:val="-1"/>
-          <w:szCs w:val="22"/>
-        </w:rPr>
-        <w:t xml:space="preserve"> </w:t>
-      </w:r>
-      <w:r>
-        <w:rPr>
-          <w:rFonts w:eastAsia="Consolas" w:hAnsi="Consolas" w:cs="Consolas"/>
-          <w:szCs w:val="22"/>
-        </w:rPr>
-        <w:t>1],</w:t>
-      </w:r>
-      <w:r>
-        <w:rPr>
-          <w:rFonts w:eastAsia="Consolas" w:hAnsi="Consolas" w:cs="Consolas"/>
-          <w:spacing w:val="-1"/>
-          <w:szCs w:val="22"/>
-        </w:rPr>
-        <w:t xml:space="preserve"> </w:t>
-      </w:r>
-      <w:r>
-        <w:rPr>
-          <w:rFonts w:eastAsia="Consolas" w:hAnsi="Consolas" w:cs="Consolas"/>
-          <w:szCs w:val="22"/>
-        </w:rPr>
-        <w:t>bool isFixed[SIZE</w:t>
-      </w:r>
-      <w:r>
-        <w:rPr>
-          <w:rFonts w:eastAsia="Consolas" w:hAnsi="Consolas" w:cs="Consolas"/>
-          <w:spacing w:val="-1"/>
-          <w:szCs w:val="22"/>
-        </w:rPr>
-        <w:t xml:space="preserve"> </w:t>
-      </w:r>
-      <w:r>
-        <w:rPr>
-          <w:rFonts w:eastAsia="Consolas" w:hAnsi="Consolas" w:cs="Consolas"/>
-          <w:szCs w:val="22"/>
-        </w:rPr>
-        <w:t>+ 1][SIZE +</w:t>
-      </w:r>
-      <w:r>
-        <w:rPr>
-          <w:rFonts w:eastAsia="Consolas" w:hAnsi="Consolas" w:cs="Consolas"/>
-          <w:spacing w:val="-1"/>
-          <w:szCs w:val="22"/>
-        </w:rPr>
-        <w:t xml:space="preserve"> </w:t>
-      </w:r>
-      <w:r>
-        <w:rPr>
-          <w:rFonts w:eastAsia="Consolas" w:hAnsi="Consolas" w:cs="Consolas"/>
-          <w:szCs w:val="22"/>
-        </w:rPr>
-        <w:t>1],</w:t>
-      </w:r>
-    </w:p>
-    <w:p>
-      <w:pPr>
-        <w:autoSpaceDE w:val="0"/>
-        <w:autoSpaceDN w:val="0"/>
-        <w:snapToGrid/>
-        <w:spacing w:line="360" w:lineRule="auto"/>
-        <w:ind w:left="383"/>
-        <w:jc w:val="left"/>
-        <w:rPr>
-          <w:rFonts w:eastAsia="Consolas" w:hAnsi="Consolas" w:cs="Consolas"/>
-          <w:szCs w:val="22"/>
-        </w:rPr>
-      </w:pPr>
-      <w:r>
-        <w:rPr>
-          <w:rFonts w:eastAsia="Consolas" w:hAnsi="Consolas" w:cs="Consolas"/>
-          <w:szCs w:val="22"/>
-        </w:rPr>
-        <w:t>int</w:t>
-      </w:r>
-      <w:r>
-        <w:rPr>
-          <w:rFonts w:eastAsia="Consolas" w:hAnsi="Consolas" w:cs="Consolas"/>
+          <w:bCs/>
           <w:spacing w:val="-2"/>
-          <w:szCs w:val="22"/>
-        </w:rPr>
-        <w:t xml:space="preserve"> </w:t>
-      </w:r>
-      <w:r>
-        <w:rPr>
-          <w:rFonts w:eastAsia="Consolas" w:hAnsi="Consolas" w:cs="Consolas"/>
-          <w:szCs w:val="22"/>
-        </w:rPr>
-        <w:t>num,</w:t>
-      </w:r>
-      <w:r>
-        <w:rPr>
-          <w:rFonts w:eastAsia="Consolas" w:hAnsi="Consolas" w:cs="Consolas"/>
-          <w:spacing w:val="-1"/>
-          <w:szCs w:val="22"/>
-        </w:rPr>
-        <w:t xml:space="preserve"> </w:t>
-      </w:r>
-      <w:r>
-        <w:rPr>
-          <w:rFonts w:eastAsia="Consolas" w:hAnsi="Consolas" w:cs="Consolas"/>
-          <w:szCs w:val="22"/>
-        </w:rPr>
-        <w:t>bool</w:t>
-      </w:r>
-      <w:r>
-        <w:rPr>
-          <w:rFonts w:eastAsia="Consolas" w:hAnsi="Consolas" w:cs="Consolas"/>
+        </w:rPr>
+        <w:t>生成</w:t>
+      </w:r>
+      <w:proofErr w:type="gramStart"/>
+      <w:r>
+        <w:rPr>
+          <w:rFonts w:ascii="宋体" w:hAnsi="宋体" w:cs="宋体"/>
+          <w:b/>
+          <w:bCs/>
           <w:spacing w:val="-2"/>
-          <w:szCs w:val="22"/>
-        </w:rPr>
-        <w:t xml:space="preserve"> </w:t>
-      </w:r>
-      <w:r>
-        <w:rPr>
-          <w:rFonts w:eastAsia="Consolas" w:hAnsi="Consolas" w:cs="Consolas"/>
-          <w:szCs w:val="22"/>
-        </w:rPr>
-        <w:t>value[SIZE *</w:t>
-      </w:r>
-      <w:r>
-        <w:rPr>
-          <w:rFonts w:eastAsia="Consolas" w:hAnsi="Consolas" w:cs="Consolas"/>
-          <w:spacing w:val="-2"/>
-          <w:szCs w:val="22"/>
-        </w:rPr>
-        <w:t xml:space="preserve"> </w:t>
-      </w:r>
-      <w:r>
-        <w:rPr>
-          <w:rFonts w:eastAsia="Consolas" w:hAnsi="Consolas" w:cs="Consolas"/>
-          <w:szCs w:val="22"/>
-        </w:rPr>
-        <w:t>SIZE</w:t>
-      </w:r>
-      <w:r>
-        <w:rPr>
-          <w:rFonts w:eastAsia="Consolas" w:hAnsi="Consolas" w:cs="Consolas"/>
-          <w:spacing w:val="-1"/>
-          <w:szCs w:val="22"/>
-        </w:rPr>
-        <w:t xml:space="preserve"> </w:t>
-      </w:r>
-      <w:r>
-        <w:rPr>
-          <w:rFonts w:eastAsia="Consolas" w:hAnsi="Consolas" w:cs="Consolas"/>
-          <w:szCs w:val="22"/>
-        </w:rPr>
-        <w:t>*</w:t>
-      </w:r>
-      <w:r>
-        <w:rPr>
-          <w:rFonts w:eastAsia="Consolas" w:hAnsi="Consolas" w:cs="Consolas"/>
-          <w:spacing w:val="-2"/>
-          <w:szCs w:val="22"/>
-        </w:rPr>
-        <w:t xml:space="preserve"> </w:t>
-      </w:r>
-      <w:r>
-        <w:rPr>
-          <w:rFonts w:eastAsia="Consolas" w:hAnsi="Consolas" w:cs="Consolas"/>
-          <w:szCs w:val="22"/>
-        </w:rPr>
-        <w:t>SIZE +</w:t>
-      </w:r>
-      <w:r>
-        <w:rPr>
-          <w:rFonts w:eastAsia="Consolas" w:hAnsi="Consolas" w:cs="Consolas"/>
-          <w:spacing w:val="-2"/>
-          <w:szCs w:val="22"/>
-        </w:rPr>
-        <w:t xml:space="preserve"> </w:t>
-      </w:r>
-      <w:r>
-        <w:rPr>
-          <w:rFonts w:eastAsia="Consolas" w:hAnsi="Consolas" w:cs="Consolas"/>
-          <w:spacing w:val="-4"/>
-          <w:szCs w:val="22"/>
-        </w:rPr>
-        <w:t>1]);</w:t>
-      </w:r>
-    </w:p>
-    <w:p>
-      <w:pPr>
-        <w:autoSpaceDE w:val="0"/>
-        <w:autoSpaceDN w:val="0"/>
-        <w:snapToGrid/>
-        <w:spacing w:before="17" w:line="360" w:lineRule="auto"/>
-        <w:jc w:val="left"/>
-        <w:rPr>
-          <w:rFonts w:eastAsia="Consolas" w:hAnsi="Consolas" w:cs="Consolas"/>
-          <w:szCs w:val="21"/>
-        </w:rPr>
-      </w:pPr>
+        </w:rPr>
+        <w:t>初始数独</w:t>
+      </w:r>
+      <w:proofErr w:type="gramEnd"/>
     </w:p>
     <w:p>
       <w:pPr>
@@ -12600,46 +13098,40 @@
         <w:ind w:left="803"/>
         <w:jc w:val="left"/>
         <w:rPr>
-          <w:rFonts w:ascii="宋体" w:hAnsi="Consolas" w:cs="Consolas"/>
-          <w:szCs w:val="22"/>
-        </w:rPr>
-      </w:pPr>
-      <w:r>
-        <w:rPr>
-          <w:rFonts w:ascii="宋体" w:hAnsi="Consolas" w:cs="Consolas"/>
-          <w:szCs w:val="22"/>
-        </w:rPr>
-        <w:t>参数：</w:t>
-      </w:r>
-      <w:r>
-        <w:rPr>
-          <w:rFonts w:eastAsia="Times New Roman" w:hAnsi="Consolas" w:cs="Consolas"/>
-          <w:szCs w:val="22"/>
-        </w:rPr>
-        <w:t>(int)</w:t>
-      </w:r>
-      <w:r>
-        <w:rPr>
-          <w:rFonts w:eastAsia="Times New Roman" w:hAnsi="Consolas" w:cs="Consolas"/>
-          <w:spacing w:val="-5"/>
-          <w:szCs w:val="22"/>
-        </w:rPr>
-        <w:t xml:space="preserve"> </w:t>
-      </w:r>
-      <w:r>
-        <w:rPr>
-          <w:rFonts w:eastAsia="Times New Roman" w:hAnsi="Consolas" w:cs="Consolas"/>
-          <w:szCs w:val="22"/>
-        </w:rPr>
-        <w:t>board[SIZE+1][SIZE+1]</w:t>
-      </w:r>
-      <w:r>
-        <w:rPr>
-          <w:rFonts w:ascii="宋体" w:hAnsi="Consolas" w:cs="Consolas"/>
-          <w:spacing w:val="-1"/>
-          <w:szCs w:val="22"/>
-        </w:rPr>
-        <w:t>：保存生成的初始数独</w:t>
+          <w:rFonts w:eastAsia="Consolas" w:hAnsi="Consolas" w:cs="Consolas" w:hint="eastAsia"/>
+          <w:szCs w:val="22"/>
+        </w:rPr>
+      </w:pPr>
+      <w:r>
+        <w:rPr>
+          <w:rFonts w:eastAsia="Consolas" w:hAnsi="Consolas" w:cs="Consolas" w:hint="eastAsia"/>
+          <w:szCs w:val="22"/>
+        </w:rPr>
+        <w:lastRenderedPageBreak/>
+        <w:t xml:space="preserve">int </w:t>
+      </w:r>
+      <w:proofErr w:type="spellStart"/>
+      <w:r>
+        <w:rPr>
+          <w:rFonts w:eastAsia="Consolas" w:hAnsi="Consolas" w:cs="Consolas" w:hint="eastAsia"/>
+          <w:szCs w:val="22"/>
+        </w:rPr>
+        <w:t>fixed_board</w:t>
+      </w:r>
+      <w:proofErr w:type="spellEnd"/>
+      <w:r>
+        <w:rPr>
+          <w:rFonts w:eastAsia="Consolas" w:hAnsi="Consolas" w:cs="Consolas" w:hint="eastAsia"/>
+          <w:szCs w:val="22"/>
+        </w:rPr>
+        <w:t xml:space="preserve">[SIZE + 1][SIZE + 1] = {0};  // </w:t>
+      </w:r>
+      <w:r>
+        <w:rPr>
+          <w:rFonts w:ascii="宋体" w:hAnsi="宋体" w:cs="宋体" w:hint="eastAsia"/>
+          <w:szCs w:val="22"/>
+        </w:rPr>
+        <w:t>生成的数独</w:t>
       </w:r>
     </w:p>
     <w:p>
@@ -12647,56 +13139,43 @@
         <w:autoSpaceDE w:val="0"/>
         <w:autoSpaceDN w:val="0"/>
         <w:snapToGrid/>
-        <w:spacing w:before="309" w:line="360" w:lineRule="auto"/>
-        <w:ind w:left="1583" w:right="2146"/>
+        <w:spacing w:before="1" w:line="360" w:lineRule="auto"/>
+        <w:ind w:left="803"/>
         <w:jc w:val="left"/>
         <w:rPr>
-          <w:rFonts w:ascii="宋体" w:hAnsi="Consolas" w:cs="Consolas"/>
-          <w:szCs w:val="22"/>
-        </w:rPr>
-      </w:pPr>
-      <w:r>
-        <w:rPr>
-          <w:rFonts w:eastAsia="Times New Roman" w:hAnsi="Consolas" w:cs="Consolas"/>
-          <w:szCs w:val="22"/>
-        </w:rPr>
-        <w:t>(int)</w:t>
-      </w:r>
-      <w:r>
-        <w:rPr>
-          <w:rFonts w:eastAsia="Times New Roman" w:hAnsi="Consolas" w:cs="Consolas"/>
-          <w:spacing w:val="-15"/>
-          <w:szCs w:val="22"/>
-        </w:rPr>
-        <w:t xml:space="preserve"> </w:t>
-      </w:r>
-      <w:r>
-        <w:rPr>
-          <w:rFonts w:eastAsia="Times New Roman" w:hAnsi="Consolas" w:cs="Consolas"/>
-          <w:szCs w:val="22"/>
-        </w:rPr>
-        <w:t>newboard[SIZE+1][SIZE+1]</w:t>
-      </w:r>
-      <w:r>
-        <w:rPr>
-          <w:rFonts w:ascii="宋体" w:hAnsi="Consolas" w:cs="Consolas"/>
-          <w:szCs w:val="22"/>
-        </w:rPr>
-        <w:t xml:space="preserve">：用来与用户交互的数独 </w:t>
-      </w:r>
-      <w:r>
-        <w:rPr>
-          <w:rFonts w:eastAsia="Times New Roman" w:hAnsi="Consolas" w:cs="Consolas"/>
-          <w:szCs w:val="22"/>
-        </w:rPr>
-        <w:t>(int) newboard2[SIZE+1][SIZE+1]</w:t>
-      </w:r>
-      <w:r>
-        <w:rPr>
-          <w:rFonts w:ascii="宋体" w:hAnsi="Consolas" w:cs="Consolas"/>
-          <w:szCs w:val="22"/>
-        </w:rPr>
-        <w:t>：用来保存结果的数独</w:t>
+          <w:rFonts w:eastAsia="Consolas" w:hAnsi="Consolas" w:cs="Consolas" w:hint="eastAsia"/>
+          <w:szCs w:val="22"/>
+        </w:rPr>
+      </w:pPr>
+      <w:r>
+        <w:rPr>
+          <w:rFonts w:eastAsia="Consolas" w:hAnsi="Consolas" w:cs="Consolas" w:hint="eastAsia"/>
+          <w:szCs w:val="22"/>
+        </w:rPr>
+        <w:t xml:space="preserve">int </w:t>
+      </w:r>
+      <w:proofErr w:type="spellStart"/>
+      <w:r>
+        <w:rPr>
+          <w:rFonts w:eastAsia="Consolas" w:hAnsi="Consolas" w:cs="Consolas" w:hint="eastAsia"/>
+          <w:szCs w:val="22"/>
+        </w:rPr>
+        <w:t>answer_board</w:t>
+      </w:r>
+      <w:proofErr w:type="spellEnd"/>
+      <w:r>
+        <w:rPr>
+          <w:rFonts w:eastAsia="Consolas" w:hAnsi="Consolas" w:cs="Consolas" w:hint="eastAsia"/>
+          <w:szCs w:val="22"/>
+        </w:rPr>
+        <w:t xml:space="preserve">[SIZE + 1][SIZE + 1] = {0}; // </w:t>
+      </w:r>
+      <w:r>
+        <w:rPr>
+          <w:rFonts w:ascii="宋体" w:hAnsi="宋体" w:cs="宋体" w:hint="eastAsia"/>
+          <w:szCs w:val="22"/>
+        </w:rPr>
+        <w:t>答案数独</w:t>
       </w:r>
     </w:p>
     <w:p>
@@ -12704,64 +13183,43 @@
         <w:autoSpaceDE w:val="0"/>
         <w:autoSpaceDN w:val="0"/>
         <w:snapToGrid/>
-        <w:spacing w:line="360" w:lineRule="auto"/>
-        <w:ind w:left="1583" w:right="1256"/>
+        <w:spacing w:before="1" w:line="360" w:lineRule="auto"/>
+        <w:ind w:left="803"/>
         <w:jc w:val="left"/>
         <w:rPr>
-          <w:rFonts w:ascii="宋体" w:hAnsi="Consolas" w:cs="Consolas"/>
-          <w:szCs w:val="22"/>
-        </w:rPr>
-      </w:pPr>
-      <w:r>
-        <w:rPr>
-          <w:rFonts w:eastAsia="Times New Roman" w:hAnsi="Consolas" w:cs="Consolas"/>
-          <w:szCs w:val="22"/>
-        </w:rPr>
-        <w:t>(bool)</w:t>
-      </w:r>
-      <w:r>
-        <w:rPr>
-          <w:rFonts w:eastAsia="Times New Roman" w:hAnsi="Consolas" w:cs="Consolas"/>
-          <w:spacing w:val="-15"/>
-          <w:szCs w:val="22"/>
-        </w:rPr>
-        <w:t xml:space="preserve"> </w:t>
-      </w:r>
-      <w:r>
-        <w:rPr>
-          <w:rFonts w:eastAsia="Times New Roman" w:hAnsi="Consolas" w:cs="Consolas"/>
-          <w:szCs w:val="22"/>
-        </w:rPr>
-        <w:t>isFixed[SIZE+1][SIZE+1]</w:t>
-      </w:r>
-      <w:r>
-        <w:rPr>
-          <w:rFonts w:ascii="宋体" w:hAnsi="Consolas" w:cs="Consolas"/>
-          <w:szCs w:val="22"/>
-        </w:rPr>
-        <w:t xml:space="preserve">：用来记录谋个位置是否为提示数 </w:t>
-      </w:r>
-      <w:r>
-        <w:rPr>
-          <w:rFonts w:eastAsia="Times New Roman" w:hAnsi="Consolas" w:cs="Consolas"/>
-          <w:szCs w:val="22"/>
-        </w:rPr>
-        <w:t>(int) num:</w:t>
-      </w:r>
-      <w:r>
-        <w:rPr>
-          <w:rFonts w:eastAsia="Times New Roman" w:hAnsi="Consolas" w:cs="Consolas"/>
-          <w:spacing w:val="40"/>
-          <w:szCs w:val="22"/>
-        </w:rPr>
-        <w:t xml:space="preserve"> </w:t>
-      </w:r>
-      <w:r>
-        <w:rPr>
-          <w:rFonts w:ascii="宋体" w:hAnsi="Consolas" w:cs="Consolas"/>
-          <w:szCs w:val="22"/>
-        </w:rPr>
-        <w:t>用户输入的提示数个数</w:t>
+          <w:rFonts w:eastAsia="Consolas" w:hAnsi="Consolas" w:cs="Consolas" w:hint="eastAsia"/>
+          <w:szCs w:val="22"/>
+        </w:rPr>
+      </w:pPr>
+      <w:r>
+        <w:rPr>
+          <w:rFonts w:eastAsia="Consolas" w:hAnsi="Consolas" w:cs="Consolas" w:hint="eastAsia"/>
+          <w:szCs w:val="22"/>
+        </w:rPr>
+        <w:t xml:space="preserve">int </w:t>
+      </w:r>
+      <w:proofErr w:type="spellStart"/>
+      <w:r>
+        <w:rPr>
+          <w:rFonts w:eastAsia="Consolas" w:hAnsi="Consolas" w:cs="Consolas" w:hint="eastAsia"/>
+          <w:szCs w:val="22"/>
+        </w:rPr>
+        <w:t>play_board</w:t>
+      </w:r>
+      <w:proofErr w:type="spellEnd"/>
+      <w:r>
+        <w:rPr>
+          <w:rFonts w:eastAsia="Consolas" w:hAnsi="Consolas" w:cs="Consolas" w:hint="eastAsia"/>
+          <w:szCs w:val="22"/>
+        </w:rPr>
+        <w:t xml:space="preserve">[SIZE + 1][SIZE + 1] = {0};   // </w:t>
+      </w:r>
+      <w:r>
+        <w:rPr>
+          <w:rFonts w:ascii="宋体" w:hAnsi="宋体" w:cs="宋体" w:hint="eastAsia"/>
+          <w:szCs w:val="22"/>
+        </w:rPr>
+        <w:t>用来玩的数独</w:t>
       </w:r>
     </w:p>
     <w:p>
@@ -12769,141 +13227,59 @@
         <w:autoSpaceDE w:val="0"/>
         <w:autoSpaceDN w:val="0"/>
         <w:snapToGrid/>
-        <w:spacing w:line="360" w:lineRule="auto"/>
-        <w:ind w:left="803" w:right="2192" w:firstLine="780"/>
+        <w:spacing w:before="1" w:line="360" w:lineRule="auto"/>
+        <w:ind w:left="803"/>
         <w:jc w:val="left"/>
         <w:rPr>
-          <w:rFonts w:ascii="宋体" w:hAnsi="Consolas" w:cs="Consolas"/>
-          <w:szCs w:val="22"/>
-        </w:rPr>
-      </w:pPr>
-      <w:r>
-        <w:rPr>
-          <w:rFonts w:eastAsia="Times New Roman" w:hAnsi="Consolas" w:cs="Consolas"/>
-          <w:szCs w:val="22"/>
-        </w:rPr>
-        <w:t>(bool)</w:t>
-      </w:r>
-      <w:r>
-        <w:rPr>
-          <w:rFonts w:eastAsia="Times New Roman" w:hAnsi="Consolas" w:cs="Consolas"/>
-          <w:spacing w:val="-5"/>
-          <w:szCs w:val="22"/>
-        </w:rPr>
-        <w:t xml:space="preserve"> </w:t>
-      </w:r>
-      <w:r>
-        <w:rPr>
-          <w:rFonts w:eastAsia="Times New Roman" w:hAnsi="Consolas" w:cs="Consolas"/>
-          <w:szCs w:val="22"/>
-        </w:rPr>
-        <w:t>value[SIZE</w:t>
-      </w:r>
-      <w:r>
-        <w:rPr>
-          <w:rFonts w:eastAsia="Times New Roman" w:hAnsi="Consolas" w:cs="Consolas"/>
-          <w:spacing w:val="-5"/>
-          <w:szCs w:val="22"/>
-        </w:rPr>
-        <w:t xml:space="preserve"> </w:t>
-      </w:r>
-      <w:r>
-        <w:rPr>
-          <w:rFonts w:eastAsia="Times New Roman" w:hAnsi="Consolas" w:cs="Consolas"/>
-          <w:szCs w:val="22"/>
-        </w:rPr>
-        <w:t>*</w:t>
-      </w:r>
-      <w:r>
-        <w:rPr>
-          <w:rFonts w:eastAsia="Times New Roman" w:hAnsi="Consolas" w:cs="Consolas"/>
-          <w:spacing w:val="-4"/>
-          <w:szCs w:val="22"/>
-        </w:rPr>
-        <w:t xml:space="preserve"> </w:t>
-      </w:r>
-      <w:r>
-        <w:rPr>
-          <w:rFonts w:eastAsia="Times New Roman" w:hAnsi="Consolas" w:cs="Consolas"/>
-          <w:szCs w:val="22"/>
-        </w:rPr>
-        <w:t>SIZE</w:t>
-      </w:r>
-      <w:r>
-        <w:rPr>
-          <w:rFonts w:eastAsia="Times New Roman" w:hAnsi="Consolas" w:cs="Consolas"/>
-          <w:spacing w:val="-5"/>
-          <w:szCs w:val="22"/>
-        </w:rPr>
-        <w:t xml:space="preserve"> </w:t>
-      </w:r>
-      <w:r>
-        <w:rPr>
-          <w:rFonts w:eastAsia="Times New Roman" w:hAnsi="Consolas" w:cs="Consolas"/>
-          <w:szCs w:val="22"/>
-        </w:rPr>
-        <w:t>*</w:t>
-      </w:r>
-      <w:r>
-        <w:rPr>
-          <w:rFonts w:eastAsia="Times New Roman" w:hAnsi="Consolas" w:cs="Consolas"/>
-          <w:spacing w:val="-5"/>
-          <w:szCs w:val="22"/>
-        </w:rPr>
-        <w:t xml:space="preserve"> </w:t>
-      </w:r>
-      <w:r>
-        <w:rPr>
-          <w:rFonts w:eastAsia="Times New Roman" w:hAnsi="Consolas" w:cs="Consolas"/>
-          <w:szCs w:val="22"/>
-        </w:rPr>
-        <w:t>SIZE</w:t>
-      </w:r>
-      <w:r>
-        <w:rPr>
-          <w:rFonts w:eastAsia="Times New Roman" w:hAnsi="Consolas" w:cs="Consolas"/>
-          <w:spacing w:val="-4"/>
-          <w:szCs w:val="22"/>
-        </w:rPr>
-        <w:t xml:space="preserve"> + </w:t>
-      </w:r>
-      <w:r>
-        <w:rPr>
-          <w:rFonts w:eastAsia="Times New Roman" w:hAnsi="Consolas" w:cs="Consolas"/>
-          <w:szCs w:val="22"/>
-        </w:rPr>
-        <w:t>1]</w:t>
-      </w:r>
-      <w:r>
-        <w:rPr>
-          <w:rFonts w:ascii="宋体" w:hAnsi="Consolas" w:cs="Consolas"/>
-          <w:szCs w:val="22"/>
-        </w:rPr>
-        <w:t>：存储数独变元真值</w:t>
-      </w:r>
-      <w:r>
-        <w:rPr>
-          <w:rFonts w:ascii="宋体" w:hAnsi="Consolas" w:cs="Consolas"/>
-          <w:spacing w:val="-2"/>
-          <w:szCs w:val="22"/>
-        </w:rPr>
-        <w:t>返回值：</w:t>
-      </w:r>
-      <w:r>
-        <w:rPr>
-          <w:rFonts w:eastAsia="Times New Roman" w:hAnsi="Consolas" w:cs="Consolas"/>
-          <w:spacing w:val="-2"/>
-          <w:szCs w:val="22"/>
-        </w:rPr>
-        <w:t>OK</w:t>
-      </w:r>
-      <w:r>
-        <w:rPr>
-          <w:rFonts w:ascii="宋体" w:hAnsi="Consolas" w:cs="Consolas"/>
-          <w:spacing w:val="-2"/>
-          <w:szCs w:val="22"/>
-        </w:rPr>
-        <w:t>：生成成功</w:t>
+          <w:rFonts w:eastAsia="Consolas" w:hAnsi="Consolas" w:cs="Consolas" w:hint="eastAsia"/>
+          <w:szCs w:val="22"/>
+        </w:rPr>
+      </w:pPr>
+      <w:r>
+        <w:rPr>
+          <w:rFonts w:eastAsia="Consolas" w:hAnsi="Consolas" w:cs="Consolas" w:hint="eastAsia"/>
+          <w:szCs w:val="22"/>
+        </w:rPr>
+        <w:t xml:space="preserve">bool </w:t>
+      </w:r>
+      <w:proofErr w:type="spellStart"/>
+      <w:r>
+        <w:rPr>
+          <w:rFonts w:eastAsia="Consolas" w:hAnsi="Consolas" w:cs="Consolas" w:hint="eastAsia"/>
+          <w:szCs w:val="22"/>
+        </w:rPr>
+        <w:t>is_num</w:t>
+      </w:r>
+      <w:proofErr w:type="spellEnd"/>
+      <w:r>
+        <w:rPr>
+          <w:rFonts w:eastAsia="Consolas" w:hAnsi="Consolas" w:cs="Consolas" w:hint="eastAsia"/>
+          <w:szCs w:val="22"/>
+        </w:rPr>
+        <w:t xml:space="preserve">[SIZE + 1][SIZE + 1]; // </w:t>
+      </w:r>
+      <w:r>
+        <w:rPr>
+          <w:rFonts w:ascii="宋体" w:hAnsi="宋体" w:cs="宋体" w:hint="eastAsia"/>
+          <w:szCs w:val="22"/>
+        </w:rPr>
+        <w:t>判断</w:t>
+      </w:r>
+      <w:proofErr w:type="gramStart"/>
+      <w:r>
+        <w:rPr>
+          <w:rFonts w:ascii="宋体" w:hAnsi="宋体" w:cs="宋体" w:hint="eastAsia"/>
+          <w:szCs w:val="22"/>
+        </w:rPr>
+        <w:t>数独某个</w:t>
+      </w:r>
+      <w:proofErr w:type="gramEnd"/>
+      <w:r>
+        <w:rPr>
+          <w:rFonts w:ascii="宋体" w:hAnsi="宋体" w:cs="宋体" w:hint="eastAsia"/>
+          <w:szCs w:val="22"/>
+        </w:rPr>
+        <w:t>位置存不存在提示数字</w:t>
       </w:r>
     </w:p>
     <w:p>
@@ -12911,28 +13287,115 @@
         <w:autoSpaceDE w:val="0"/>
         <w:autoSpaceDN w:val="0"/>
         <w:snapToGrid/>
-        <w:spacing w:line="360" w:lineRule="auto"/>
-        <w:ind w:left="1763"/>
+        <w:spacing w:afterLines="100" w:after="312" w:line="360" w:lineRule="auto"/>
+        <w:ind w:left="805"/>
         <w:jc w:val="left"/>
-        <w:rPr>
-          <w:rFonts w:ascii="宋体" w:hAnsi="Consolas" w:cs="Consolas"/>
-          <w:szCs w:val="22"/>
-        </w:rPr>
-      </w:pPr>
-      <w:r>
-        <w:rPr>
-          <w:rFonts w:eastAsia="Times New Roman" w:hAnsi="Consolas" w:cs="Consolas"/>
-          <w:szCs w:val="22"/>
-        </w:rPr>
-        <w:t>ERROR</w:t>
-      </w:r>
-      <w:r>
         <w:rPr>
           <w:rFonts w:ascii="宋体" w:hAnsi="Consolas" w:cs="Consolas"/>
           <w:spacing w:val="-2"/>
           <w:szCs w:val="22"/>
         </w:rPr>
+      </w:pPr>
+      <w:proofErr w:type="spellStart"/>
+      <w:r>
+        <w:rPr>
+          <w:rFonts w:eastAsia="Consolas" w:hAnsi="Consolas" w:cs="Consolas"/>
+          <w:szCs w:val="22"/>
+        </w:rPr>
+        <w:t>bool</w:t>
+      </w:r>
+      <w:proofErr w:type="spellEnd"/>
+      <w:r>
+        <w:rPr>
+          <w:rFonts w:eastAsia="Consolas" w:hAnsi="Consolas" w:cs="Consolas"/>
+          <w:szCs w:val="22"/>
+        </w:rPr>
+        <w:t xml:space="preserve"> value[SIZE * SIZE * SIZE + 1] = {0};</w:t>
+      </w:r>
+      <w:r>
+        <w:rPr>
+          <w:rFonts w:eastAsiaTheme="minorEastAsia" w:hAnsi="Consolas" w:cs="Consolas" w:hint="eastAsia"/>
+          <w:szCs w:val="22"/>
+        </w:rPr>
+        <w:t>//</w:t>
+      </w:r>
+      <w:proofErr w:type="gramStart"/>
+      <w:r>
+        <w:rPr>
+          <w:rFonts w:ascii="宋体" w:hAnsi="Consolas" w:cs="Consolas"/>
+          <w:szCs w:val="22"/>
+        </w:rPr>
+        <w:t>存储数独变元</w:t>
+      </w:r>
+      <w:proofErr w:type="gramEnd"/>
+      <w:r>
+        <w:rPr>
+          <w:rFonts w:ascii="宋体" w:hAnsi="Consolas" w:cs="Consolas"/>
+          <w:szCs w:val="22"/>
+        </w:rPr>
+        <w:t>真值</w:t>
+      </w:r>
+      <w:r>
+        <w:rPr>
+          <w:rFonts w:ascii="宋体" w:hAnsi="Consolas" w:cs="Consolas" w:hint="eastAsia"/>
+          <w:szCs w:val="22"/>
+        </w:rPr>
+        <w:t>（</w:t>
+      </w:r>
+      <w:r>
+        <w:rPr>
+          <w:rFonts w:ascii="宋体" w:hAnsi="Consolas" w:cs="Consolas"/>
+          <w:spacing w:val="-2"/>
+          <w:szCs w:val="22"/>
+        </w:rPr>
+        <w:t>返回值：</w:t>
+      </w:r>
+      <w:r>
+        <w:rPr>
+          <w:rFonts w:eastAsiaTheme="minorEastAsia" w:hAnsi="Consolas" w:cs="Consolas" w:hint="eastAsia"/>
+          <w:spacing w:val="-2"/>
+          <w:szCs w:val="22"/>
+        </w:rPr>
+        <w:t>1</w:t>
+      </w:r>
+      <w:r>
+        <w:rPr>
+          <w:rFonts w:ascii="宋体" w:hAnsi="Consolas" w:cs="Consolas"/>
+          <w:spacing w:val="-2"/>
+          <w:szCs w:val="22"/>
+        </w:rPr>
+        <w:t>：生成成功</w:t>
+      </w:r>
+      <w:r>
+        <w:rPr>
+          <w:rFonts w:ascii="宋体" w:hAnsi="Consolas" w:cs="Consolas" w:hint="eastAsia"/>
+          <w:spacing w:val="-2"/>
+          <w:szCs w:val="22"/>
+        </w:rPr>
+        <w:t>；</w:t>
+      </w:r>
+      <w:r>
+        <w:rPr>
+          <w:rFonts w:eastAsiaTheme="minorEastAsia" w:hAnsi="Consolas" w:cs="Consolas" w:hint="eastAsia"/>
+          <w:szCs w:val="22"/>
+        </w:rPr>
+        <w:t>0</w:t>
+      </w:r>
+      <w:r>
+        <w:rPr>
+          <w:rFonts w:ascii="宋体" w:hAnsi="Consolas" w:cs="Consolas"/>
+          <w:spacing w:val="-2"/>
+          <w:szCs w:val="22"/>
+        </w:rPr>
         <w:t>：生成失败</w:t>
+      </w:r>
+      <w:r>
+        <w:rPr>
+          <w:rFonts w:ascii="宋体" w:hAnsi="Consolas" w:cs="Consolas" w:hint="eastAsia"/>
+          <w:spacing w:val="-2"/>
+          <w:szCs w:val="22"/>
+        </w:rPr>
+        <w:t>）</w:t>
       </w:r>
     </w:p>
     <w:p>
@@ -12940,28 +13403,152 @@
         <w:autoSpaceDE w:val="0"/>
         <w:autoSpaceDN w:val="0"/>
         <w:snapToGrid/>
-        <w:spacing w:before="308" w:line="360" w:lineRule="auto"/>
-        <w:ind w:left="383" w:right="947" w:firstLine="419"/>
+        <w:spacing w:before="1" w:line="360" w:lineRule="auto"/>
+        <w:ind w:left="803"/>
         <w:jc w:val="left"/>
         <w:rPr>
-          <w:rFonts w:ascii="宋体" w:hAnsi="Consolas" w:cs="Consolas"/>
-          <w:szCs w:val="22"/>
-        </w:rPr>
-      </w:pPr>
-      <w:r>
-        <w:rPr>
-          <w:rFonts w:ascii="宋体" w:hAnsi="Consolas" w:cs="Consolas"/>
-          <w:spacing w:val="-2"/>
-          <w:szCs w:val="22"/>
-        </w:rPr>
-        <w:t>先随机生成一个初始的完整数独，再采用挖洞法生成一个有指定数目提示数的数独，并将结果保存在三个棋盘中。</w:t>
-      </w:r>
-    </w:p>
-    <w:p>
-      <w:pPr>
+          <w:rFonts w:eastAsia="Consolas" w:hAnsi="Consolas" w:cs="Consolas" w:hint="eastAsia"/>
+          <w:szCs w:val="22"/>
+        </w:rPr>
+      </w:pPr>
+      <w:r>
+        <w:rPr>
+          <w:rFonts w:ascii="宋体" w:hAnsi="宋体" w:cs="宋体" w:hint="eastAsia"/>
+          <w:szCs w:val="22"/>
+        </w:rPr>
+        <w:t>该函数首先生成一个包含特定初始模式的数独（在</w:t>
+      </w:r>
+      <w:proofErr w:type="spellStart"/>
+      <w:r>
+        <w:rPr>
+          <w:rFonts w:eastAsia="Consolas" w:hAnsi="Consolas" w:cs="Consolas" w:hint="eastAsia"/>
+          <w:szCs w:val="22"/>
+        </w:rPr>
+        <w:t>percentA</w:t>
+      </w:r>
+      <w:proofErr w:type="spellEnd"/>
+      <w:r>
+        <w:rPr>
+          <w:rFonts w:ascii="宋体" w:hAnsi="宋体" w:cs="宋体" w:hint="eastAsia"/>
+          <w:szCs w:val="22"/>
+        </w:rPr>
+        <w:t>和</w:t>
+      </w:r>
+      <w:proofErr w:type="spellStart"/>
+      <w:r>
+        <w:rPr>
+          <w:rFonts w:eastAsia="Consolas" w:hAnsi="Consolas" w:cs="Consolas" w:hint="eastAsia"/>
+          <w:szCs w:val="22"/>
+        </w:rPr>
+        <w:t>percentB</w:t>
+      </w:r>
+      <w:proofErr w:type="spellEnd"/>
+      <w:r>
+        <w:rPr>
+          <w:rFonts w:ascii="宋体" w:hAnsi="宋体" w:cs="宋体" w:hint="eastAsia"/>
+          <w:szCs w:val="22"/>
+        </w:rPr>
+        <w:t>位置填充随机排列的数字），然后使用</w:t>
+      </w:r>
+      <w:r>
+        <w:rPr>
+          <w:rFonts w:eastAsia="Consolas" w:hAnsi="Consolas" w:cs="Consolas" w:hint="eastAsia"/>
+          <w:szCs w:val="22"/>
+        </w:rPr>
+        <w:t>DPLL</w:t>
+      </w:r>
+      <w:r>
+        <w:rPr>
+          <w:rFonts w:ascii="宋体" w:hAnsi="宋体" w:cs="宋体" w:hint="eastAsia"/>
+          <w:szCs w:val="22"/>
+        </w:rPr>
+        <w:t>算法求解出一个完整</w:t>
+      </w:r>
+      <w:proofErr w:type="gramStart"/>
+      <w:r>
+        <w:rPr>
+          <w:rFonts w:ascii="宋体" w:hAnsi="宋体" w:cs="宋体" w:hint="eastAsia"/>
+          <w:szCs w:val="22"/>
+        </w:rPr>
+        <w:t>的数独答案</w:t>
+      </w:r>
+      <w:proofErr w:type="gramEnd"/>
+      <w:r>
+        <w:rPr>
+          <w:rFonts w:ascii="宋体" w:hAnsi="宋体" w:cs="宋体" w:hint="eastAsia"/>
+          <w:szCs w:val="22"/>
+        </w:rPr>
+        <w:t>。接着采用挖洞法，根据指定的提示数</w:t>
+      </w:r>
+      <w:r>
+        <w:rPr>
+          <w:rFonts w:eastAsia="Consolas" w:hAnsi="Consolas" w:cs="Consolas" w:hint="eastAsia"/>
+          <w:szCs w:val="22"/>
+        </w:rPr>
+        <w:t>hint</w:t>
+      </w:r>
+      <w:r>
+        <w:rPr>
+          <w:rFonts w:ascii="宋体" w:hAnsi="宋体" w:cs="宋体" w:hint="eastAsia"/>
+          <w:szCs w:val="22"/>
+        </w:rPr>
+        <w:t>，均匀地在每行移除相应数量的数字，最终将结果分别保存在</w:t>
+      </w:r>
+      <w:proofErr w:type="spellStart"/>
+      <w:r>
+        <w:rPr>
+          <w:rFonts w:eastAsia="Consolas" w:hAnsi="Consolas" w:cs="Consolas" w:hint="eastAsia"/>
+          <w:szCs w:val="22"/>
+        </w:rPr>
+        <w:t>fixed_board</w:t>
+      </w:r>
+      <w:proofErr w:type="spellEnd"/>
+      <w:r>
+        <w:rPr>
+          <w:rFonts w:ascii="宋体" w:hAnsi="宋体" w:cs="宋体" w:hint="eastAsia"/>
+          <w:szCs w:val="22"/>
+        </w:rPr>
+        <w:t>（固定数字）、</w:t>
+      </w:r>
+      <w:proofErr w:type="spellStart"/>
+      <w:r>
+        <w:rPr>
+          <w:rFonts w:eastAsia="Consolas" w:hAnsi="Consolas" w:cs="Consolas" w:hint="eastAsia"/>
+          <w:szCs w:val="22"/>
+        </w:rPr>
+        <w:t>play_board</w:t>
+      </w:r>
+      <w:proofErr w:type="spellEnd"/>
+      <w:r>
+        <w:rPr>
+          <w:rFonts w:ascii="宋体" w:hAnsi="宋体" w:cs="宋体" w:hint="eastAsia"/>
+          <w:szCs w:val="22"/>
+        </w:rPr>
+        <w:t>（可玩棋盘）和</w:t>
+      </w:r>
+      <w:proofErr w:type="spellStart"/>
+      <w:r>
+        <w:rPr>
+          <w:rFonts w:eastAsia="Consolas" w:hAnsi="Consolas" w:cs="Consolas" w:hint="eastAsia"/>
+          <w:szCs w:val="22"/>
+        </w:rPr>
+        <w:t>answer_board</w:t>
+      </w:r>
+      <w:proofErr w:type="spellEnd"/>
+      <w:r>
+        <w:rPr>
+          <w:rFonts w:ascii="宋体" w:hAnsi="宋体" w:cs="宋体" w:hint="eastAsia"/>
+          <w:szCs w:val="22"/>
+        </w:rPr>
+        <w:t>（完整答案）三个棋盘中。</w:t>
+      </w:r>
+    </w:p>
+    <w:p>
+      <w:pPr>
+        <w:pStyle w:val="af"/>
         <w:numPr>
-          <w:ilvl w:val="3"/>
-          <w:numId w:val="26"/>
+          <w:ilvl w:val="0"/>
+          <w:numId w:val="35"/>
         </w:numPr>
         <w:tabs>
           <w:tab w:val="left" w:pos="1103"/>
@@ -12969,13 +13556,14 @@
         <w:autoSpaceDE w:val="0"/>
         <w:autoSpaceDN w:val="0"/>
         <w:snapToGrid/>
-        <w:spacing w:before="160" w:line="360" w:lineRule="auto"/>
+        <w:spacing w:before="312" w:line="360" w:lineRule="auto"/>
+        <w:ind w:firstLineChars="0"/>
         <w:jc w:val="left"/>
-        <w:outlineLvl w:val="3"/>
         <w:rPr>
           <w:rFonts w:ascii="宋体" w:hAnsi="宋体" w:cs="宋体" w:hint="eastAsia"/>
           <w:b/>
           <w:bCs/>
+          <w:spacing w:val="-2"/>
         </w:rPr>
       </w:pPr>
       <w:r>
@@ -12983,7 +13571,7 @@
           <w:rFonts w:ascii="宋体" w:hAnsi="宋体" w:cs="宋体"/>
           <w:b/>
           <w:bCs/>
-          <w:spacing w:val="-3"/>
+          <w:spacing w:val="-2"/>
         </w:rPr>
         <w:t>判断填入的数字是否有效</w:t>
       </w:r>
@@ -12997,159 +13585,64 @@
         <w:ind w:left="803"/>
         <w:jc w:val="left"/>
         <w:rPr>
+          <w:rFonts w:eastAsiaTheme="minorEastAsia" w:hAnsi="Consolas" w:cs="Consolas" w:hint="eastAsia"/>
+          <w:szCs w:val="22"/>
+        </w:rPr>
+      </w:pPr>
+      <w:r>
+        <w:rPr>
           <w:rFonts w:eastAsia="Consolas" w:hAnsi="Consolas" w:cs="Consolas"/>
           <w:szCs w:val="22"/>
         </w:rPr>
-      </w:pPr>
+        <w:t xml:space="preserve">bool </w:t>
+      </w:r>
+      <w:proofErr w:type="spellStart"/>
       <w:r>
         <w:rPr>
           <w:rFonts w:eastAsia="Consolas" w:hAnsi="Consolas" w:cs="Consolas"/>
           <w:szCs w:val="22"/>
         </w:rPr>
-        <w:t>status</w:t>
-      </w:r>
+        <w:t>is_</w:t>
+      </w:r>
+      <w:proofErr w:type="gramStart"/>
       <w:r>
         <w:rPr>
           <w:rFonts w:eastAsia="Consolas" w:hAnsi="Consolas" w:cs="Consolas"/>
-          <w:spacing w:val="-2"/>
-          <w:szCs w:val="22"/>
-        </w:rPr>
-        <w:t xml:space="preserve"> </w:t>
-      </w:r>
+          <w:szCs w:val="22"/>
+        </w:rPr>
+        <w:t>valid</w:t>
+      </w:r>
+      <w:proofErr w:type="spellEnd"/>
       <w:r>
         <w:rPr>
           <w:rFonts w:eastAsia="Consolas" w:hAnsi="Consolas" w:cs="Consolas"/>
           <w:szCs w:val="22"/>
         </w:rPr>
-        <w:t>Is_Valid(int</w:t>
-      </w:r>
+        <w:t>(</w:t>
+      </w:r>
+      <w:proofErr w:type="gramEnd"/>
       <w:r>
         <w:rPr>
           <w:rFonts w:eastAsia="Consolas" w:hAnsi="Consolas" w:cs="Consolas"/>
-          <w:spacing w:val="-1"/>
-          <w:szCs w:val="22"/>
-        </w:rPr>
-        <w:t xml:space="preserve"> </w:t>
-      </w:r>
+          <w:szCs w:val="22"/>
+        </w:rPr>
+        <w:t xml:space="preserve">int hang, int lie, int value, int </w:t>
+      </w:r>
+      <w:proofErr w:type="spellStart"/>
       <w:r>
         <w:rPr>
           <w:rFonts w:eastAsia="Consolas" w:hAnsi="Consolas" w:cs="Consolas"/>
           <w:szCs w:val="22"/>
         </w:rPr>
-        <w:t>board[SIZE +</w:t>
-      </w:r>
+        <w:t>play_board</w:t>
+      </w:r>
+      <w:proofErr w:type="spellEnd"/>
       <w:r>
         <w:rPr>
           <w:rFonts w:eastAsia="Consolas" w:hAnsi="Consolas" w:cs="Consolas"/>
-          <w:spacing w:val="-2"/>
-          <w:szCs w:val="22"/>
-        </w:rPr>
-        <w:t xml:space="preserve"> </w:t>
-      </w:r>
-      <w:r>
-        <w:rPr>
-          <w:rFonts w:eastAsia="Consolas" w:hAnsi="Consolas" w:cs="Consolas"/>
-          <w:szCs w:val="22"/>
-        </w:rPr>
-        <w:t>1][SIZE +</w:t>
-      </w:r>
-      <w:r>
-        <w:rPr>
-          <w:rFonts w:eastAsia="Consolas" w:hAnsi="Consolas" w:cs="Consolas"/>
-          <w:spacing w:val="-2"/>
-          <w:szCs w:val="22"/>
-        </w:rPr>
-        <w:t xml:space="preserve"> </w:t>
-      </w:r>
-      <w:r>
-        <w:rPr>
-          <w:rFonts w:eastAsia="Consolas" w:hAnsi="Consolas" w:cs="Consolas"/>
-          <w:szCs w:val="22"/>
-        </w:rPr>
-        <w:t>1],</w:t>
-      </w:r>
-      <w:r>
-        <w:rPr>
-          <w:rFonts w:eastAsia="Consolas" w:hAnsi="Consolas" w:cs="Consolas"/>
-          <w:spacing w:val="-2"/>
-          <w:szCs w:val="22"/>
-        </w:rPr>
-        <w:t xml:space="preserve"> </w:t>
-      </w:r>
-      <w:r>
-        <w:rPr>
-          <w:rFonts w:eastAsia="Consolas" w:hAnsi="Consolas" w:cs="Consolas"/>
-          <w:szCs w:val="22"/>
-        </w:rPr>
-        <w:t>int</w:t>
-      </w:r>
-      <w:r>
-        <w:rPr>
-          <w:rFonts w:eastAsia="Consolas" w:hAnsi="Consolas" w:cs="Consolas"/>
-          <w:spacing w:val="1"/>
-          <w:szCs w:val="22"/>
-        </w:rPr>
-        <w:t xml:space="preserve"> </w:t>
-      </w:r>
-      <w:r>
-        <w:rPr>
-          <w:rFonts w:eastAsia="Consolas" w:hAnsi="Consolas" w:cs="Consolas"/>
-          <w:szCs w:val="22"/>
-        </w:rPr>
-        <w:t>row,</w:t>
-      </w:r>
-      <w:r>
-        <w:rPr>
-          <w:rFonts w:eastAsia="Consolas" w:hAnsi="Consolas" w:cs="Consolas"/>
-          <w:spacing w:val="-1"/>
-          <w:szCs w:val="22"/>
-        </w:rPr>
-        <w:t xml:space="preserve"> </w:t>
-      </w:r>
-      <w:r>
-        <w:rPr>
-          <w:rFonts w:eastAsia="Consolas" w:hAnsi="Consolas" w:cs="Consolas"/>
-          <w:szCs w:val="22"/>
-        </w:rPr>
-        <w:t>int</w:t>
-      </w:r>
-      <w:r>
-        <w:rPr>
-          <w:rFonts w:eastAsia="Consolas" w:hAnsi="Consolas" w:cs="Consolas"/>
-          <w:spacing w:val="-1"/>
-          <w:szCs w:val="22"/>
-        </w:rPr>
-        <w:t xml:space="preserve"> </w:t>
-      </w:r>
-      <w:r>
-        <w:rPr>
-          <w:rFonts w:eastAsia="Consolas" w:hAnsi="Consolas" w:cs="Consolas"/>
-          <w:szCs w:val="22"/>
-        </w:rPr>
-        <w:t>col,</w:t>
-      </w:r>
-      <w:r>
-        <w:rPr>
-          <w:rFonts w:eastAsia="Consolas" w:hAnsi="Consolas" w:cs="Consolas"/>
-          <w:spacing w:val="-1"/>
-          <w:szCs w:val="22"/>
-        </w:rPr>
-        <w:t xml:space="preserve"> </w:t>
-      </w:r>
-      <w:r>
-        <w:rPr>
-          <w:rFonts w:eastAsia="Consolas" w:hAnsi="Consolas" w:cs="Consolas"/>
-          <w:szCs w:val="22"/>
-        </w:rPr>
-        <w:t>int</w:t>
-      </w:r>
-      <w:r>
-        <w:rPr>
-          <w:rFonts w:eastAsia="Consolas" w:hAnsi="Consolas" w:cs="Consolas"/>
-          <w:spacing w:val="-1"/>
-          <w:szCs w:val="22"/>
-        </w:rPr>
-        <w:t xml:space="preserve"> </w:t>
+          <w:szCs w:val="22"/>
+        </w:rPr>
+        <w:t>[SIZE + 1][SIZE + 1])</w:t>
       </w:r>
       <w:r>
         <w:rPr>
@@ -13157,21 +13650,8 @@
           <w:spacing w:val="-5"/>
           <w:szCs w:val="22"/>
         </w:rPr>
-        <w:t>v);</w:t>
-      </w:r>
-    </w:p>
-    <w:p>
-      <w:pPr>
-        <w:autoSpaceDE w:val="0"/>
-        <w:autoSpaceDN w:val="0"/>
-        <w:snapToGrid/>
-        <w:spacing w:before="18" w:line="360" w:lineRule="auto"/>
-        <w:jc w:val="left"/>
-        <w:rPr>
-          <w:rFonts w:eastAsia="Consolas" w:hAnsi="Consolas" w:cs="Consolas"/>
-          <w:szCs w:val="21"/>
-        </w:rPr>
-      </w:pPr>
+        <w:t>;</w:t>
+      </w:r>
     </w:p>
     <w:p>
       <w:pPr>
@@ -13179,7 +13659,7 @@
         <w:autoSpaceDN w:val="0"/>
         <w:snapToGrid/>
         <w:spacing w:line="360" w:lineRule="auto"/>
-        <w:ind w:left="1583" w:right="3810" w:hanging="780"/>
+        <w:ind w:left="1582" w:hanging="780"/>
         <w:jc w:val="left"/>
         <w:rPr>
           <w:rFonts w:ascii="宋体" w:hAnsi="Consolas" w:cs="Consolas"/>
@@ -13250,14 +13730,58 @@
           <w:rFonts w:ascii="宋体" w:hAnsi="Consolas" w:cs="Consolas"/>
           <w:szCs w:val="22"/>
         </w:rPr>
-        <w:t xml:space="preserve">：初始数独 </w:t>
+        <w:t>：</w:t>
+      </w:r>
+      <w:proofErr w:type="gramStart"/>
+      <w:r>
+        <w:rPr>
+          <w:rFonts w:ascii="宋体" w:hAnsi="Consolas" w:cs="Consolas"/>
+          <w:szCs w:val="22"/>
+        </w:rPr>
+        <w:t>初始数独</w:t>
+      </w:r>
+      <w:proofErr w:type="gramEnd"/>
+    </w:p>
+    <w:p>
+      <w:pPr>
+        <w:autoSpaceDE w:val="0"/>
+        <w:autoSpaceDN w:val="0"/>
+        <w:snapToGrid/>
+        <w:spacing w:line="360" w:lineRule="auto"/>
+        <w:ind w:left="1582" w:hanging="322"/>
+        <w:jc w:val="left"/>
+        <w:rPr>
+          <w:rFonts w:ascii="宋体" w:hAnsi="Consolas" w:cs="Consolas"/>
+          <w:szCs w:val="22"/>
+        </w:rPr>
+      </w:pPr>
+      <w:r>
+        <w:rPr>
+          <w:rFonts w:ascii="宋体" w:hAnsi="Consolas" w:cs="Consolas"/>
+          <w:szCs w:val="22"/>
+        </w:rPr>
+        <w:t xml:space="preserve"> </w:t>
+      </w:r>
+      <w:r>
+        <w:rPr>
+          <w:rFonts w:ascii="宋体" w:hAnsi="Consolas" w:cs="Consolas"/>
+          <w:szCs w:val="22"/>
+        </w:rPr>
+        <w:tab/>
       </w:r>
       <w:r>
         <w:rPr>
           <w:rFonts w:eastAsia="Times New Roman" w:hAnsi="Consolas" w:cs="Consolas"/>
           <w:szCs w:val="22"/>
         </w:rPr>
-        <w:t>(int) row</w:t>
+        <w:t xml:space="preserve">(int) </w:t>
+      </w:r>
+      <w:r>
+        <w:rPr>
+          <w:rFonts w:eastAsia="Consolas" w:hAnsi="Consolas" w:cs="Consolas"/>
+          <w:szCs w:val="22"/>
+        </w:rPr>
+        <w:t>hang</w:t>
       </w:r>
       <w:r>
         <w:rPr>
@@ -13273,7 +13797,7 @@
         <w:autoSpaceDN w:val="0"/>
         <w:snapToGrid/>
         <w:spacing w:before="5" w:line="360" w:lineRule="auto"/>
-        <w:ind w:left="1583" w:right="6261"/>
+        <w:ind w:left="1582"/>
         <w:jc w:val="left"/>
         <w:rPr>
           <w:rFonts w:ascii="宋体" w:hAnsi="Consolas" w:cs="Consolas"/>
@@ -13285,23 +13809,36 @@
           <w:rFonts w:eastAsia="Times New Roman" w:hAnsi="Consolas" w:cs="Consolas"/>
           <w:szCs w:val="22"/>
         </w:rPr>
-        <w:t>(int) col</w:t>
+        <w:t xml:space="preserve">(int) </w:t>
+      </w:r>
+      <w:r>
+        <w:rPr>
+          <w:rFonts w:eastAsia="Consolas" w:hAnsi="Consolas" w:cs="Consolas"/>
+          <w:szCs w:val="22"/>
+        </w:rPr>
+        <w:t>lie</w:t>
       </w:r>
       <w:r>
         <w:rPr>
           <w:rFonts w:ascii="宋体" w:hAnsi="Consolas" w:cs="Consolas"/>
           <w:szCs w:val="22"/>
         </w:rPr>
-        <w:t>：列</w:t>
-      </w:r>
-      <w:r>
+        <w:t>：列号</w:t>
+      </w:r>
+    </w:p>
+    <w:p>
+      <w:pPr>
+        <w:autoSpaceDE w:val="0"/>
+        <w:autoSpaceDN w:val="0"/>
+        <w:snapToGrid/>
+        <w:spacing w:before="5" w:line="360" w:lineRule="auto"/>
+        <w:ind w:left="1582"/>
+        <w:jc w:val="left"/>
         <w:rPr>
           <w:rFonts w:ascii="宋体" w:hAnsi="Consolas" w:cs="Consolas"/>
           <w:szCs w:val="22"/>
         </w:rPr>
-        <w:lastRenderedPageBreak/>
-        <w:t xml:space="preserve">号 </w:t>
-      </w:r>
+      </w:pPr>
       <w:r>
         <w:rPr>
           <w:rFonts w:eastAsia="Times New Roman" w:hAnsi="Consolas" w:cs="Consolas"/>
@@ -13319,17 +13856,31 @@
       </w:r>
       <w:r>
         <w:rPr>
-          <w:rFonts w:eastAsia="Times New Roman" w:hAnsi="Consolas" w:cs="Consolas"/>
-          <w:szCs w:val="22"/>
-        </w:rPr>
-        <w:t>v</w:t>
+          <w:rFonts w:eastAsia="Consolas" w:hAnsi="Consolas" w:cs="Consolas"/>
+          <w:szCs w:val="22"/>
+        </w:rPr>
+        <w:t>value</w:t>
       </w:r>
       <w:r>
         <w:rPr>
           <w:rFonts w:ascii="宋体" w:hAnsi="Consolas" w:cs="Consolas"/>
           <w:szCs w:val="22"/>
         </w:rPr>
-        <w:t>：填入的值</w:t>
+        <w:t>：</w:t>
+      </w:r>
+      <w:r>
+        <w:rPr>
+          <w:rFonts w:ascii="宋体" w:hAnsi="Consolas" w:cs="Consolas" w:hint="eastAsia"/>
+          <w:szCs w:val="22"/>
+        </w:rPr>
+        <w:t>插</w:t>
+      </w:r>
+      <w:r>
+        <w:rPr>
+          <w:rFonts w:ascii="宋体" w:hAnsi="Consolas" w:cs="Consolas"/>
+          <w:szCs w:val="22"/>
+        </w:rPr>
+        <w:t>入的值</w:t>
       </w:r>
     </w:p>
     <w:p>
@@ -13341,7 +13892,7 @@
         <w:ind w:left="803"/>
         <w:jc w:val="left"/>
         <w:rPr>
-          <w:rFonts w:ascii="宋体" w:hAnsi="Consolas" w:cs="Consolas"/>
+          <w:rFonts w:ascii="宋体" w:hAnsi="Consolas" w:cs="Consolas" w:hint="eastAsia"/>
           <w:szCs w:val="22"/>
         </w:rPr>
       </w:pPr>
@@ -13355,11 +13906,11 @@
       </w:r>
       <w:r>
         <w:rPr>
-          <w:rFonts w:eastAsia="Times New Roman" w:hAnsi="Consolas" w:cs="Consolas"/>
+          <w:rFonts w:eastAsiaTheme="minorEastAsia" w:hAnsi="Consolas" w:cs="Consolas" w:hint="eastAsia"/>
           <w:spacing w:val="-2"/>
           <w:szCs w:val="22"/>
         </w:rPr>
-        <w:t>OK</w:t>
+        <w:t>1</w:t>
       </w:r>
       <w:r>
         <w:rPr>
@@ -13369,19 +13920,6 @@
         </w:rPr>
         <w:t>：有效</w:t>
       </w:r>
-    </w:p>
-    <w:p>
-      <w:pPr>
-        <w:autoSpaceDE w:val="0"/>
-        <w:autoSpaceDN w:val="0"/>
-        <w:snapToGrid/>
-        <w:spacing w:line="360" w:lineRule="auto"/>
-        <w:jc w:val="left"/>
-        <w:rPr>
-          <w:rFonts w:ascii="宋体" w:eastAsia="Consolas" w:hAnsi="Consolas" w:cs="Consolas"/>
-          <w:szCs w:val="21"/>
-        </w:rPr>
-      </w:pPr>
     </w:p>
     <w:p>
       <w:pPr>
@@ -13398,10 +13936,10 @@
       </w:pPr>
       <w:r>
         <w:rPr>
-          <w:rFonts w:eastAsia="Times New Roman" w:hAnsi="Consolas" w:cs="Consolas"/>
-          <w:szCs w:val="22"/>
-        </w:rPr>
-        <w:t>ERROR</w:t>
+          <w:rFonts w:eastAsiaTheme="minorEastAsia" w:hAnsi="Consolas" w:cs="Consolas" w:hint="eastAsia"/>
+          <w:szCs w:val="22"/>
+        </w:rPr>
+        <w:t>0</w:t>
       </w:r>
       <w:r>
         <w:rPr>
@@ -13421,130 +13959,50 @@
         <w:ind w:left="803"/>
         <w:jc w:val="left"/>
         <w:rPr>
-          <w:rFonts w:ascii="宋体" w:hAnsi="Consolas" w:cs="Consolas"/>
-          <w:szCs w:val="22"/>
-        </w:rPr>
-      </w:pPr>
-      <w:r>
-        <w:rPr>
-          <w:rFonts w:ascii="宋体" w:hAnsi="Consolas" w:cs="Consolas"/>
-          <w:spacing w:val="-2"/>
-          <w:szCs w:val="22"/>
-        </w:rPr>
-        <w:t xml:space="preserve">先检查行号、列号和填入的数字是否在 </w:t>
-      </w:r>
-      <w:r>
-        <w:rPr>
-          <w:rFonts w:eastAsia="Times New Roman" w:hAnsi="Consolas" w:cs="Consolas"/>
-          <w:szCs w:val="22"/>
-        </w:rPr>
-        <w:t>1-9</w:t>
-      </w:r>
-      <w:r>
-        <w:rPr>
-          <w:rFonts w:eastAsia="Times New Roman" w:hAnsi="Consolas" w:cs="Consolas"/>
-          <w:spacing w:val="36"/>
-          <w:szCs w:val="22"/>
-        </w:rPr>
-        <w:t xml:space="preserve"> </w:t>
-      </w:r>
-      <w:r>
-        <w:rPr>
-          <w:rFonts w:ascii="宋体" w:hAnsi="Consolas" w:cs="Consolas"/>
-          <w:spacing w:val="-3"/>
-          <w:szCs w:val="22"/>
-        </w:rPr>
-        <w:t xml:space="preserve">之间，若不是则返回 </w:t>
-      </w:r>
-      <w:r>
-        <w:rPr>
-          <w:rFonts w:eastAsia="Times New Roman" w:hAnsi="Consolas" w:cs="Consolas"/>
-          <w:spacing w:val="-2"/>
-          <w:szCs w:val="22"/>
-        </w:rPr>
-        <w:t>ERROR</w:t>
-      </w:r>
-      <w:r>
-        <w:rPr>
-          <w:rFonts w:ascii="宋体" w:hAnsi="Consolas" w:cs="Consolas"/>
-          <w:spacing w:val="-2"/>
-          <w:szCs w:val="22"/>
-        </w:rPr>
-        <w:t>；</w:t>
-      </w:r>
-      <w:r>
-        <w:rPr>
-          <w:rFonts w:ascii="宋体" w:hAnsi="Consolas" w:cs="Consolas"/>
-          <w:spacing w:val="-16"/>
-          <w:szCs w:val="22"/>
-        </w:rPr>
-        <w:t xml:space="preserve">再检查 </w:t>
-      </w:r>
-      <w:r>
-        <w:rPr>
-          <w:rFonts w:eastAsia="Times New Roman" w:hAnsi="Consolas" w:cs="Consolas"/>
-          <w:szCs w:val="22"/>
-        </w:rPr>
-        <w:t>v</w:t>
-      </w:r>
-      <w:r>
-        <w:rPr>
-          <w:rFonts w:eastAsia="Times New Roman" w:hAnsi="Consolas" w:cs="Consolas"/>
-          <w:spacing w:val="-15"/>
-          <w:szCs w:val="22"/>
-        </w:rPr>
-        <w:t xml:space="preserve"> </w:t>
-      </w:r>
-      <w:r>
-        <w:rPr>
-          <w:rFonts w:ascii="宋体" w:hAnsi="Consolas" w:cs="Consolas"/>
-          <w:spacing w:val="-20"/>
-          <w:szCs w:val="22"/>
-        </w:rPr>
-        <w:t xml:space="preserve">是否满足行约束、列约束、九宫格约束及对角线约束，满足则返回 </w:t>
-      </w:r>
-      <w:r>
-        <w:rPr>
-          <w:rFonts w:eastAsia="Times New Roman" w:hAnsi="Consolas" w:cs="Consolas"/>
-          <w:szCs w:val="22"/>
-        </w:rPr>
-        <w:t>OK</w:t>
-      </w:r>
-      <w:r>
-        <w:rPr>
-          <w:rFonts w:ascii="宋体" w:hAnsi="Consolas" w:cs="Consolas"/>
-          <w:szCs w:val="22"/>
-        </w:rPr>
-        <w:t>，</w:t>
-      </w:r>
-      <w:r>
-        <w:rPr>
-          <w:rFonts w:ascii="宋体" w:hAnsi="Consolas" w:cs="Consolas"/>
-          <w:spacing w:val="-9"/>
-          <w:szCs w:val="22"/>
-        </w:rPr>
-        <w:t xml:space="preserve">否则返回 </w:t>
-      </w:r>
-      <w:r>
-        <w:rPr>
-          <w:rFonts w:eastAsia="Times New Roman" w:hAnsi="Consolas" w:cs="Consolas"/>
-          <w:szCs w:val="22"/>
-        </w:rPr>
-        <w:t>ERROR</w:t>
-      </w:r>
-      <w:r>
-        <w:rPr>
-          <w:rFonts w:ascii="宋体" w:hAnsi="Consolas" w:cs="Consolas"/>
-          <w:szCs w:val="22"/>
-        </w:rPr>
-        <w:t>。</w:t>
-      </w:r>
-    </w:p>
-    <w:p>
-      <w:pPr>
+          <w:rFonts w:ascii="宋体" w:hAnsi="宋体" w:cs="宋体" w:hint="eastAsia"/>
+          <w:szCs w:val="22"/>
+        </w:rPr>
+      </w:pPr>
+      <w:r>
+        <w:rPr>
+          <w:rFonts w:ascii="宋体" w:hAnsi="宋体" w:cs="宋体"/>
+          <w:szCs w:val="22"/>
+        </w:rPr>
+        <w:t>该函数用于检查在数独棋盘指定位置填入某个数字是否有效，它会依次检查该数字是否违反行、列、3×3宫格、副对角线（若在对角线上）以及两个特定3×3窗口（左上和右下）的重复规则，若发现任何冲突则返回错误提示和</w:t>
+      </w:r>
+      <w:r>
+        <w:rPr>
+          <w:szCs w:val="22"/>
+        </w:rPr>
+        <w:t>false</w:t>
+      </w:r>
+      <w:r>
+        <w:rPr>
+          <w:rFonts w:ascii="宋体" w:hAnsi="宋体" w:cs="宋体"/>
+          <w:szCs w:val="22"/>
+        </w:rPr>
+        <w:t>，否则返回</w:t>
+      </w:r>
+      <w:r>
+        <w:rPr>
+          <w:szCs w:val="22"/>
+        </w:rPr>
+        <w:t>true</w:t>
+      </w:r>
+      <w:r>
+        <w:rPr>
+          <w:rFonts w:ascii="宋体" w:hAnsi="宋体" w:cs="宋体"/>
+          <w:szCs w:val="22"/>
+        </w:rPr>
+        <w:t>表示该数字可以合法填入。</w:t>
+      </w:r>
+    </w:p>
+    <w:p>
+      <w:pPr>
+        <w:pStyle w:val="af"/>
         <w:numPr>
-          <w:ilvl w:val="3"/>
-          <w:numId w:val="26"/>
+          <w:ilvl w:val="0"/>
+          <w:numId w:val="35"/>
         </w:numPr>
         <w:tabs>
           <w:tab w:val="left" w:pos="1103"/>
@@ -13552,13 +14010,14 @@
         <w:autoSpaceDE w:val="0"/>
         <w:autoSpaceDN w:val="0"/>
         <w:snapToGrid/>
-        <w:spacing w:before="153" w:line="360" w:lineRule="auto"/>
+        <w:spacing w:before="312" w:line="360" w:lineRule="auto"/>
+        <w:ind w:firstLineChars="0"/>
         <w:jc w:val="left"/>
-        <w:outlineLvl w:val="3"/>
         <w:rPr>
           <w:rFonts w:ascii="宋体" w:hAnsi="宋体" w:cs="宋体" w:hint="eastAsia"/>
           <w:b/>
           <w:bCs/>
+          <w:spacing w:val="-2"/>
         </w:rPr>
       </w:pPr>
       <w:r>
@@ -13566,9 +14025,29 @@
           <w:rFonts w:ascii="宋体" w:hAnsi="宋体" w:cs="宋体"/>
           <w:b/>
           <w:bCs/>
-          <w:spacing w:val="-3"/>
-        </w:rPr>
-        <w:t>用户玩数独的交互界面</w:t>
+          <w:spacing w:val="-2"/>
+        </w:rPr>
+        <w:t>用户</w:t>
+      </w:r>
+      <w:proofErr w:type="gramStart"/>
+      <w:r>
+        <w:rPr>
+          <w:rFonts w:ascii="宋体" w:hAnsi="宋体" w:cs="宋体"/>
+          <w:b/>
+          <w:bCs/>
+          <w:spacing w:val="-2"/>
+        </w:rPr>
+        <w:t>玩数独</w:t>
+      </w:r>
+      <w:proofErr w:type="gramEnd"/>
+      <w:r>
+        <w:rPr>
+          <w:rFonts w:ascii="宋体" w:hAnsi="宋体" w:cs="宋体"/>
+          <w:b/>
+          <w:bCs/>
+          <w:spacing w:val="-2"/>
+        </w:rPr>
+        <w:t>的交互界面</w:t>
       </w:r>
     </w:p>
     <w:p>
@@ -13576,24 +14055,10 @@
         <w:autoSpaceDE w:val="0"/>
         <w:autoSpaceDN w:val="0"/>
         <w:snapToGrid/>
-        <w:spacing w:before="97" w:line="360" w:lineRule="auto"/>
+        <w:spacing w:before="311" w:after="240" w:line="360" w:lineRule="auto"/>
+        <w:ind w:left="805"/>
         <w:jc w:val="left"/>
         <w:rPr>
-          <w:rFonts w:ascii="宋体" w:eastAsia="Consolas" w:hAnsi="Consolas" w:cs="Consolas"/>
-          <w:b/>
-          <w:szCs w:val="21"/>
-        </w:rPr>
-      </w:pPr>
-    </w:p>
-    <w:p>
-      <w:pPr>
-        <w:autoSpaceDE w:val="0"/>
-        <w:autoSpaceDN w:val="0"/>
-        <w:snapToGrid/>
-        <w:spacing w:before="1" w:line="360" w:lineRule="auto"/>
-        <w:ind w:left="383" w:right="946" w:firstLine="419"/>
-        <w:jc w:val="left"/>
-        <w:rPr>
           <w:rFonts w:eastAsia="Consolas" w:hAnsi="Consolas" w:cs="Consolas"/>
           <w:szCs w:val="22"/>
         </w:rPr>
@@ -13603,142 +14068,120 @@
           <w:rFonts w:eastAsia="Consolas" w:hAnsi="Consolas" w:cs="Consolas"/>
           <w:szCs w:val="22"/>
         </w:rPr>
-        <w:t>void</w:t>
-      </w:r>
+        <w:lastRenderedPageBreak/>
+        <w:t xml:space="preserve">void </w:t>
+      </w:r>
+      <w:proofErr w:type="spellStart"/>
       <w:r>
         <w:rPr>
           <w:rFonts w:eastAsia="Consolas" w:hAnsi="Consolas" w:cs="Consolas"/>
-          <w:spacing w:val="-5"/>
-          <w:szCs w:val="22"/>
-        </w:rPr>
-        <w:t xml:space="preserve"> </w:t>
-      </w:r>
+          <w:szCs w:val="22"/>
+        </w:rPr>
+        <w:t>play_</w:t>
+      </w:r>
+      <w:proofErr w:type="gramStart"/>
       <w:r>
         <w:rPr>
           <w:rFonts w:eastAsia="Consolas" w:hAnsi="Consolas" w:cs="Consolas"/>
           <w:szCs w:val="22"/>
         </w:rPr>
-        <w:t>Play_Sudoku(int</w:t>
-      </w:r>
+        <w:t>sudoku</w:t>
+      </w:r>
+      <w:proofErr w:type="spellEnd"/>
       <w:r>
         <w:rPr>
           <w:rFonts w:eastAsia="Consolas" w:hAnsi="Consolas" w:cs="Consolas"/>
-          <w:spacing w:val="-4"/>
-          <w:szCs w:val="22"/>
-        </w:rPr>
-        <w:t xml:space="preserve"> </w:t>
-      </w:r>
+          <w:szCs w:val="22"/>
+        </w:rPr>
+        <w:t>(</w:t>
+      </w:r>
+      <w:proofErr w:type="gramEnd"/>
       <w:r>
         <w:rPr>
           <w:rFonts w:eastAsia="Consolas" w:hAnsi="Consolas" w:cs="Consolas"/>
           <w:szCs w:val="22"/>
         </w:rPr>
-        <w:t>newboard[SIZE</w:t>
-      </w:r>
+        <w:t xml:space="preserve">int </w:t>
+      </w:r>
+      <w:proofErr w:type="spellStart"/>
       <w:r>
         <w:rPr>
           <w:rFonts w:eastAsia="Consolas" w:hAnsi="Consolas" w:cs="Consolas"/>
-          <w:spacing w:val="-4"/>
-          <w:szCs w:val="22"/>
-        </w:rPr>
-        <w:t xml:space="preserve"> </w:t>
-      </w:r>
+          <w:szCs w:val="22"/>
+        </w:rPr>
+        <w:t>answer_board</w:t>
+      </w:r>
+      <w:proofErr w:type="spellEnd"/>
       <w:r>
         <w:rPr>
           <w:rFonts w:eastAsia="Consolas" w:hAnsi="Consolas" w:cs="Consolas"/>
           <w:szCs w:val="22"/>
         </w:rPr>
-        <w:t>+</w:t>
-      </w:r>
+        <w:t xml:space="preserve">[SIZE + 1][SIZE + 1], </w:t>
+      </w:r>
+      <w:bookmarkStart w:id="24" w:name="_Hlk209257359"/>
       <w:r>
         <w:rPr>
           <w:rFonts w:eastAsia="Consolas" w:hAnsi="Consolas" w:cs="Consolas"/>
-          <w:spacing w:val="-5"/>
-          <w:szCs w:val="22"/>
-        </w:rPr>
-        <w:t xml:space="preserve"> </w:t>
-      </w:r>
+          <w:szCs w:val="22"/>
+        </w:rPr>
+        <w:t>int (&amp;</w:t>
+      </w:r>
+      <w:proofErr w:type="spellStart"/>
       <w:r>
         <w:rPr>
           <w:rFonts w:eastAsia="Consolas" w:hAnsi="Consolas" w:cs="Consolas"/>
           <w:szCs w:val="22"/>
         </w:rPr>
-        <w:t>1][SIZE</w:t>
-      </w:r>
+        <w:t>play_board</w:t>
+      </w:r>
+      <w:proofErr w:type="spellEnd"/>
       <w:r>
         <w:rPr>
           <w:rFonts w:eastAsia="Consolas" w:hAnsi="Consolas" w:cs="Consolas"/>
-          <w:spacing w:val="-4"/>
-          <w:szCs w:val="22"/>
-        </w:rPr>
-        <w:t xml:space="preserve"> </w:t>
-      </w:r>
+          <w:szCs w:val="22"/>
+        </w:rPr>
+        <w:t>)[SIZE + 1][SIZE + 1]</w:t>
+      </w:r>
+      <w:bookmarkEnd w:id="24"/>
       <w:r>
         <w:rPr>
           <w:rFonts w:eastAsia="Consolas" w:hAnsi="Consolas" w:cs="Consolas"/>
           <w:szCs w:val="22"/>
         </w:rPr>
-        <w:t>+</w:t>
-      </w:r>
+        <w:t xml:space="preserve">, bool </w:t>
+      </w:r>
+      <w:proofErr w:type="spellStart"/>
       <w:r>
         <w:rPr>
           <w:rFonts w:eastAsia="Consolas" w:hAnsi="Consolas" w:cs="Consolas"/>
-          <w:spacing w:val="-5"/>
-          <w:szCs w:val="22"/>
-        </w:rPr>
-        <w:t xml:space="preserve"> </w:t>
-      </w:r>
+          <w:szCs w:val="22"/>
+        </w:rPr>
+        <w:t>is_num</w:t>
+      </w:r>
+      <w:proofErr w:type="spellEnd"/>
       <w:r>
         <w:rPr>
           <w:rFonts w:eastAsia="Consolas" w:hAnsi="Consolas" w:cs="Consolas"/>
           <w:szCs w:val="22"/>
         </w:rPr>
-        <w:t>1],</w:t>
-      </w:r>
+        <w:t xml:space="preserve">[SIZE + 1][SIZE + 1], int </w:t>
+      </w:r>
+      <w:proofErr w:type="spellStart"/>
       <w:r>
         <w:rPr>
           <w:rFonts w:eastAsia="Consolas" w:hAnsi="Consolas" w:cs="Consolas"/>
-          <w:spacing w:val="-5"/>
-          <w:szCs w:val="22"/>
-        </w:rPr>
-        <w:t xml:space="preserve"> </w:t>
-      </w:r>
+          <w:szCs w:val="22"/>
+        </w:rPr>
+        <w:t>fixed_board</w:t>
+      </w:r>
+      <w:proofErr w:type="spellEnd"/>
       <w:r>
         <w:rPr>
           <w:rFonts w:eastAsia="Consolas" w:hAnsi="Consolas" w:cs="Consolas"/>
           <w:szCs w:val="22"/>
         </w:rPr>
-        <w:t>bool</w:t>
-      </w:r>
-      <w:r>
-        <w:rPr>
-          <w:rFonts w:eastAsia="Consolas" w:hAnsi="Consolas" w:cs="Consolas"/>
-          <w:spacing w:val="-5"/>
-          <w:szCs w:val="22"/>
-        </w:rPr>
-        <w:t xml:space="preserve"> </w:t>
-      </w:r>
-      <w:r>
-        <w:rPr>
-          <w:rFonts w:eastAsia="Consolas" w:hAnsi="Consolas" w:cs="Consolas"/>
-          <w:szCs w:val="22"/>
-        </w:rPr>
-        <w:t>isFixed[SIZE</w:t>
-      </w:r>
-      <w:r>
-        <w:rPr>
-          <w:rFonts w:eastAsia="Consolas" w:hAnsi="Consolas" w:cs="Consolas"/>
-          <w:spacing w:val="-4"/>
-          <w:szCs w:val="22"/>
-        </w:rPr>
-        <w:t xml:space="preserve"> </w:t>
-      </w:r>
-      <w:r>
-        <w:rPr>
-          <w:rFonts w:eastAsia="Consolas" w:hAnsi="Consolas" w:cs="Consolas"/>
-          <w:szCs w:val="22"/>
-        </w:rPr>
-        <w:t>+ 1][SIZE + 1]);</w:t>
+        <w:t>[SIZE + 1][SIZE + 1])</w:t>
       </w:r>
     </w:p>
     <w:p>
@@ -13766,52 +14209,23 @@
           <w:rFonts w:eastAsia="Times New Roman" w:hAnsi="Consolas" w:cs="Consolas"/>
           <w:szCs w:val="22"/>
         </w:rPr>
-        <w:t>(int)</w:t>
-      </w:r>
+        <w:t>int (&amp;</w:t>
+      </w:r>
+      <w:proofErr w:type="spellStart"/>
       <w:r>
         <w:rPr>
           <w:rFonts w:eastAsia="Times New Roman" w:hAnsi="Consolas" w:cs="Consolas"/>
-          <w:spacing w:val="-2"/>
-          <w:szCs w:val="22"/>
-        </w:rPr>
-        <w:t xml:space="preserve"> </w:t>
-      </w:r>
+          <w:szCs w:val="22"/>
+        </w:rPr>
+        <w:t>play_board</w:t>
+      </w:r>
+      <w:proofErr w:type="spellEnd"/>
       <w:r>
         <w:rPr>
           <w:rFonts w:eastAsia="Times New Roman" w:hAnsi="Consolas" w:cs="Consolas"/>
           <w:szCs w:val="22"/>
         </w:rPr>
-        <w:t>board[SIZE</w:t>
-      </w:r>
-      <w:r>
-        <w:rPr>
-          <w:rFonts w:eastAsia="Times New Roman" w:hAnsi="Consolas" w:cs="Consolas"/>
-          <w:spacing w:val="-1"/>
-          <w:szCs w:val="22"/>
-        </w:rPr>
-        <w:t xml:space="preserve"> + </w:t>
-      </w:r>
-      <w:r>
-        <w:rPr>
-          <w:rFonts w:eastAsia="Times New Roman" w:hAnsi="Consolas" w:cs="Consolas"/>
-          <w:szCs w:val="22"/>
-        </w:rPr>
-        <w:t>1][SIZE</w:t>
-      </w:r>
-      <w:r>
-        <w:rPr>
-          <w:rFonts w:eastAsia="Times New Roman" w:hAnsi="Consolas" w:cs="Consolas"/>
-          <w:spacing w:val="-1"/>
-          <w:szCs w:val="22"/>
-        </w:rPr>
-        <w:t xml:space="preserve"> + </w:t>
-      </w:r>
-      <w:r>
-        <w:rPr>
-          <w:rFonts w:eastAsia="Times New Roman" w:hAnsi="Consolas" w:cs="Consolas"/>
-          <w:szCs w:val="22"/>
-        </w:rPr>
-        <w:t>1]</w:t>
+        <w:t>)[SIZE + 1][SIZE + 1]</w:t>
       </w:r>
       <w:r>
         <w:rPr>
@@ -13827,88 +14241,141 @@
         <w:autoSpaceDE w:val="0"/>
         <w:autoSpaceDN w:val="0"/>
         <w:snapToGrid/>
-        <w:spacing w:before="156" w:line="360" w:lineRule="auto"/>
-        <w:ind w:left="803" w:right="2936" w:firstLine="780"/>
+        <w:spacing w:before="156" w:after="240" w:line="360" w:lineRule="auto"/>
+        <w:ind w:left="805" w:firstLine="782"/>
         <w:jc w:val="left"/>
-        <w:rPr>
-          <w:rFonts w:eastAsia="Times New Roman" w:hAnsi="Consolas" w:cs="Consolas"/>
-          <w:szCs w:val="22"/>
-        </w:rPr>
-      </w:pPr>
-      <w:r>
-        <w:rPr>
-          <w:rFonts w:eastAsia="Times New Roman" w:hAnsi="Consolas" w:cs="Consolas"/>
-          <w:szCs w:val="22"/>
-        </w:rPr>
-        <w:t>(bool)</w:t>
-      </w:r>
-      <w:r>
-        <w:rPr>
-          <w:rFonts w:eastAsia="Times New Roman" w:hAnsi="Consolas" w:cs="Consolas"/>
-          <w:spacing w:val="-8"/>
-          <w:szCs w:val="22"/>
-        </w:rPr>
-        <w:t xml:space="preserve"> </w:t>
-      </w:r>
-      <w:r>
-        <w:rPr>
-          <w:rFonts w:eastAsia="Times New Roman" w:hAnsi="Consolas" w:cs="Consolas"/>
-          <w:szCs w:val="22"/>
-        </w:rPr>
-        <w:t>isFixed[SIZE</w:t>
-      </w:r>
-      <w:r>
-        <w:rPr>
-          <w:rFonts w:eastAsia="Times New Roman" w:hAnsi="Consolas" w:cs="Consolas"/>
-          <w:spacing w:val="-5"/>
-          <w:szCs w:val="22"/>
-        </w:rPr>
-        <w:t xml:space="preserve"> + </w:t>
-      </w:r>
-      <w:r>
-        <w:rPr>
-          <w:rFonts w:eastAsia="Times New Roman" w:hAnsi="Consolas" w:cs="Consolas"/>
-          <w:szCs w:val="22"/>
-        </w:rPr>
-        <w:t>1][SIZE</w:t>
-      </w:r>
-      <w:r>
-        <w:rPr>
-          <w:rFonts w:eastAsia="Times New Roman" w:hAnsi="Consolas" w:cs="Consolas"/>
-          <w:spacing w:val="-5"/>
-          <w:szCs w:val="22"/>
-        </w:rPr>
-        <w:t xml:space="preserve"> + </w:t>
-      </w:r>
-      <w:r>
-        <w:rPr>
-          <w:rFonts w:eastAsia="Times New Roman" w:hAnsi="Consolas" w:cs="Consolas"/>
-          <w:szCs w:val="22"/>
-        </w:rPr>
-        <w:t>1]</w:t>
-      </w:r>
-      <w:r>
-        <w:rPr>
-          <w:rFonts w:ascii="宋体" w:hAnsi="Consolas" w:cs="Consolas"/>
-          <w:szCs w:val="22"/>
-        </w:rPr>
-        <w:t>：是否为提示数</w:t>
-      </w:r>
-      <w:r>
         <w:rPr>
           <w:rFonts w:ascii="宋体" w:hAnsi="Consolas" w:cs="Consolas"/>
           <w:spacing w:val="-2"/>
           <w:szCs w:val="22"/>
         </w:rPr>
-        <w:t>返回值：</w:t>
-      </w:r>
-      <w:r>
-        <w:rPr>
-          <w:rFonts w:eastAsia="Times New Roman" w:hAnsi="Consolas" w:cs="Consolas"/>
-          <w:spacing w:val="-2"/>
-          <w:szCs w:val="22"/>
-        </w:rPr>
-        <w:t>void</w:t>
+      </w:pPr>
+      <w:r>
+        <w:rPr>
+          <w:rFonts w:eastAsia="Consolas" w:hAnsi="Consolas" w:cs="Consolas"/>
+          <w:szCs w:val="22"/>
+        </w:rPr>
+        <w:t xml:space="preserve">bool </w:t>
+      </w:r>
+      <w:proofErr w:type="spellStart"/>
+      <w:r>
+        <w:rPr>
+          <w:rFonts w:eastAsia="Consolas" w:hAnsi="Consolas" w:cs="Consolas"/>
+          <w:szCs w:val="22"/>
+        </w:rPr>
+        <w:t>is_num</w:t>
+      </w:r>
+      <w:proofErr w:type="spellEnd"/>
+      <w:r>
+        <w:rPr>
+          <w:rFonts w:eastAsia="Consolas" w:hAnsi="Consolas" w:cs="Consolas"/>
+          <w:szCs w:val="22"/>
+        </w:rPr>
+        <w:t>[SIZE + 1][SIZE + 1]</w:t>
+      </w:r>
+      <w:r>
+        <w:rPr>
+          <w:rFonts w:ascii="宋体" w:hAnsi="Consolas" w:cs="Consolas"/>
+          <w:szCs w:val="22"/>
+        </w:rPr>
+        <w:t>：是否为提示数</w:t>
+      </w:r>
+    </w:p>
+    <w:p>
+      <w:pPr>
+        <w:autoSpaceDE w:val="0"/>
+        <w:autoSpaceDN w:val="0"/>
+        <w:snapToGrid/>
+        <w:spacing w:before="156" w:after="240" w:line="360" w:lineRule="auto"/>
+        <w:ind w:left="805" w:firstLine="782"/>
+        <w:jc w:val="left"/>
+        <w:rPr>
+          <w:rFonts w:eastAsiaTheme="minorEastAsia" w:hAnsi="Consolas" w:cs="Consolas"/>
+          <w:szCs w:val="22"/>
+        </w:rPr>
+      </w:pPr>
+      <w:r>
+        <w:rPr>
+          <w:rFonts w:eastAsia="Consolas" w:hAnsi="Consolas" w:cs="Consolas"/>
+          <w:szCs w:val="22"/>
+        </w:rPr>
+        <w:t xml:space="preserve">int </w:t>
+      </w:r>
+      <w:proofErr w:type="spellStart"/>
+      <w:r>
+        <w:rPr>
+          <w:rFonts w:eastAsia="Consolas" w:hAnsi="Consolas" w:cs="Consolas"/>
+          <w:szCs w:val="22"/>
+        </w:rPr>
+        <w:t>fixed_board</w:t>
+      </w:r>
+      <w:proofErr w:type="spellEnd"/>
+      <w:r>
+        <w:rPr>
+          <w:rFonts w:eastAsia="Consolas" w:hAnsi="Consolas" w:cs="Consolas"/>
+          <w:szCs w:val="22"/>
+        </w:rPr>
+        <w:t>[SIZE + 1][SIZE + 1])</w:t>
+      </w:r>
+      <w:r>
+        <w:rPr>
+          <w:rFonts w:eastAsiaTheme="minorEastAsia" w:hAnsi="Consolas" w:cs="Consolas" w:hint="eastAsia"/>
+          <w:szCs w:val="22"/>
+        </w:rPr>
+        <w:t>：</w:t>
+      </w:r>
+      <w:proofErr w:type="gramStart"/>
+      <w:r>
+        <w:rPr>
+          <w:rFonts w:eastAsiaTheme="minorEastAsia" w:hAnsi="Consolas" w:cs="Consolas" w:hint="eastAsia"/>
+          <w:szCs w:val="22"/>
+        </w:rPr>
+        <w:t>初始数独</w:t>
+      </w:r>
+      <w:proofErr w:type="gramEnd"/>
+    </w:p>
+    <w:p>
+      <w:pPr>
+        <w:autoSpaceDE w:val="0"/>
+        <w:autoSpaceDN w:val="0"/>
+        <w:snapToGrid/>
+        <w:spacing w:before="156" w:after="240" w:line="360" w:lineRule="auto"/>
+        <w:ind w:left="805" w:firstLine="782"/>
+        <w:jc w:val="left"/>
+        <w:rPr>
+          <w:rFonts w:eastAsiaTheme="minorEastAsia" w:hAnsi="Consolas" w:cs="Consolas" w:hint="eastAsia"/>
+          <w:szCs w:val="22"/>
+        </w:rPr>
+      </w:pPr>
+      <w:r>
+        <w:rPr>
+          <w:rFonts w:eastAsia="Consolas" w:hAnsi="Consolas" w:cs="Consolas"/>
+          <w:szCs w:val="22"/>
+        </w:rPr>
+        <w:t xml:space="preserve">int </w:t>
+      </w:r>
+      <w:proofErr w:type="spellStart"/>
+      <w:r>
+        <w:rPr>
+          <w:rFonts w:eastAsia="Consolas" w:hAnsi="Consolas" w:cs="Consolas"/>
+          <w:szCs w:val="22"/>
+        </w:rPr>
+        <w:t>answer_board</w:t>
+      </w:r>
+      <w:proofErr w:type="spellEnd"/>
+      <w:r>
+        <w:rPr>
+          <w:rFonts w:eastAsia="Consolas" w:hAnsi="Consolas" w:cs="Consolas"/>
+          <w:szCs w:val="22"/>
+        </w:rPr>
+        <w:t>[SIZE + 1][SIZE + 1]</w:t>
+      </w:r>
+      <w:r>
+        <w:rPr>
+          <w:rFonts w:ascii="宋体" w:hAnsi="宋体" w:cs="宋体" w:hint="eastAsia"/>
+          <w:szCs w:val="22"/>
+        </w:rPr>
+        <w:t>：答案数独</w:t>
       </w:r>
     </w:p>
     <w:p>
@@ -13917,7 +14384,7 @@
         <w:autoSpaceDN w:val="0"/>
         <w:snapToGrid/>
         <w:spacing w:line="360" w:lineRule="auto"/>
-        <w:ind w:left="383" w:right="827" w:firstLine="419"/>
+        <w:ind w:left="805" w:firstLine="34"/>
         <w:jc w:val="left"/>
         <w:rPr>
           <w:rFonts w:ascii="宋体" w:hAnsi="宋体" w:cs="Consolas" w:hint="eastAsia"/>
@@ -13930,38 +14397,51 @@
           <w:spacing w:val="-11"/>
           <w:szCs w:val="22"/>
         </w:rPr>
-        <w:t>进入该函数首先打印初始数独，再提示用户输入行号、列号和要填入的数字，</w:t>
-      </w:r>
+        <w:t>这段代码实现了一个</w:t>
+      </w:r>
+      <w:proofErr w:type="gramStart"/>
       <w:r>
         <w:rPr>
           <w:rFonts w:ascii="宋体" w:hAnsi="宋体" w:cs="Consolas"/>
-          <w:spacing w:val="-2"/>
-          <w:szCs w:val="22"/>
-        </w:rPr>
-        <w:t>先判断该位置是否为提示数，若是则对用户做出警告并让其重新输入；再判断填入的数字是否有效，无效则提示“</w:t>
-      </w:r>
-      <w:r>
-        <w:rPr>
-          <w:rFonts w:eastAsia="Times New Roman" w:cs="Consolas"/>
-          <w:spacing w:val="-2"/>
-          <w:szCs w:val="22"/>
-        </w:rPr>
-        <w:t>Wrong</w:t>
-      </w:r>
+          <w:spacing w:val="-11"/>
+          <w:szCs w:val="22"/>
+        </w:rPr>
+        <w:t>交互式数独游戏</w:t>
+      </w:r>
+      <w:proofErr w:type="gramEnd"/>
       <w:r>
         <w:rPr>
           <w:rFonts w:ascii="宋体" w:hAnsi="宋体" w:cs="Consolas"/>
-          <w:spacing w:val="-2"/>
-          <w:szCs w:val="22"/>
-        </w:rPr>
-        <w:t>”，否则将该数字填入该位置并打印新的数独棋盘。</w:t>
-      </w:r>
-    </w:p>
-    <w:p>
-      <w:pPr>
+          <w:spacing w:val="-11"/>
+          <w:szCs w:val="22"/>
+        </w:rPr>
+        <w:t>的主循环，它会持续显示当前棋盘状态并等待玩家输入，支持以下功能：玩家可以指定位置填入数字（会进行有效性检查）、查看完整答案、退出游戏或提交最终答案（会检查是否完成），并在每次操作后提供相应的提示信息，直到玩家选择退出或成功</w:t>
+      </w:r>
+      <w:proofErr w:type="gramStart"/>
+      <w:r>
+        <w:rPr>
+          <w:rFonts w:ascii="宋体" w:hAnsi="宋体" w:cs="Consolas"/>
+          <w:spacing w:val="-11"/>
+          <w:szCs w:val="22"/>
+        </w:rPr>
+        <w:t>完成数独为止</w:t>
+      </w:r>
+      <w:proofErr w:type="gramEnd"/>
+      <w:r>
+        <w:rPr>
+          <w:rFonts w:ascii="宋体" w:hAnsi="宋体" w:cs="Consolas"/>
+          <w:spacing w:val="-11"/>
+          <w:szCs w:val="22"/>
+        </w:rPr>
+        <w:t>。</w:t>
+      </w:r>
+    </w:p>
+    <w:p>
+      <w:pPr>
+        <w:pStyle w:val="af"/>
         <w:numPr>
-          <w:ilvl w:val="3"/>
-          <w:numId w:val="26"/>
+          <w:ilvl w:val="0"/>
+          <w:numId w:val="35"/>
         </w:numPr>
         <w:tabs>
           <w:tab w:val="left" w:pos="1103"/>
@@ -13969,50 +14449,35 @@
         <w:autoSpaceDE w:val="0"/>
         <w:autoSpaceDN w:val="0"/>
         <w:snapToGrid/>
-        <w:spacing w:line="360" w:lineRule="auto"/>
+        <w:spacing w:before="312" w:line="360" w:lineRule="auto"/>
+        <w:ind w:firstLineChars="0"/>
         <w:jc w:val="left"/>
-        <w:outlineLvl w:val="3"/>
         <w:rPr>
           <w:rFonts w:ascii="宋体" w:hAnsi="宋体" w:cs="宋体" w:hint="eastAsia"/>
-          <w:b/>
-          <w:bCs/>
-        </w:rPr>
-      </w:pPr>
-      <w:r>
-        <w:rPr>
-          <w:rFonts w:ascii="宋体" w:hAnsi="宋体" w:cs="宋体"/>
-          <w:b/>
-          <w:bCs/>
-          <w:spacing w:val="-10"/>
-        </w:rPr>
-        <w:t xml:space="preserve">将数独规约为 </w:t>
-      </w:r>
-      <w:r>
-        <w:rPr>
-          <w:rFonts w:eastAsia="Times New Roman" w:hAnsi="宋体" w:cs="宋体"/>
           <w:b/>
           <w:bCs/>
           <w:spacing w:val="-2"/>
         </w:rPr>
-        <w:t>SAT</w:t>
-      </w:r>
-      <w:r>
-        <w:rPr>
-          <w:rFonts w:eastAsia="Times New Roman" w:hAnsi="宋体" w:cs="宋体"/>
+      </w:pPr>
+      <w:proofErr w:type="gramStart"/>
+      <w:r>
+        <w:rPr>
+          <w:rFonts w:ascii="宋体" w:hAnsi="宋体" w:cs="宋体"/>
           <w:b/>
           <w:bCs/>
-          <w:spacing w:val="5"/>
-        </w:rPr>
-        <w:t xml:space="preserve"> </w:t>
-      </w:r>
+          <w:spacing w:val="-2"/>
+        </w:rPr>
+        <w:t>将数独规约</w:t>
+      </w:r>
+      <w:proofErr w:type="gramEnd"/>
       <w:r>
         <w:rPr>
           <w:rFonts w:ascii="宋体" w:hAnsi="宋体" w:cs="宋体"/>
           <w:b/>
           <w:bCs/>
-          <w:spacing w:val="-4"/>
-        </w:rPr>
-        <w:t>问题并写入文件</w:t>
+          <w:spacing w:val="-2"/>
+        </w:rPr>
+        <w:t>为 SAT 问题并写入文件</w:t>
       </w:r>
     </w:p>
     <w:p>
@@ -14033,8 +14498,39 @@
           <w:rFonts w:eastAsia="Consolas" w:hAnsi="Consolas" w:cs="Consolas"/>
           <w:szCs w:val="22"/>
         </w:rPr>
-        <w:lastRenderedPageBreak/>
-        <w:t>status</w:t>
+        <w:t xml:space="preserve">bool </w:t>
+      </w:r>
+      <w:proofErr w:type="spellStart"/>
+      <w:r>
+        <w:rPr>
+          <w:rFonts w:eastAsia="Consolas" w:hAnsi="Consolas" w:cs="Consolas"/>
+          <w:szCs w:val="22"/>
+        </w:rPr>
+        <w:t>write_</w:t>
+      </w:r>
+      <w:proofErr w:type="gramStart"/>
+      <w:r>
+        <w:rPr>
+          <w:rFonts w:eastAsia="Consolas" w:hAnsi="Consolas" w:cs="Consolas"/>
+          <w:szCs w:val="22"/>
+        </w:rPr>
+        <w:t>file</w:t>
+      </w:r>
+      <w:proofErr w:type="spellEnd"/>
+      <w:r>
+        <w:rPr>
+          <w:rFonts w:eastAsia="Consolas" w:hAnsi="Consolas" w:cs="Consolas"/>
+          <w:szCs w:val="22"/>
+        </w:rPr>
+        <w:t>(</w:t>
+      </w:r>
+      <w:proofErr w:type="gramEnd"/>
+      <w:r>
+        <w:rPr>
+          <w:rFonts w:eastAsia="Consolas" w:hAnsi="Consolas" w:cs="Consolas"/>
+          <w:szCs w:val="22"/>
+        </w:rPr>
+        <w:t>int (&amp;board)[SIZE + 1][SIZE + 1], int num, char name[])</w:t>
       </w:r>
       <w:r>
         <w:rPr>
@@ -14042,120 +14538,7 @@
           <w:spacing w:val="-2"/>
           <w:szCs w:val="22"/>
         </w:rPr>
-        <w:t xml:space="preserve"> </w:t>
-      </w:r>
-      <w:r>
-        <w:rPr>
-          <w:rFonts w:eastAsia="Consolas" w:hAnsi="Consolas" w:cs="Consolas"/>
-          <w:szCs w:val="22"/>
-        </w:rPr>
-        <w:t>WriteToFile(int</w:t>
-      </w:r>
-      <w:r>
-        <w:rPr>
-          <w:rFonts w:eastAsia="Consolas" w:hAnsi="Consolas" w:cs="Consolas"/>
-          <w:spacing w:val="-1"/>
-          <w:szCs w:val="22"/>
-        </w:rPr>
-        <w:t xml:space="preserve"> </w:t>
-      </w:r>
-      <w:r>
-        <w:rPr>
-          <w:rFonts w:eastAsia="Consolas" w:hAnsi="Consolas" w:cs="Consolas"/>
-          <w:szCs w:val="22"/>
-        </w:rPr>
-        <w:t>board[SIZE +</w:t>
-      </w:r>
-      <w:r>
-        <w:rPr>
-          <w:rFonts w:eastAsia="Consolas" w:hAnsi="Consolas" w:cs="Consolas"/>
-          <w:spacing w:val="-3"/>
-          <w:szCs w:val="22"/>
-        </w:rPr>
-        <w:t xml:space="preserve"> </w:t>
-      </w:r>
-      <w:r>
-        <w:rPr>
-          <w:rFonts w:eastAsia="Consolas" w:hAnsi="Consolas" w:cs="Consolas"/>
-          <w:szCs w:val="22"/>
-        </w:rPr>
-        <w:t>1][SIZE +</w:t>
-      </w:r>
-      <w:r>
-        <w:rPr>
-          <w:rFonts w:eastAsia="Consolas" w:hAnsi="Consolas" w:cs="Consolas"/>
-          <w:spacing w:val="-2"/>
-          <w:szCs w:val="22"/>
-        </w:rPr>
-        <w:t xml:space="preserve"> </w:t>
-      </w:r>
-      <w:r>
-        <w:rPr>
-          <w:rFonts w:eastAsia="Consolas" w:hAnsi="Consolas" w:cs="Consolas"/>
-          <w:szCs w:val="22"/>
-        </w:rPr>
-        <w:t>1],</w:t>
-      </w:r>
-      <w:r>
-        <w:rPr>
-          <w:rFonts w:eastAsia="Consolas" w:hAnsi="Consolas" w:cs="Consolas"/>
-          <w:spacing w:val="-1"/>
-          <w:szCs w:val="22"/>
-        </w:rPr>
-        <w:t xml:space="preserve"> </w:t>
-      </w:r>
-      <w:r>
-        <w:rPr>
-          <w:rFonts w:eastAsia="Consolas" w:hAnsi="Consolas" w:cs="Consolas"/>
-          <w:szCs w:val="22"/>
-        </w:rPr>
-        <w:t>int</w:t>
-      </w:r>
-      <w:r>
-        <w:rPr>
-          <w:rFonts w:eastAsia="Consolas" w:hAnsi="Consolas" w:cs="Consolas"/>
-          <w:spacing w:val="-1"/>
-          <w:szCs w:val="22"/>
-        </w:rPr>
-        <w:t xml:space="preserve"> </w:t>
-      </w:r>
-      <w:r>
-        <w:rPr>
-          <w:rFonts w:eastAsia="Consolas" w:hAnsi="Consolas" w:cs="Consolas"/>
-          <w:szCs w:val="22"/>
-        </w:rPr>
-        <w:t>num,</w:t>
-      </w:r>
-      <w:r>
-        <w:rPr>
-          <w:rFonts w:eastAsia="Consolas" w:hAnsi="Consolas" w:cs="Consolas"/>
-          <w:spacing w:val="-1"/>
-          <w:szCs w:val="22"/>
-        </w:rPr>
-        <w:t xml:space="preserve"> </w:t>
-      </w:r>
-      <w:r>
-        <w:rPr>
-          <w:rFonts w:eastAsia="Consolas" w:hAnsi="Consolas" w:cs="Consolas"/>
-          <w:szCs w:val="22"/>
-        </w:rPr>
-        <w:t>char</w:t>
-      </w:r>
-      <w:r>
-        <w:rPr>
-          <w:rFonts w:eastAsia="Consolas" w:hAnsi="Consolas" w:cs="Consolas"/>
-          <w:spacing w:val="-1"/>
-          <w:szCs w:val="22"/>
-        </w:rPr>
-        <w:t xml:space="preserve"> </w:t>
-      </w:r>
-      <w:r>
-        <w:rPr>
-          <w:rFonts w:eastAsia="Consolas" w:hAnsi="Consolas" w:cs="Consolas"/>
-          <w:spacing w:val="-2"/>
-          <w:szCs w:val="22"/>
-        </w:rPr>
-        <w:t>name[]);</w:t>
+        <w:t>;</w:t>
       </w:r>
     </w:p>
     <w:p>
@@ -14164,7 +14547,7 @@
         <w:autoSpaceDN w:val="0"/>
         <w:snapToGrid/>
         <w:spacing w:before="174" w:line="360" w:lineRule="auto"/>
-        <w:ind w:left="1583" w:right="3810" w:hanging="780"/>
+        <w:ind w:left="1583" w:hanging="780"/>
         <w:jc w:val="left"/>
         <w:rPr>
           <w:rFonts w:ascii="宋体" w:hAnsi="Consolas" w:cs="Consolas"/>
@@ -14180,69 +14563,54 @@
       </w:r>
       <w:r>
         <w:rPr>
-          <w:rFonts w:eastAsia="Times New Roman" w:hAnsi="Consolas" w:cs="Consolas"/>
-          <w:szCs w:val="22"/>
-        </w:rPr>
-        <w:t>(int)</w:t>
-      </w:r>
-      <w:r>
-        <w:rPr>
-          <w:rFonts w:eastAsia="Times New Roman" w:hAnsi="Consolas" w:cs="Consolas"/>
-          <w:spacing w:val="-8"/>
+          <w:rFonts w:eastAsia="Consolas" w:hAnsi="Consolas" w:cs="Consolas"/>
+          <w:szCs w:val="22"/>
+        </w:rPr>
+        <w:t>int (&amp;board)[SIZE + 1][SIZE + 1]</w:t>
+      </w:r>
+      <w:r>
+        <w:rPr>
+          <w:rFonts w:ascii="宋体" w:hAnsi="Consolas" w:cs="Consolas"/>
+          <w:szCs w:val="22"/>
+        </w:rPr>
+        <w:t>：</w:t>
+      </w:r>
+      <w:proofErr w:type="gramStart"/>
+      <w:r>
+        <w:rPr>
+          <w:rFonts w:ascii="宋体" w:hAnsi="Consolas" w:cs="Consolas"/>
+          <w:szCs w:val="22"/>
+        </w:rPr>
+        <w:t>初始数独</w:t>
+      </w:r>
+      <w:proofErr w:type="gramEnd"/>
+      <w:r>
+        <w:rPr>
+          <w:rFonts w:ascii="宋体" w:hAnsi="Consolas" w:cs="Consolas"/>
           <w:szCs w:val="22"/>
         </w:rPr>
         <w:t xml:space="preserve"> </w:t>
       </w:r>
-      <w:r>
-        <w:rPr>
-          <w:rFonts w:eastAsia="Times New Roman" w:hAnsi="Consolas" w:cs="Consolas"/>
-          <w:szCs w:val="22"/>
-        </w:rPr>
-        <w:t>board[SIZE</w:t>
-      </w:r>
-      <w:r>
-        <w:rPr>
-          <w:rFonts w:eastAsia="Times New Roman" w:hAnsi="Consolas" w:cs="Consolas"/>
-          <w:spacing w:val="-5"/>
-          <w:szCs w:val="22"/>
-        </w:rPr>
-        <w:t xml:space="preserve"> + </w:t>
-      </w:r>
-      <w:r>
-        <w:rPr>
-          <w:rFonts w:eastAsia="Times New Roman" w:hAnsi="Consolas" w:cs="Consolas"/>
-          <w:szCs w:val="22"/>
-        </w:rPr>
-        <w:t>1][SIZE</w:t>
-      </w:r>
-      <w:r>
-        <w:rPr>
-          <w:rFonts w:eastAsia="Times New Roman" w:hAnsi="Consolas" w:cs="Consolas"/>
-          <w:spacing w:val="-5"/>
-          <w:szCs w:val="22"/>
-        </w:rPr>
-        <w:t xml:space="preserve"> + </w:t>
-      </w:r>
-      <w:r>
-        <w:rPr>
-          <w:rFonts w:eastAsia="Times New Roman" w:hAnsi="Consolas" w:cs="Consolas"/>
-          <w:szCs w:val="22"/>
-        </w:rPr>
-        <w:t>1]</w:t>
-      </w:r>
-      <w:r>
+    </w:p>
+    <w:p>
+      <w:pPr>
+        <w:autoSpaceDE w:val="0"/>
+        <w:autoSpaceDN w:val="0"/>
+        <w:snapToGrid/>
+        <w:spacing w:before="174" w:line="360" w:lineRule="auto"/>
+        <w:ind w:leftChars="100" w:left="240" w:firstLineChars="500" w:firstLine="1200"/>
+        <w:jc w:val="left"/>
         <w:rPr>
           <w:rFonts w:ascii="宋体" w:hAnsi="Consolas" w:cs="Consolas"/>
           <w:szCs w:val="22"/>
         </w:rPr>
-        <w:t xml:space="preserve">：初始数独 </w:t>
-      </w:r>
-      <w:r>
-        <w:rPr>
-          <w:rFonts w:eastAsia="Times New Roman" w:hAnsi="Consolas" w:cs="Consolas"/>
-          <w:szCs w:val="22"/>
-        </w:rPr>
-        <w:t>(int) num</w:t>
+      </w:pPr>
+      <w:r>
+        <w:rPr>
+          <w:rFonts w:eastAsia="Consolas" w:hAnsi="Consolas" w:cs="Consolas"/>
+          <w:szCs w:val="22"/>
+        </w:rPr>
+        <w:t>int num</w:t>
       </w:r>
       <w:r>
         <w:rPr>
@@ -14258,7 +14626,7 @@
         <w:autoSpaceDN w:val="0"/>
         <w:snapToGrid/>
         <w:spacing w:before="1" w:line="360" w:lineRule="auto"/>
-        <w:ind w:left="803" w:right="4820" w:firstLine="780"/>
+        <w:ind w:left="1020" w:firstLine="420"/>
         <w:jc w:val="left"/>
         <w:rPr>
           <w:rFonts w:ascii="宋体" w:hAnsi="Consolas" w:cs="Consolas"/>
@@ -14267,25 +14635,10 @@
       </w:pPr>
       <w:r>
         <w:rPr>
-          <w:rFonts w:eastAsia="Times New Roman" w:hAnsi="Consolas" w:cs="Consolas"/>
-          <w:szCs w:val="22"/>
-        </w:rPr>
-        <w:t>(char</w:t>
-      </w:r>
-      <w:r>
-        <w:rPr>
-          <w:rFonts w:eastAsia="Times New Roman" w:hAnsi="Consolas" w:cs="Consolas"/>
-          <w:spacing w:val="-8"/>
-          <w:szCs w:val="22"/>
-        </w:rPr>
-        <w:t xml:space="preserve">) </w:t>
-      </w:r>
-      <w:r>
-        <w:rPr>
-          <w:rFonts w:eastAsia="Times New Roman" w:hAnsi="Consolas" w:cs="Consolas"/>
-          <w:szCs w:val="22"/>
-        </w:rPr>
-        <w:t>name[]</w:t>
+          <w:rFonts w:eastAsia="Consolas" w:hAnsi="Consolas" w:cs="Consolas"/>
+          <w:szCs w:val="22"/>
+        </w:rPr>
+        <w:t>char name[]</w:t>
       </w:r>
       <w:r>
         <w:rPr>
@@ -14294,6 +14647,20 @@
         </w:rPr>
         <w:t>：要写入的文件名</w:t>
       </w:r>
+    </w:p>
+    <w:p>
+      <w:pPr>
+        <w:autoSpaceDE w:val="0"/>
+        <w:autoSpaceDN w:val="0"/>
+        <w:snapToGrid/>
+        <w:spacing w:before="1" w:line="360" w:lineRule="auto"/>
+        <w:ind w:left="420" w:firstLine="420"/>
+        <w:jc w:val="left"/>
+        <w:rPr>
+          <w:rFonts w:ascii="宋体" w:hAnsi="Consolas" w:cs="Consolas"/>
+          <w:szCs w:val="22"/>
+        </w:rPr>
+      </w:pPr>
       <w:r>
         <w:rPr>
           <w:rFonts w:ascii="宋体" w:hAnsi="Consolas" w:cs="Consolas"/>
@@ -14304,11 +14671,11 @@
       </w:r>
       <w:r>
         <w:rPr>
-          <w:rFonts w:eastAsia="Times New Roman" w:hAnsi="Consolas" w:cs="Consolas"/>
+          <w:rFonts w:eastAsiaTheme="minorEastAsia" w:hAnsi="Consolas" w:cs="Consolas" w:hint="eastAsia"/>
           <w:spacing w:val="-2"/>
           <w:szCs w:val="22"/>
         </w:rPr>
-        <w:t>OK</w:t>
+        <w:t>1</w:t>
       </w:r>
       <w:r>
         <w:rPr>
@@ -14334,10 +14701,10 @@
       </w:pPr>
       <w:r>
         <w:rPr>
-          <w:rFonts w:eastAsia="Times New Roman" w:hAnsi="Consolas" w:cs="Consolas"/>
-          <w:szCs w:val="22"/>
-        </w:rPr>
-        <w:t>ERROR</w:t>
+          <w:rFonts w:eastAsiaTheme="minorEastAsia" w:hAnsi="Consolas" w:cs="Consolas" w:hint="eastAsia"/>
+          <w:szCs w:val="22"/>
+        </w:rPr>
+        <w:t>0</w:t>
       </w:r>
       <w:r>
         <w:rPr>
@@ -14353,439 +14720,227 @@
         <w:autoSpaceDE w:val="0"/>
         <w:autoSpaceDN w:val="0"/>
         <w:snapToGrid/>
-        <w:spacing w:before="156" w:line="360" w:lineRule="auto"/>
-        <w:ind w:left="383" w:right="943" w:firstLine="419"/>
+        <w:spacing w:before="80" w:line="360" w:lineRule="auto"/>
+        <w:ind w:left="840"/>
         <w:jc w:val="left"/>
         <w:rPr>
-          <w:rFonts w:ascii="宋体" w:hAnsi="Consolas" w:cs="Consolas"/>
-          <w:szCs w:val="22"/>
-        </w:rPr>
-      </w:pPr>
-      <w:r>
-        <w:rPr>
-          <w:rFonts w:ascii="宋体" w:hAnsi="Consolas" w:cs="Consolas"/>
-          <w:spacing w:val="-2"/>
-          <w:szCs w:val="22"/>
-        </w:rPr>
-        <w:t>先将布尔变元数目</w:t>
-      </w:r>
-      <w:r>
-        <w:rPr>
-          <w:rFonts w:eastAsia="Times New Roman" w:hAnsi="Consolas" w:cs="Consolas"/>
-          <w:spacing w:val="-2"/>
-          <w:szCs w:val="22"/>
-        </w:rPr>
-        <w:t>(729)</w:t>
-      </w:r>
-      <w:r>
-        <w:rPr>
-          <w:rFonts w:ascii="宋体" w:hAnsi="Consolas" w:cs="Consolas"/>
-          <w:spacing w:val="-2"/>
-          <w:szCs w:val="22"/>
-        </w:rPr>
-        <w:t>、子句数目</w:t>
-      </w:r>
-      <w:r>
-        <w:rPr>
-          <w:rFonts w:eastAsia="Times New Roman" w:hAnsi="Consolas" w:cs="Consolas"/>
-          <w:spacing w:val="-2"/>
-          <w:szCs w:val="22"/>
-        </w:rPr>
-        <w:t>(12654+num)</w:t>
-      </w:r>
-      <w:r>
-        <w:rPr>
-          <w:rFonts w:ascii="宋体" w:hAnsi="Consolas" w:cs="Consolas"/>
-          <w:spacing w:val="-2"/>
-          <w:szCs w:val="22"/>
-        </w:rPr>
-        <w:t>写入文件，再依次将提示数</w:t>
-      </w:r>
-      <w:r>
-        <w:rPr>
-          <w:rFonts w:ascii="宋体" w:hAnsi="Consolas" w:cs="Consolas"/>
-          <w:szCs w:val="22"/>
-        </w:rPr>
-        <w:t>约束</w:t>
-      </w:r>
-      <w:r>
-        <w:rPr>
-          <w:rFonts w:eastAsia="Times New Roman" w:hAnsi="Consolas" w:cs="Consolas"/>
-          <w:szCs w:val="22"/>
-        </w:rPr>
-        <w:t xml:space="preserve">(num </w:t>
-      </w:r>
-      <w:r>
-        <w:rPr>
-          <w:rFonts w:ascii="宋体" w:hAnsi="Consolas" w:cs="Consolas"/>
-          <w:szCs w:val="22"/>
-        </w:rPr>
-        <w:t>行</w:t>
-      </w:r>
-      <w:r>
-        <w:rPr>
-          <w:rFonts w:eastAsia="Times New Roman" w:hAnsi="Consolas" w:cs="Consolas"/>
+          <w:rFonts w:eastAsiaTheme="minorEastAsia" w:hAnsi="Consolas" w:cs="Consolas" w:hint="eastAsia"/>
+          <w:szCs w:val="22"/>
+        </w:rPr>
+      </w:pPr>
+      <w:r>
+        <w:rPr>
+          <w:rFonts w:eastAsiaTheme="minorEastAsia" w:hAnsi="Consolas" w:cs="Consolas"/>
+          <w:szCs w:val="22"/>
+        </w:rPr>
+        <w:t>该函数将</w:t>
+      </w:r>
+      <w:proofErr w:type="gramStart"/>
+      <w:r>
+        <w:rPr>
+          <w:rFonts w:eastAsiaTheme="minorEastAsia" w:hAnsi="Consolas" w:cs="Consolas"/>
+          <w:szCs w:val="22"/>
+        </w:rPr>
+        <w:t>数独规则</w:t>
+      </w:r>
+      <w:proofErr w:type="gramEnd"/>
+      <w:r>
+        <w:rPr>
+          <w:rFonts w:eastAsiaTheme="minorEastAsia" w:hAnsi="Consolas" w:cs="Consolas"/>
+          <w:szCs w:val="22"/>
+        </w:rPr>
+        <w:t>转化为</w:t>
+      </w:r>
+      <w:r>
+        <w:rPr>
+          <w:rFonts w:eastAsiaTheme="minorEastAsia" w:hAnsi="Consolas" w:cs="Consolas"/>
+          <w:szCs w:val="22"/>
+        </w:rPr>
+        <w:t>CNF</w:t>
+      </w:r>
+      <w:r>
+        <w:rPr>
+          <w:rFonts w:eastAsiaTheme="minorEastAsia" w:hAnsi="Consolas" w:cs="Consolas"/>
+          <w:szCs w:val="22"/>
+        </w:rPr>
+        <w:t>格式文件，首行声明变量数（</w:t>
+      </w:r>
+      <w:r>
+        <w:rPr>
+          <w:rFonts w:eastAsiaTheme="minorEastAsia" w:hAnsi="Consolas" w:cs="Consolas"/>
+          <w:szCs w:val="22"/>
+        </w:rPr>
+        <w:t>729</w:t>
+      </w:r>
+      <w:r>
+        <w:rPr>
+          <w:rFonts w:eastAsiaTheme="minorEastAsia" w:hAnsi="Consolas" w:cs="Consolas"/>
+          <w:szCs w:val="22"/>
+        </w:rPr>
+        <w:t>）和子句总数（初始提示数</w:t>
+      </w:r>
+      <w:r>
+        <w:rPr>
+          <w:rFonts w:eastAsiaTheme="minorEastAsia" w:hAnsi="Consolas" w:cs="Consolas"/>
+          <w:szCs w:val="22"/>
+        </w:rPr>
+        <w:t>num</w:t>
+      </w:r>
+      <w:r>
+        <w:rPr>
+          <w:rFonts w:eastAsiaTheme="minorEastAsia" w:hAnsi="Consolas" w:cs="Consolas"/>
+          <w:szCs w:val="22"/>
+        </w:rPr>
+        <w:t>加上固定值</w:t>
+      </w:r>
+      <w:r>
+        <w:rPr>
+          <w:rFonts w:eastAsiaTheme="minorEastAsia" w:hAnsi="Consolas" w:cs="Consolas"/>
+          <w:szCs w:val="22"/>
+        </w:rPr>
+        <w:t>12654</w:t>
+      </w:r>
+      <w:r>
+        <w:rPr>
+          <w:rFonts w:eastAsiaTheme="minorEastAsia" w:hAnsi="Consolas" w:cs="Consolas"/>
+          <w:szCs w:val="22"/>
+        </w:rPr>
+        <w:t>），随后依次写入包含初始提示数字、每个格子必须且只能填一个数字、每行每列</w:t>
+      </w:r>
+      <w:proofErr w:type="gramStart"/>
+      <w:r>
+        <w:rPr>
+          <w:rFonts w:eastAsiaTheme="minorEastAsia" w:hAnsi="Consolas" w:cs="Consolas"/>
+          <w:szCs w:val="22"/>
+        </w:rPr>
+        <w:t>每宫必须</w:t>
+      </w:r>
+      <w:proofErr w:type="gramEnd"/>
+      <w:r>
+        <w:rPr>
+          <w:rFonts w:eastAsiaTheme="minorEastAsia" w:hAnsi="Consolas" w:cs="Consolas"/>
+          <w:szCs w:val="22"/>
+        </w:rPr>
+        <w:t>包含</w:t>
+      </w:r>
+      <w:r>
+        <w:rPr>
+          <w:rFonts w:eastAsiaTheme="minorEastAsia" w:hAnsi="Consolas" w:cs="Consolas"/>
+          <w:szCs w:val="22"/>
+        </w:rPr>
+        <w:t>1-9</w:t>
+      </w:r>
+      <w:r>
+        <w:rPr>
+          <w:rFonts w:eastAsiaTheme="minorEastAsia" w:hAnsi="Consolas" w:cs="Consolas"/>
+          <w:szCs w:val="22"/>
+        </w:rPr>
+        <w:t>且不重复、副对角线需满足</w:t>
+      </w:r>
+      <w:proofErr w:type="gramStart"/>
+      <w:r>
+        <w:rPr>
+          <w:rFonts w:eastAsiaTheme="minorEastAsia" w:hAnsi="Consolas" w:cs="Consolas"/>
+          <w:szCs w:val="22"/>
+        </w:rPr>
+        <w:t>数独规则</w:t>
+      </w:r>
+      <w:proofErr w:type="gramEnd"/>
+      <w:r>
+        <w:rPr>
+          <w:rFonts w:eastAsiaTheme="minorEastAsia" w:hAnsi="Consolas" w:cs="Consolas"/>
+          <w:szCs w:val="22"/>
+        </w:rPr>
+        <w:t>等约束条件，其中</w:t>
+      </w:r>
+      <w:proofErr w:type="gramStart"/>
+      <w:r>
+        <w:rPr>
+          <w:rFonts w:eastAsiaTheme="minorEastAsia" w:hAnsi="Consolas" w:cs="Consolas"/>
+          <w:szCs w:val="22"/>
+        </w:rPr>
+        <w:t>每个数独位置</w:t>
+      </w:r>
+      <w:proofErr w:type="gramEnd"/>
+      <w:r>
+        <w:rPr>
+          <w:rFonts w:eastAsiaTheme="minorEastAsia" w:hAnsi="Consolas" w:cs="Consolas"/>
+          <w:szCs w:val="22"/>
+        </w:rPr>
+        <w:t>(</w:t>
+      </w:r>
+      <w:proofErr w:type="spellStart"/>
+      <w:r>
+        <w:rPr>
+          <w:rFonts w:eastAsiaTheme="minorEastAsia" w:hAnsi="Consolas" w:cs="Consolas"/>
+          <w:szCs w:val="22"/>
+        </w:rPr>
+        <w:t>i,j</w:t>
+      </w:r>
+      <w:proofErr w:type="spellEnd"/>
+      <w:r>
+        <w:rPr>
+          <w:rFonts w:eastAsiaTheme="minorEastAsia" w:hAnsi="Consolas" w:cs="Consolas"/>
           <w:szCs w:val="22"/>
         </w:rPr>
         <w:t>)</w:t>
       </w:r>
       <w:r>
         <w:rPr>
-          <w:rFonts w:ascii="宋体" w:hAnsi="Consolas" w:cs="Consolas"/>
-          <w:szCs w:val="22"/>
-        </w:rPr>
-        <w:t>、格子约束</w:t>
-      </w:r>
-      <w:r>
-        <w:rPr>
-          <w:rFonts w:eastAsia="Times New Roman" w:hAnsi="Consolas" w:cs="Consolas"/>
-          <w:szCs w:val="22"/>
-        </w:rPr>
-        <w:t xml:space="preserve">(2997 </w:t>
-      </w:r>
-      <w:r>
-        <w:rPr>
-          <w:rFonts w:ascii="宋体" w:hAnsi="Consolas" w:cs="Consolas"/>
-          <w:szCs w:val="22"/>
-        </w:rPr>
-        <w:t>行</w:t>
-      </w:r>
-      <w:r>
-        <w:rPr>
-          <w:rFonts w:eastAsia="Times New Roman" w:hAnsi="Consolas" w:cs="Consolas"/>
-          <w:szCs w:val="22"/>
-        </w:rPr>
-        <w:t>)</w:t>
-      </w:r>
-      <w:r>
-        <w:rPr>
-          <w:rFonts w:ascii="宋体" w:hAnsi="Consolas" w:cs="Consolas"/>
-          <w:szCs w:val="22"/>
-        </w:rPr>
-        <w:t>、行约束</w:t>
-      </w:r>
-      <w:r>
-        <w:rPr>
-          <w:rFonts w:eastAsia="Times New Roman" w:hAnsi="Consolas" w:cs="Consolas"/>
-          <w:szCs w:val="22"/>
-        </w:rPr>
-        <w:t xml:space="preserve">(2997 </w:t>
-      </w:r>
-      <w:r>
-        <w:rPr>
-          <w:rFonts w:ascii="宋体" w:hAnsi="Consolas" w:cs="Consolas"/>
-          <w:szCs w:val="22"/>
-        </w:rPr>
-        <w:t>行</w:t>
-      </w:r>
-      <w:r>
-        <w:rPr>
-          <w:rFonts w:eastAsia="Times New Roman" w:hAnsi="Consolas" w:cs="Consolas"/>
-          <w:szCs w:val="22"/>
-        </w:rPr>
-        <w:t>)</w:t>
-      </w:r>
-      <w:r>
-        <w:rPr>
-          <w:rFonts w:ascii="宋体" w:hAnsi="Consolas" w:cs="Consolas"/>
-          <w:szCs w:val="22"/>
-        </w:rPr>
-        <w:t>、列约束</w:t>
-      </w:r>
-      <w:r>
-        <w:rPr>
-          <w:rFonts w:eastAsia="Times New Roman" w:hAnsi="Consolas" w:cs="Consolas"/>
-          <w:szCs w:val="22"/>
-        </w:rPr>
-        <w:t xml:space="preserve">(2997 </w:t>
-      </w:r>
-      <w:r>
-        <w:rPr>
-          <w:rFonts w:ascii="宋体" w:hAnsi="Consolas" w:cs="Consolas"/>
-          <w:szCs w:val="22"/>
-        </w:rPr>
-        <w:t>行</w:t>
-      </w:r>
-      <w:r>
-        <w:rPr>
-          <w:rFonts w:eastAsia="Times New Roman" w:hAnsi="Consolas" w:cs="Consolas"/>
-          <w:szCs w:val="22"/>
-        </w:rPr>
-        <w:t>)</w:t>
-      </w:r>
-      <w:r>
-        <w:rPr>
-          <w:rFonts w:ascii="宋体" w:hAnsi="Consolas" w:cs="Consolas"/>
-          <w:szCs w:val="22"/>
-        </w:rPr>
-        <w:t>、九宫格</w:t>
-      </w:r>
-      <w:r>
-        <w:rPr>
-          <w:rFonts w:ascii="宋体" w:hAnsi="Consolas" w:cs="Consolas"/>
-          <w:spacing w:val="-2"/>
-          <w:szCs w:val="22"/>
-        </w:rPr>
-        <w:t>约束</w:t>
-      </w:r>
-      <w:r>
-        <w:rPr>
-          <w:rFonts w:eastAsia="Times New Roman" w:hAnsi="Consolas" w:cs="Consolas"/>
-          <w:spacing w:val="-2"/>
-          <w:szCs w:val="22"/>
-        </w:rPr>
-        <w:t>(2997</w:t>
-      </w:r>
-      <w:r>
-        <w:rPr>
-          <w:rFonts w:eastAsia="Times New Roman" w:hAnsi="Consolas" w:cs="Consolas"/>
-          <w:spacing w:val="-7"/>
-          <w:szCs w:val="22"/>
-        </w:rPr>
-        <w:t xml:space="preserve"> </w:t>
-      </w:r>
-      <w:r>
-        <w:rPr>
-          <w:rFonts w:ascii="宋体" w:hAnsi="Consolas" w:cs="Consolas"/>
-          <w:spacing w:val="-2"/>
-          <w:szCs w:val="22"/>
-        </w:rPr>
-        <w:t>行</w:t>
-      </w:r>
-      <w:r>
-        <w:rPr>
-          <w:rFonts w:eastAsia="Times New Roman" w:hAnsi="Consolas" w:cs="Consolas"/>
-          <w:spacing w:val="-2"/>
-          <w:szCs w:val="22"/>
-        </w:rPr>
-        <w:t>)</w:t>
-      </w:r>
-      <w:r>
-        <w:rPr>
-          <w:rFonts w:ascii="宋体" w:hAnsi="Consolas" w:cs="Consolas"/>
-          <w:spacing w:val="-2"/>
-          <w:szCs w:val="22"/>
-        </w:rPr>
-        <w:t>、对角线约束</w:t>
-      </w:r>
-      <w:r>
-        <w:rPr>
-          <w:rFonts w:eastAsia="Times New Roman" w:hAnsi="Consolas" w:cs="Consolas"/>
-          <w:spacing w:val="-2"/>
-          <w:szCs w:val="22"/>
-        </w:rPr>
-        <w:t>(666</w:t>
-      </w:r>
-      <w:r>
-        <w:rPr>
-          <w:rFonts w:eastAsia="Times New Roman" w:hAnsi="Consolas" w:cs="Consolas"/>
-          <w:spacing w:val="-3"/>
-          <w:szCs w:val="22"/>
-        </w:rPr>
-        <w:t xml:space="preserve"> </w:t>
-      </w:r>
-      <w:r>
-        <w:rPr>
-          <w:rFonts w:ascii="宋体" w:hAnsi="Consolas" w:cs="Consolas"/>
-          <w:spacing w:val="-2"/>
-          <w:szCs w:val="22"/>
-        </w:rPr>
-        <w:t>行</w:t>
-      </w:r>
-      <w:r>
-        <w:rPr>
-          <w:rFonts w:eastAsia="Times New Roman" w:hAnsi="Consolas" w:cs="Consolas"/>
-          <w:spacing w:val="-2"/>
-          <w:szCs w:val="22"/>
-        </w:rPr>
-        <w:t>)</w:t>
-      </w:r>
-      <w:r>
-        <w:rPr>
-          <w:rFonts w:ascii="宋体" w:hAnsi="Consolas" w:cs="Consolas"/>
-          <w:spacing w:val="-9"/>
-          <w:szCs w:val="22"/>
-        </w:rPr>
-        <w:t xml:space="preserve">写入文件，每行以 </w:t>
-      </w:r>
-      <w:r>
-        <w:rPr>
-          <w:rFonts w:eastAsia="Times New Roman" w:hAnsi="Consolas" w:cs="Consolas"/>
-          <w:spacing w:val="-2"/>
-          <w:szCs w:val="22"/>
-        </w:rPr>
-        <w:t xml:space="preserve">0 </w:t>
-      </w:r>
-      <w:r>
-        <w:rPr>
-          <w:rFonts w:ascii="宋体" w:hAnsi="Consolas" w:cs="Consolas"/>
-          <w:spacing w:val="-9"/>
-          <w:szCs w:val="22"/>
-        </w:rPr>
-        <w:t xml:space="preserve">结尾；注意：数字 </w:t>
-      </w:r>
-      <w:r>
-        <w:rPr>
-          <w:rFonts w:eastAsia="Times New Roman" w:hAnsi="Consolas" w:cs="Consolas"/>
-          <w:spacing w:val="-2"/>
-          <w:szCs w:val="22"/>
-        </w:rPr>
-        <w:t xml:space="preserve">ijk </w:t>
-      </w:r>
-      <w:r>
-        <w:rPr>
-          <w:rFonts w:ascii="宋体" w:hAnsi="Consolas" w:cs="Consolas"/>
-          <w:spacing w:val="-2"/>
-          <w:szCs w:val="22"/>
-        </w:rPr>
-        <w:t>表</w:t>
-      </w:r>
-      <w:r>
-        <w:rPr>
-          <w:rFonts w:ascii="宋体" w:hAnsi="Consolas" w:cs="Consolas"/>
-          <w:spacing w:val="-19"/>
-          <w:szCs w:val="22"/>
-        </w:rPr>
-        <w:t xml:space="preserve">示第 </w:t>
-      </w:r>
-      <w:r>
-        <w:rPr>
-          <w:rFonts w:eastAsia="Times New Roman" w:hAnsi="Consolas" w:cs="Consolas"/>
-          <w:szCs w:val="22"/>
-        </w:rPr>
-        <w:t xml:space="preserve">i </w:t>
-      </w:r>
-      <w:r>
-        <w:rPr>
-          <w:rFonts w:ascii="宋体" w:hAnsi="Consolas" w:cs="Consolas"/>
-          <w:spacing w:val="-19"/>
-          <w:szCs w:val="22"/>
-        </w:rPr>
-        <w:t xml:space="preserve">行第 </w:t>
-      </w:r>
-      <w:r>
-        <w:rPr>
-          <w:rFonts w:eastAsia="Times New Roman" w:hAnsi="Consolas" w:cs="Consolas"/>
-          <w:szCs w:val="22"/>
-        </w:rPr>
-        <w:t xml:space="preserve">j </w:t>
-      </w:r>
-      <w:r>
-        <w:rPr>
-          <w:rFonts w:ascii="宋体" w:hAnsi="Consolas" w:cs="Consolas"/>
-          <w:spacing w:val="-14"/>
-          <w:szCs w:val="22"/>
-        </w:rPr>
-        <w:t xml:space="preserve">列填入 </w:t>
-      </w:r>
-      <w:r>
-        <w:rPr>
-          <w:rFonts w:eastAsia="Times New Roman" w:hAnsi="Consolas" w:cs="Consolas"/>
+          <w:rFonts w:eastAsiaTheme="minorEastAsia" w:hAnsi="Consolas" w:cs="Consolas"/>
+          <w:szCs w:val="22"/>
+        </w:rPr>
+        <w:t>填入数字</w:t>
+      </w:r>
+      <w:r>
+        <w:rPr>
+          <w:rFonts w:eastAsiaTheme="minorEastAsia" w:hAnsi="Consolas" w:cs="Consolas"/>
           <w:szCs w:val="22"/>
         </w:rPr>
         <w:t>k</w:t>
       </w:r>
       <w:r>
         <w:rPr>
-          <w:rFonts w:ascii="宋体" w:hAnsi="Consolas" w:cs="Consolas"/>
-          <w:szCs w:val="22"/>
-        </w:rPr>
-        <w:t>，数字</w:t>
-      </w:r>
-      <w:r>
-        <w:rPr>
-          <w:rFonts w:eastAsia="Times New Roman" w:hAnsi="Consolas" w:cs="Consolas"/>
-          <w:szCs w:val="22"/>
-        </w:rPr>
-        <w:t xml:space="preserve">-ijk </w:t>
-      </w:r>
-      <w:r>
-        <w:rPr>
-          <w:rFonts w:ascii="宋体" w:hAnsi="Consolas" w:cs="Consolas"/>
-          <w:spacing w:val="-14"/>
-          <w:szCs w:val="22"/>
-        </w:rPr>
-        <w:t xml:space="preserve">表示第 </w:t>
-      </w:r>
-      <w:r>
-        <w:rPr>
-          <w:rFonts w:eastAsia="Times New Roman" w:hAnsi="Consolas" w:cs="Consolas"/>
-          <w:szCs w:val="22"/>
-        </w:rPr>
-        <w:t xml:space="preserve">i </w:t>
-      </w:r>
-      <w:r>
-        <w:rPr>
-          <w:rFonts w:ascii="宋体" w:hAnsi="Consolas" w:cs="Consolas"/>
-          <w:spacing w:val="-19"/>
-          <w:szCs w:val="22"/>
-        </w:rPr>
-        <w:t xml:space="preserve">行第 </w:t>
-      </w:r>
-      <w:r>
-        <w:rPr>
-          <w:rFonts w:eastAsia="Times New Roman" w:hAnsi="Consolas" w:cs="Consolas"/>
-          <w:szCs w:val="22"/>
-        </w:rPr>
-        <w:t xml:space="preserve">j </w:t>
-      </w:r>
-      <w:r>
-        <w:rPr>
-          <w:rFonts w:ascii="宋体" w:hAnsi="Consolas" w:cs="Consolas"/>
-          <w:spacing w:val="-11"/>
-          <w:szCs w:val="22"/>
-        </w:rPr>
-        <w:t xml:space="preserve">列不填入 </w:t>
-      </w:r>
-      <w:r>
-        <w:rPr>
-          <w:rFonts w:eastAsia="Times New Roman" w:hAnsi="Consolas" w:cs="Consolas"/>
-          <w:szCs w:val="22"/>
-        </w:rPr>
-        <w:t>k</w:t>
-      </w:r>
-      <w:r>
-        <w:rPr>
-          <w:rFonts w:ascii="宋体" w:hAnsi="Consolas" w:cs="Consolas"/>
-          <w:szCs w:val="22"/>
-        </w:rPr>
-        <w:t>，再写入文件时要运用公式</w:t>
-      </w:r>
-      <w:r>
-        <w:rPr>
-          <w:rFonts w:eastAsia="Times New Roman" w:hAnsi="Consolas" w:cs="Consolas"/>
-          <w:szCs w:val="22"/>
-        </w:rPr>
-        <w:t xml:space="preserve">(i-1)*81+(j-1)*9+k </w:t>
-      </w:r>
-      <w:r>
-        <w:rPr>
-          <w:rFonts w:ascii="宋体" w:hAnsi="Consolas" w:cs="Consolas"/>
-          <w:spacing w:val="-3"/>
-          <w:szCs w:val="22"/>
-        </w:rPr>
-        <w:t xml:space="preserve">转换成以 </w:t>
-      </w:r>
-      <w:r>
-        <w:rPr>
-          <w:rFonts w:eastAsia="Times New Roman" w:hAnsi="Consolas" w:cs="Consolas"/>
-          <w:szCs w:val="22"/>
-        </w:rPr>
-        <w:t xml:space="preserve">1 </w:t>
-      </w:r>
-      <w:r>
-        <w:rPr>
-          <w:rFonts w:ascii="宋体" w:hAnsi="Consolas" w:cs="Consolas"/>
-          <w:szCs w:val="22"/>
-        </w:rPr>
-        <w:t>起始的连续数字。</w:t>
-      </w:r>
-    </w:p>
-    <w:p>
-      <w:pPr>
+          <w:rFonts w:eastAsiaTheme="minorEastAsia" w:hAnsi="Consolas" w:cs="Consolas"/>
+          <w:szCs w:val="22"/>
+        </w:rPr>
+        <w:t>通过公式</w:t>
+      </w:r>
+      <w:r>
+        <w:rPr>
+          <w:rFonts w:eastAsiaTheme="minorEastAsia" w:hAnsi="Consolas" w:cs="Consolas"/>
+          <w:szCs w:val="22"/>
+        </w:rPr>
+        <w:t>(i-1)81+(j-1)9+k</w:t>
+      </w:r>
+      <w:r>
+        <w:rPr>
+          <w:rFonts w:eastAsiaTheme="minorEastAsia" w:hAnsi="Consolas" w:cs="Consolas"/>
+          <w:szCs w:val="22"/>
+        </w:rPr>
+        <w:t>编码为</w:t>
+      </w:r>
+      <w:r>
+        <w:rPr>
+          <w:rFonts w:eastAsiaTheme="minorEastAsia" w:hAnsi="Consolas" w:cs="Consolas"/>
+          <w:szCs w:val="22"/>
+        </w:rPr>
+        <w:t>1~729</w:t>
+      </w:r>
+      <w:r>
+        <w:rPr>
+          <w:rFonts w:eastAsiaTheme="minorEastAsia" w:hAnsi="Consolas" w:cs="Consolas"/>
+          <w:szCs w:val="22"/>
+        </w:rPr>
+        <w:t>的连续变量</w:t>
+      </w:r>
+    </w:p>
+    <w:p>
+      <w:pPr>
+        <w:pStyle w:val="af"/>
         <w:numPr>
-          <w:ilvl w:val="3"/>
-          <w:numId w:val="26"/>
+          <w:ilvl w:val="0"/>
+          <w:numId w:val="35"/>
         </w:numPr>
         <w:tabs>
           <w:tab w:val="left" w:pos="1103"/>
@@ -14793,13 +14948,14 @@
         <w:autoSpaceDE w:val="0"/>
         <w:autoSpaceDN w:val="0"/>
         <w:snapToGrid/>
-        <w:spacing w:line="360" w:lineRule="auto"/>
+        <w:spacing w:before="312" w:line="360" w:lineRule="auto"/>
+        <w:ind w:firstLineChars="0"/>
         <w:jc w:val="left"/>
-        <w:outlineLvl w:val="3"/>
         <w:rPr>
           <w:rFonts w:ascii="宋体" w:hAnsi="宋体" w:cs="宋体" w:hint="eastAsia"/>
           <w:b/>
           <w:bCs/>
+          <w:spacing w:val="-2"/>
         </w:rPr>
       </w:pPr>
       <w:r>
@@ -14807,8 +14963,9 @@
           <w:rFonts w:ascii="宋体" w:hAnsi="宋体" w:cs="宋体"/>
           <w:b/>
           <w:bCs/>
-          <w:spacing w:val="-4"/>
-        </w:rPr>
+          <w:spacing w:val="-2"/>
+        </w:rPr>
+        <w:lastRenderedPageBreak/>
         <w:t>求解数独</w:t>
       </w:r>
     </w:p>
@@ -14818,7 +14975,7 @@
         <w:autoSpaceDN w:val="0"/>
         <w:snapToGrid/>
         <w:spacing w:before="174" w:line="360" w:lineRule="auto"/>
-        <w:ind w:left="383" w:right="1256" w:firstLine="419"/>
+        <w:ind w:left="802"/>
         <w:jc w:val="left"/>
         <w:rPr>
           <w:rFonts w:eastAsia="Consolas" w:hAnsi="Consolas" w:cs="Consolas"/>
@@ -14830,172 +14987,46 @@
           <w:rFonts w:eastAsia="Consolas" w:hAnsi="Consolas" w:cs="Consolas"/>
           <w:szCs w:val="22"/>
         </w:rPr>
-        <w:t>status</w:t>
-      </w:r>
+        <w:t xml:space="preserve">bool </w:t>
+      </w:r>
+      <w:proofErr w:type="spellStart"/>
       <w:r>
         <w:rPr>
           <w:rFonts w:eastAsia="Consolas" w:hAnsi="Consolas" w:cs="Consolas"/>
-          <w:spacing w:val="-4"/>
-          <w:szCs w:val="22"/>
-        </w:rPr>
-        <w:t xml:space="preserve"> </w:t>
-      </w:r>
+          <w:szCs w:val="22"/>
+        </w:rPr>
+        <w:t>solve_</w:t>
+      </w:r>
+      <w:proofErr w:type="gramStart"/>
       <w:r>
         <w:rPr>
           <w:rFonts w:eastAsia="Consolas" w:hAnsi="Consolas" w:cs="Consolas"/>
           <w:szCs w:val="22"/>
         </w:rPr>
-        <w:t>Slove(int</w:t>
-      </w:r>
+        <w:t>sudoku</w:t>
+      </w:r>
+      <w:proofErr w:type="spellEnd"/>
       <w:r>
         <w:rPr>
           <w:rFonts w:eastAsia="Consolas" w:hAnsi="Consolas" w:cs="Consolas"/>
-          <w:spacing w:val="-3"/>
-          <w:szCs w:val="22"/>
-        </w:rPr>
-        <w:t xml:space="preserve"> </w:t>
-      </w:r>
+          <w:szCs w:val="22"/>
+        </w:rPr>
+        <w:t>(</w:t>
+      </w:r>
+      <w:proofErr w:type="gramEnd"/>
       <w:r>
         <w:rPr>
           <w:rFonts w:eastAsia="Consolas" w:hAnsi="Consolas" w:cs="Consolas"/>
           <w:szCs w:val="22"/>
         </w:rPr>
-        <w:t>newboard2[SIZE</w:t>
+        <w:t>int (&amp;board)[SIZE + 1][SIZE + 1], bool (&amp;value)[SIZE * SIZE * SIZE + 1])</w:t>
       </w:r>
       <w:r>
         <w:rPr>
           <w:rFonts w:eastAsia="Consolas" w:hAnsi="Consolas" w:cs="Consolas"/>
-          <w:spacing w:val="-3"/>
-          <w:szCs w:val="22"/>
-        </w:rPr>
-        <w:t xml:space="preserve"> </w:t>
-      </w:r>
-      <w:r>
-        <w:rPr>
-          <w:rFonts w:eastAsia="Consolas" w:hAnsi="Consolas" w:cs="Consolas"/>
-          <w:szCs w:val="22"/>
-        </w:rPr>
-        <w:t>+</w:t>
-      </w:r>
-      <w:r>
-        <w:rPr>
-          <w:rFonts w:eastAsia="Consolas" w:hAnsi="Consolas" w:cs="Consolas"/>
-          <w:spacing w:val="-5"/>
-          <w:szCs w:val="22"/>
-        </w:rPr>
-        <w:t xml:space="preserve"> </w:t>
-      </w:r>
-      <w:r>
-        <w:rPr>
-          <w:rFonts w:eastAsia="Consolas" w:hAnsi="Consolas" w:cs="Consolas"/>
-          <w:szCs w:val="22"/>
-        </w:rPr>
-        <w:t>1][SIZE</w:t>
-      </w:r>
-      <w:r>
-        <w:rPr>
-          <w:rFonts w:eastAsia="Consolas" w:hAnsi="Consolas" w:cs="Consolas"/>
-          <w:spacing w:val="-4"/>
-          <w:szCs w:val="22"/>
-        </w:rPr>
-        <w:t xml:space="preserve"> </w:t>
-      </w:r>
-      <w:r>
-        <w:rPr>
-          <w:rFonts w:eastAsia="Consolas" w:hAnsi="Consolas" w:cs="Consolas"/>
-          <w:szCs w:val="22"/>
-        </w:rPr>
-        <w:t>+</w:t>
-      </w:r>
-      <w:r>
-        <w:rPr>
-          <w:rFonts w:eastAsia="Consolas" w:hAnsi="Consolas" w:cs="Consolas"/>
-          <w:spacing w:val="-5"/>
-          <w:szCs w:val="22"/>
-        </w:rPr>
-        <w:t xml:space="preserve"> </w:t>
-      </w:r>
-      <w:r>
-        <w:rPr>
-          <w:rFonts w:eastAsia="Consolas" w:hAnsi="Consolas" w:cs="Consolas"/>
-          <w:szCs w:val="22"/>
-        </w:rPr>
-        <w:t>1],</w:t>
-      </w:r>
-      <w:r>
-        <w:rPr>
-          <w:rFonts w:eastAsia="Consolas" w:hAnsi="Consolas" w:cs="Consolas"/>
-          <w:spacing w:val="-3"/>
-          <w:szCs w:val="22"/>
-        </w:rPr>
-        <w:t xml:space="preserve"> </w:t>
-      </w:r>
-      <w:r>
-        <w:rPr>
-          <w:rFonts w:eastAsia="Consolas" w:hAnsi="Consolas" w:cs="Consolas"/>
-          <w:szCs w:val="22"/>
-        </w:rPr>
-        <w:t>bool</w:t>
-      </w:r>
-      <w:r>
-        <w:rPr>
-          <w:rFonts w:eastAsia="Consolas" w:hAnsi="Consolas" w:cs="Consolas"/>
-          <w:spacing w:val="-4"/>
-          <w:szCs w:val="22"/>
-        </w:rPr>
-        <w:t xml:space="preserve"> </w:t>
-      </w:r>
-      <w:r>
-        <w:rPr>
-          <w:rFonts w:eastAsia="Consolas" w:hAnsi="Consolas" w:cs="Consolas"/>
-          <w:szCs w:val="22"/>
-        </w:rPr>
-        <w:t>value[SIZE</w:t>
-      </w:r>
-      <w:r>
-        <w:rPr>
-          <w:rFonts w:eastAsia="Consolas" w:hAnsi="Consolas" w:cs="Consolas"/>
-          <w:spacing w:val="-4"/>
-          <w:szCs w:val="22"/>
-        </w:rPr>
-        <w:t xml:space="preserve"> </w:t>
-      </w:r>
-      <w:r>
-        <w:rPr>
-          <w:rFonts w:eastAsia="Consolas" w:hAnsi="Consolas" w:cs="Consolas"/>
-          <w:szCs w:val="22"/>
-        </w:rPr>
-        <w:t>*</w:t>
-      </w:r>
-      <w:r>
-        <w:rPr>
-          <w:rFonts w:eastAsia="Consolas" w:hAnsi="Consolas" w:cs="Consolas"/>
-          <w:spacing w:val="-4"/>
-          <w:szCs w:val="22"/>
-        </w:rPr>
-        <w:t xml:space="preserve"> </w:t>
-      </w:r>
-      <w:r>
-        <w:rPr>
-          <w:rFonts w:eastAsia="Consolas" w:hAnsi="Consolas" w:cs="Consolas"/>
-          <w:szCs w:val="22"/>
-        </w:rPr>
-        <w:t>SIZE</w:t>
-      </w:r>
-      <w:r>
-        <w:rPr>
-          <w:rFonts w:eastAsia="Consolas" w:hAnsi="Consolas" w:cs="Consolas"/>
-          <w:spacing w:val="-3"/>
-          <w:szCs w:val="22"/>
-        </w:rPr>
-        <w:t xml:space="preserve"> </w:t>
-      </w:r>
-      <w:r>
-        <w:rPr>
-          <w:rFonts w:eastAsia="Consolas" w:hAnsi="Consolas" w:cs="Consolas"/>
-          <w:szCs w:val="22"/>
-        </w:rPr>
-        <w:t>* SIZE + 1]);</w:t>
+          <w:szCs w:val="22"/>
+        </w:rPr>
+        <w:t>;</w:t>
       </w:r>
     </w:p>
     <w:p>
@@ -15023,52 +15054,7 @@
           <w:rFonts w:eastAsia="Times New Roman" w:hAnsi="Consolas" w:cs="Consolas"/>
           <w:szCs w:val="22"/>
         </w:rPr>
-        <w:t>(int</w:t>
-      </w:r>
-      <w:r>
-        <w:rPr>
-          <w:rFonts w:eastAsia="Times New Roman" w:hAnsi="Consolas" w:cs="Consolas"/>
-          <w:spacing w:val="-1"/>
-          <w:szCs w:val="22"/>
-        </w:rPr>
-        <w:t xml:space="preserve">) </w:t>
-      </w:r>
-      <w:r>
-        <w:rPr>
-          <w:rFonts w:eastAsia="Times New Roman" w:hAnsi="Consolas" w:cs="Consolas"/>
-          <w:szCs w:val="22"/>
-        </w:rPr>
-        <w:t>newboard2[SIZE</w:t>
-      </w:r>
-      <w:r>
-        <w:rPr>
-          <w:rFonts w:eastAsia="Times New Roman" w:hAnsi="Consolas" w:cs="Consolas"/>
-          <w:spacing w:val="-1"/>
-          <w:szCs w:val="22"/>
-        </w:rPr>
-        <w:t xml:space="preserve"> + </w:t>
-      </w:r>
-      <w:r>
-        <w:rPr>
-          <w:rFonts w:eastAsia="Times New Roman" w:hAnsi="Consolas" w:cs="Consolas"/>
-          <w:szCs w:val="22"/>
-        </w:rPr>
-        <w:t>1][SIZE</w:t>
-      </w:r>
-      <w:r>
-        <w:rPr>
-          <w:rFonts w:eastAsia="Times New Roman" w:hAnsi="Consolas" w:cs="Consolas"/>
-          <w:spacing w:val="-1"/>
-          <w:szCs w:val="22"/>
-        </w:rPr>
-        <w:t xml:space="preserve"> + </w:t>
-      </w:r>
-      <w:r>
-        <w:rPr>
-          <w:rFonts w:eastAsia="Times New Roman" w:hAnsi="Consolas" w:cs="Consolas"/>
-          <w:szCs w:val="22"/>
-        </w:rPr>
-        <w:t>1]</w:t>
+        <w:t>int (&amp;board)[SIZE + 1][SIZE + 1]</w:t>
       </w:r>
       <w:r>
         <w:rPr>
@@ -15094,85 +15080,10 @@
       </w:pPr>
       <w:r>
         <w:rPr>
-          <w:rFonts w:eastAsia="Times New Roman" w:hAnsi="Consolas" w:cs="Consolas"/>
-          <w:szCs w:val="22"/>
-        </w:rPr>
-        <w:t>(bool)</w:t>
-      </w:r>
-      <w:r>
-        <w:rPr>
-          <w:rFonts w:eastAsia="Times New Roman" w:hAnsi="Consolas" w:cs="Consolas"/>
-          <w:spacing w:val="-2"/>
-          <w:szCs w:val="22"/>
-        </w:rPr>
-        <w:t xml:space="preserve"> </w:t>
-      </w:r>
-      <w:r>
-        <w:rPr>
-          <w:rFonts w:eastAsia="Times New Roman" w:hAnsi="Consolas" w:cs="Consolas"/>
-          <w:szCs w:val="22"/>
-        </w:rPr>
-        <w:t>value[SIZE</w:t>
-      </w:r>
-      <w:r>
-        <w:rPr>
-          <w:rFonts w:eastAsia="Times New Roman" w:hAnsi="Consolas" w:cs="Consolas"/>
-          <w:spacing w:val="-1"/>
-          <w:szCs w:val="22"/>
-        </w:rPr>
-        <w:t xml:space="preserve"> </w:t>
-      </w:r>
-      <w:r>
-        <w:rPr>
-          <w:rFonts w:eastAsia="Times New Roman" w:hAnsi="Consolas" w:cs="Consolas"/>
-          <w:szCs w:val="22"/>
-        </w:rPr>
-        <w:t>* SIZE</w:t>
-      </w:r>
-      <w:r>
-        <w:rPr>
-          <w:rFonts w:eastAsia="Times New Roman" w:hAnsi="Consolas" w:cs="Consolas"/>
-          <w:spacing w:val="-1"/>
-          <w:szCs w:val="22"/>
-        </w:rPr>
-        <w:t xml:space="preserve"> </w:t>
-      </w:r>
-      <w:r>
-        <w:rPr>
-          <w:rFonts w:eastAsia="Times New Roman" w:hAnsi="Consolas" w:cs="Consolas"/>
-          <w:szCs w:val="22"/>
-        </w:rPr>
-        <w:t>*</w:t>
-      </w:r>
-      <w:r>
-        <w:rPr>
-          <w:rFonts w:eastAsia="Times New Roman" w:hAnsi="Consolas" w:cs="Consolas"/>
-          <w:spacing w:val="-1"/>
-          <w:szCs w:val="22"/>
-        </w:rPr>
-        <w:t xml:space="preserve"> </w:t>
-      </w:r>
-      <w:r>
-        <w:rPr>
-          <w:rFonts w:eastAsia="Times New Roman" w:hAnsi="Consolas" w:cs="Consolas"/>
-          <w:szCs w:val="22"/>
-        </w:rPr>
-        <w:t>SIZE</w:t>
-      </w:r>
-      <w:r>
-        <w:rPr>
-          <w:rFonts w:eastAsia="Times New Roman" w:hAnsi="Consolas" w:cs="Consolas"/>
-          <w:spacing w:val="-1"/>
-          <w:szCs w:val="22"/>
-        </w:rPr>
-        <w:t xml:space="preserve"> + </w:t>
-      </w:r>
-      <w:r>
-        <w:rPr>
-          <w:rFonts w:eastAsia="Times New Roman" w:hAnsi="Consolas" w:cs="Consolas"/>
-          <w:szCs w:val="22"/>
-        </w:rPr>
-        <w:t>1]</w:t>
+          <w:rFonts w:eastAsia="Consolas" w:hAnsi="Consolas" w:cs="Consolas"/>
+          <w:szCs w:val="22"/>
+        </w:rPr>
+        <w:t>bool (&amp;value)[SIZE * SIZE * SIZE + 1])</w:t>
       </w:r>
       <w:r>
         <w:rPr>
@@ -15180,7 +15091,25 @@
           <w:spacing w:val="-2"/>
           <w:szCs w:val="22"/>
         </w:rPr>
-        <w:t>：存储数独变元真值</w:t>
+        <w:t>：</w:t>
+      </w:r>
+      <w:proofErr w:type="gramStart"/>
+      <w:r>
+        <w:rPr>
+          <w:rFonts w:ascii="宋体" w:hAnsi="Consolas" w:cs="Consolas"/>
+          <w:spacing w:val="-2"/>
+          <w:szCs w:val="22"/>
+        </w:rPr>
+        <w:t>存储数独变元</w:t>
+      </w:r>
+      <w:proofErr w:type="gramEnd"/>
+      <w:r>
+        <w:rPr>
+          <w:rFonts w:ascii="宋体" w:hAnsi="Consolas" w:cs="Consolas"/>
+          <w:spacing w:val="-2"/>
+          <w:szCs w:val="22"/>
+        </w:rPr>
+        <w:t>真值</w:t>
       </w:r>
     </w:p>
     <w:p>
@@ -15205,10 +15134,10 @@
       </w:r>
       <w:r>
         <w:rPr>
-          <w:rFonts w:eastAsia="Times New Roman" w:hAnsi="Consolas" w:cs="Consolas"/>
-          <w:szCs w:val="22"/>
-        </w:rPr>
-        <w:t>OK</w:t>
+          <w:rFonts w:eastAsiaTheme="minorEastAsia" w:hAnsi="Consolas" w:cs="Consolas" w:hint="eastAsia"/>
+          <w:szCs w:val="22"/>
+        </w:rPr>
+        <w:t>1</w:t>
       </w:r>
       <w:r>
         <w:rPr>
@@ -15234,10 +15163,10 @@
       </w:pPr>
       <w:r>
         <w:rPr>
-          <w:rFonts w:eastAsia="Times New Roman" w:hAnsi="Consolas" w:cs="Consolas"/>
-          <w:szCs w:val="22"/>
-        </w:rPr>
-        <w:t>ERROR</w:t>
+          <w:rFonts w:eastAsiaTheme="minorEastAsia" w:hAnsi="Consolas" w:cs="Consolas" w:hint="eastAsia"/>
+          <w:szCs w:val="22"/>
+        </w:rPr>
+        <w:t>0</w:t>
       </w:r>
       <w:r>
         <w:rPr>
@@ -15254,126 +15183,297 @@
         <w:autoSpaceDN w:val="0"/>
         <w:snapToGrid/>
         <w:spacing w:before="156" w:line="360" w:lineRule="auto"/>
-        <w:ind w:left="383" w:right="946" w:firstLine="419"/>
+        <w:ind w:left="802"/>
         <w:jc w:val="left"/>
         <w:rPr>
-          <w:rFonts w:ascii="宋体" w:hAnsi="Consolas" w:cs="Consolas" w:hint="eastAsia"/>
-          <w:szCs w:val="22"/>
-        </w:rPr>
-      </w:pPr>
-      <w:r>
-        <w:rPr>
-          <w:rFonts w:ascii="宋体" w:hAnsi="Consolas" w:cs="Consolas"/>
-          <w:spacing w:val="-20"/>
-          <w:szCs w:val="22"/>
-        </w:rPr>
-        <w:t xml:space="preserve">调用 </w:t>
-      </w:r>
-      <w:r>
-        <w:rPr>
-          <w:rFonts w:eastAsia="Times New Roman" w:hAnsi="Consolas" w:cs="Consolas"/>
-          <w:szCs w:val="22"/>
-        </w:rPr>
-        <w:t>DPLL</w:t>
-      </w:r>
-      <w:r>
-        <w:rPr>
-          <w:rFonts w:eastAsia="Times New Roman" w:hAnsi="Consolas" w:cs="Consolas"/>
-          <w:spacing w:val="-15"/>
-          <w:szCs w:val="22"/>
-        </w:rPr>
-        <w:t xml:space="preserve"> </w:t>
-      </w:r>
-      <w:r>
-        <w:rPr>
-          <w:rFonts w:ascii="宋体" w:hAnsi="Consolas" w:cs="Consolas"/>
-          <w:spacing w:val="-8"/>
-          <w:szCs w:val="22"/>
-        </w:rPr>
-        <w:t xml:space="preserve">函数求解规约的 </w:t>
-      </w:r>
-      <w:r>
-        <w:rPr>
-          <w:rFonts w:eastAsia="Times New Roman" w:hAnsi="Consolas" w:cs="Consolas"/>
-          <w:szCs w:val="22"/>
-        </w:rPr>
-        <w:t>SAT</w:t>
-      </w:r>
-      <w:r>
-        <w:rPr>
-          <w:rFonts w:eastAsia="Times New Roman" w:hAnsi="Consolas" w:cs="Consolas"/>
-          <w:spacing w:val="-13"/>
-          <w:szCs w:val="22"/>
-        </w:rPr>
-        <w:t xml:space="preserve"> </w:t>
-      </w:r>
-      <w:r>
-        <w:rPr>
-          <w:rFonts w:ascii="宋体" w:hAnsi="Consolas" w:cs="Consolas"/>
-          <w:spacing w:val="-16"/>
-          <w:szCs w:val="22"/>
-        </w:rPr>
-        <w:t>问题，再根据公式</w:t>
-      </w:r>
-      <w:r>
-        <w:rPr>
-          <w:rFonts w:eastAsia="Times New Roman" w:hAnsi="Consolas" w:cs="Consolas"/>
-          <w:szCs w:val="22"/>
-        </w:rPr>
-        <w:t>(i-1)*81+(j-1)*9+k</w:t>
-      </w:r>
-      <w:r>
-        <w:rPr>
-          <w:rFonts w:eastAsia="Times New Roman" w:hAnsi="Consolas" w:cs="Consolas"/>
-          <w:spacing w:val="-4"/>
-          <w:szCs w:val="22"/>
-        </w:rPr>
-        <w:t xml:space="preserve"> </w:t>
-      </w:r>
-      <w:r>
-        <w:rPr>
-          <w:rFonts w:ascii="宋体" w:hAnsi="Consolas" w:cs="Consolas"/>
-          <w:szCs w:val="22"/>
-        </w:rPr>
-        <w:t>将数独</w:t>
-      </w:r>
-      <w:r>
-        <w:rPr>
-          <w:rFonts w:ascii="宋体" w:hAnsi="Consolas" w:cs="Consolas"/>
-          <w:spacing w:val="-2"/>
-          <w:szCs w:val="22"/>
-        </w:rPr>
-        <w:t xml:space="preserve">每个位置的值算出来并填入 </w:t>
-      </w:r>
-      <w:r>
-        <w:rPr>
-          <w:rFonts w:eastAsia="Times New Roman" w:hAnsi="Consolas" w:cs="Consolas"/>
-          <w:szCs w:val="22"/>
-        </w:rPr>
-        <w:t xml:space="preserve">newboard2 </w:t>
-      </w:r>
-      <w:r>
-        <w:rPr>
-          <w:rFonts w:ascii="宋体" w:hAnsi="Consolas" w:cs="Consolas"/>
-          <w:szCs w:val="22"/>
-        </w:rPr>
-        <w:t>中。</w:t>
-      </w:r>
-    </w:p>
-    <w:p>
-      <w:pPr>
-        <w:autoSpaceDE w:val="0"/>
-        <w:autoSpaceDN w:val="0"/>
-        <w:adjustRightInd w:val="0"/>
-        <w:spacing w:line="360" w:lineRule="auto"/>
-        <w:ind w:firstLineChars="200" w:firstLine="480"/>
-      </w:pPr>
-      <w:r>
-        <w:t>这部分主要描述系统中模块实现的流程，可采用文字配合流程图的方式表示</w:t>
-      </w:r>
-      <w:r>
-        <w:lastRenderedPageBreak/>
-        <w:t>各模块的算法思想及流程。</w:t>
+          <w:rFonts w:eastAsiaTheme="minorEastAsia" w:hint="eastAsia"/>
+        </w:rPr>
+      </w:pPr>
+      <w:r>
+        <w:rPr>
+          <w:rFonts w:eastAsiaTheme="minorEastAsia"/>
+        </w:rPr>
+        <w:t>这段代码的作用是根据一个布尔数组</w:t>
+      </w:r>
+      <w:r>
+        <w:rPr>
+          <w:rFonts w:eastAsiaTheme="minorEastAsia"/>
+        </w:rPr>
+        <w:t> value</w:t>
+      </w:r>
+      <w:r>
+        <w:rPr>
+          <w:rFonts w:eastAsiaTheme="minorEastAsia"/>
+        </w:rPr>
+        <w:t>的标记情况，将对应的数字</w:t>
+      </w:r>
+      <w:proofErr w:type="gramStart"/>
+      <w:r>
+        <w:rPr>
+          <w:rFonts w:eastAsiaTheme="minorEastAsia"/>
+        </w:rPr>
+        <w:t>填入数独</w:t>
+      </w:r>
+      <w:proofErr w:type="gramEnd"/>
+      <w:r>
+        <w:rPr>
+          <w:rFonts w:eastAsiaTheme="minorEastAsia"/>
+        </w:rPr>
+        <w:t>棋盘</w:t>
+      </w:r>
+      <w:r>
+        <w:rPr>
+          <w:rFonts w:eastAsiaTheme="minorEastAsia"/>
+        </w:rPr>
+        <w:t> board</w:t>
+      </w:r>
+      <w:r>
+        <w:rPr>
+          <w:rFonts w:eastAsiaTheme="minorEastAsia"/>
+        </w:rPr>
+        <w:t>的相应位置。具体来说，代码会遍历</w:t>
+      </w:r>
+      <w:r>
+        <w:rPr>
+          <w:rFonts w:eastAsiaTheme="minorEastAsia"/>
+        </w:rPr>
+        <w:t> value</w:t>
+      </w:r>
+      <w:r>
+        <w:rPr>
+          <w:rFonts w:eastAsiaTheme="minorEastAsia"/>
+        </w:rPr>
+        <w:t>数组的每一个元素，当遇到某个位置的值为</w:t>
+      </w:r>
+      <w:r>
+        <w:rPr>
+          <w:rFonts w:eastAsiaTheme="minorEastAsia"/>
+        </w:rPr>
+        <w:t> true</w:t>
+      </w:r>
+      <w:r>
+        <w:rPr>
+          <w:rFonts w:eastAsiaTheme="minorEastAsia"/>
+        </w:rPr>
+        <w:t>时，就计算出该位置对应</w:t>
+      </w:r>
+      <w:proofErr w:type="gramStart"/>
+      <w:r>
+        <w:rPr>
+          <w:rFonts w:eastAsiaTheme="minorEastAsia"/>
+        </w:rPr>
+        <w:t>的数独棋盘</w:t>
+      </w:r>
+      <w:proofErr w:type="gramEnd"/>
+      <w:r>
+        <w:rPr>
+          <w:rFonts w:eastAsiaTheme="minorEastAsia"/>
+        </w:rPr>
+        <w:t>的行号、列号以及要填入的数字，然后将这个数字写入棋盘。其中，行号的计算方式是将索引</w:t>
+      </w:r>
+      <w:r>
+        <w:rPr>
+          <w:rFonts w:eastAsiaTheme="minorEastAsia"/>
+        </w:rPr>
+        <w:t> </w:t>
+      </w:r>
+      <w:proofErr w:type="spellStart"/>
+      <w:r>
+        <w:rPr>
+          <w:rFonts w:eastAsiaTheme="minorEastAsia"/>
+        </w:rPr>
+        <w:t>i</w:t>
+      </w:r>
+      <w:proofErr w:type="spellEnd"/>
+      <w:r>
+        <w:rPr>
+          <w:rFonts w:eastAsiaTheme="minorEastAsia"/>
+        </w:rPr>
+        <w:t>减去</w:t>
+      </w:r>
+      <w:r>
+        <w:rPr>
+          <w:rFonts w:eastAsiaTheme="minorEastAsia"/>
+        </w:rPr>
+        <w:t xml:space="preserve"> 1 </w:t>
+      </w:r>
+      <w:r>
+        <w:rPr>
+          <w:rFonts w:eastAsiaTheme="minorEastAsia"/>
+        </w:rPr>
+        <w:t>后除以</w:t>
+      </w:r>
+      <w:r>
+        <w:rPr>
+          <w:rFonts w:eastAsiaTheme="minorEastAsia"/>
+        </w:rPr>
+        <w:t> SIZE</w:t>
+      </w:r>
+      <w:r>
+        <w:rPr>
+          <w:rFonts w:eastAsiaTheme="minorEastAsia"/>
+        </w:rPr>
+        <w:t>的平方（即</w:t>
+      </w:r>
+      <w:r>
+        <w:rPr>
+          <w:rFonts w:eastAsiaTheme="minorEastAsia"/>
+        </w:rPr>
+        <w:t> SIZE * SIZE</w:t>
+      </w:r>
+      <w:r>
+        <w:rPr>
+          <w:rFonts w:eastAsiaTheme="minorEastAsia"/>
+        </w:rPr>
+        <w:t>），再加</w:t>
+      </w:r>
+      <w:r>
+        <w:rPr>
+          <w:rFonts w:eastAsiaTheme="minorEastAsia"/>
+        </w:rPr>
+        <w:t xml:space="preserve"> 1</w:t>
+      </w:r>
+      <w:r>
+        <w:rPr>
+          <w:rFonts w:eastAsiaTheme="minorEastAsia"/>
+        </w:rPr>
+        <w:t>；列号的计算方式是将索引</w:t>
+      </w:r>
+      <w:r>
+        <w:rPr>
+          <w:rFonts w:eastAsiaTheme="minorEastAsia"/>
+        </w:rPr>
+        <w:t> </w:t>
+      </w:r>
+      <w:proofErr w:type="spellStart"/>
+      <w:r>
+        <w:rPr>
+          <w:rFonts w:eastAsiaTheme="minorEastAsia"/>
+        </w:rPr>
+        <w:t>i</w:t>
+      </w:r>
+      <w:proofErr w:type="spellEnd"/>
+      <w:r>
+        <w:rPr>
+          <w:rFonts w:eastAsiaTheme="minorEastAsia"/>
+        </w:rPr>
+        <w:t>减去</w:t>
+      </w:r>
+      <w:r>
+        <w:rPr>
+          <w:rFonts w:eastAsiaTheme="minorEastAsia"/>
+        </w:rPr>
+        <w:t xml:space="preserve"> 1 </w:t>
+      </w:r>
+      <w:r>
+        <w:rPr>
+          <w:rFonts w:eastAsiaTheme="minorEastAsia"/>
+        </w:rPr>
+        <w:t>后除以</w:t>
+      </w:r>
+      <w:r>
+        <w:rPr>
+          <w:rFonts w:eastAsiaTheme="minorEastAsia"/>
+        </w:rPr>
+        <w:t> SIZE</w:t>
+      </w:r>
+      <w:r>
+        <w:rPr>
+          <w:rFonts w:eastAsiaTheme="minorEastAsia"/>
+        </w:rPr>
+        <w:t>，再对</w:t>
+      </w:r>
+      <w:r>
+        <w:rPr>
+          <w:rFonts w:eastAsiaTheme="minorEastAsia"/>
+        </w:rPr>
+        <w:t> SIZE</w:t>
+      </w:r>
+      <w:r>
+        <w:rPr>
+          <w:rFonts w:eastAsiaTheme="minorEastAsia"/>
+        </w:rPr>
+        <w:t>取模，最后加</w:t>
+      </w:r>
+      <w:r>
+        <w:rPr>
+          <w:rFonts w:eastAsiaTheme="minorEastAsia"/>
+        </w:rPr>
+        <w:t xml:space="preserve"> 1</w:t>
+      </w:r>
+      <w:r>
+        <w:rPr>
+          <w:rFonts w:eastAsiaTheme="minorEastAsia"/>
+        </w:rPr>
+        <w:t>；数字的计算方式是将索引</w:t>
+      </w:r>
+      <w:r>
+        <w:rPr>
+          <w:rFonts w:eastAsiaTheme="minorEastAsia"/>
+        </w:rPr>
+        <w:t> </w:t>
+      </w:r>
+      <w:proofErr w:type="spellStart"/>
+      <w:r>
+        <w:rPr>
+          <w:rFonts w:eastAsiaTheme="minorEastAsia"/>
+        </w:rPr>
+        <w:t>i</w:t>
+      </w:r>
+      <w:proofErr w:type="spellEnd"/>
+      <w:r>
+        <w:rPr>
+          <w:rFonts w:eastAsiaTheme="minorEastAsia"/>
+        </w:rPr>
+        <w:t>减去</w:t>
+      </w:r>
+      <w:r>
+        <w:rPr>
+          <w:rFonts w:eastAsiaTheme="minorEastAsia"/>
+        </w:rPr>
+        <w:t xml:space="preserve"> 1 </w:t>
+      </w:r>
+      <w:r>
+        <w:rPr>
+          <w:rFonts w:eastAsiaTheme="minorEastAsia"/>
+        </w:rPr>
+        <w:t>后对</w:t>
+      </w:r>
+      <w:r>
+        <w:rPr>
+          <w:rFonts w:eastAsiaTheme="minorEastAsia"/>
+        </w:rPr>
+        <w:t> SIZE</w:t>
+      </w:r>
+      <w:r>
+        <w:rPr>
+          <w:rFonts w:eastAsiaTheme="minorEastAsia"/>
+        </w:rPr>
+        <w:t>取模，再加</w:t>
+      </w:r>
+      <w:r>
+        <w:rPr>
+          <w:rFonts w:eastAsiaTheme="minorEastAsia"/>
+        </w:rPr>
+        <w:t xml:space="preserve"> 1</w:t>
+      </w:r>
+      <w:r>
+        <w:rPr>
+          <w:rFonts w:eastAsiaTheme="minorEastAsia"/>
+        </w:rPr>
+        <w:t>。最终，函数返回</w:t>
+      </w:r>
+      <w:r>
+        <w:rPr>
+          <w:rFonts w:eastAsiaTheme="minorEastAsia"/>
+        </w:rPr>
+        <w:t> 1</w:t>
+      </w:r>
+      <w:r>
+        <w:rPr>
+          <w:rFonts w:eastAsiaTheme="minorEastAsia"/>
+        </w:rPr>
+        <w:t>，表示所有有效的数字都已经成功填入棋盘。</w:t>
       </w:r>
     </w:p>
     <w:p>
@@ -15406,7 +15506,7 @@
           <w:szCs w:val="36"/>
         </w:rPr>
       </w:pPr>
-      <w:bookmarkStart w:id="24" w:name="_Toc208562884"/>
+      <w:bookmarkStart w:id="25" w:name="_Toc208562884"/>
       <w:r>
         <w:rPr>
           <w:rFonts w:eastAsia="黑体"/>
@@ -15426,7 +15526,7 @@
         </w:rPr>
         <w:t>系统实现与测试</w:t>
       </w:r>
-      <w:bookmarkEnd w:id="24"/>
+      <w:bookmarkEnd w:id="25"/>
     </w:p>
     <w:p>
       <w:pPr>
@@ -15494,7 +15594,7 @@
           <w:rFonts w:ascii="宋体" w:hAnsi="宋体" w:hint="eastAsia"/>
         </w:rPr>
       </w:pPr>
-      <w:bookmarkStart w:id="25" w:name="_Toc208562885"/>
+      <w:bookmarkStart w:id="26" w:name="_Toc208562885"/>
       <w:r>
         <w:rPr>
           <w:rFonts w:hint="eastAsia"/>
@@ -15556,7 +15656,7 @@
         </w:rPr>
         <w:t>加粗）</w:t>
       </w:r>
-      <w:bookmarkEnd w:id="25"/>
+      <w:bookmarkEnd w:id="26"/>
     </w:p>
     <w:p>
       <w:pPr>
@@ -15611,7 +15711,7 @@
           <w:rFonts w:ascii="宋体" w:hAnsi="宋体" w:hint="eastAsia"/>
         </w:rPr>
       </w:pPr>
-      <w:bookmarkStart w:id="26" w:name="_Toc208562886"/>
+      <w:bookmarkStart w:id="27" w:name="_Toc208562886"/>
       <w:r>
         <w:rPr>
           <w:rFonts w:hint="eastAsia"/>
@@ -15673,7 +15773,7 @@
         </w:rPr>
         <w:t>加粗）</w:t>
       </w:r>
-      <w:bookmarkEnd w:id="26"/>
+      <w:bookmarkEnd w:id="27"/>
     </w:p>
     <w:p>
       <w:pPr>
@@ -15786,7 +15886,7 @@
           <w:szCs w:val="36"/>
         </w:rPr>
       </w:pPr>
-      <w:bookmarkStart w:id="27" w:name="_Toc208562887"/>
+      <w:bookmarkStart w:id="28" w:name="_Toc208562887"/>
       <w:r>
         <w:rPr>
           <w:rFonts w:eastAsia="黑体"/>
@@ -15806,7 +15906,7 @@
         </w:rPr>
         <w:t>总结与展望</w:t>
       </w:r>
-      <w:bookmarkEnd w:id="27"/>
+      <w:bookmarkEnd w:id="28"/>
     </w:p>
     <w:p>
       <w:pPr>
@@ -15874,7 +15974,7 @@
           <w:rFonts w:ascii="宋体" w:hAnsi="宋体" w:hint="eastAsia"/>
         </w:rPr>
       </w:pPr>
-      <w:bookmarkStart w:id="28" w:name="_Toc208562888"/>
+      <w:bookmarkStart w:id="29" w:name="_Toc208562888"/>
       <w:r>
         <w:rPr>
           <w:rFonts w:hint="eastAsia"/>
@@ -15936,7 +16036,7 @@
         </w:rPr>
         <w:t>加粗）</w:t>
       </w:r>
-      <w:bookmarkEnd w:id="28"/>
+      <w:bookmarkEnd w:id="29"/>
     </w:p>
     <w:p>
       <w:pPr>
@@ -16024,7 +16124,7 @@
           <w:rFonts w:ascii="宋体" w:hAnsi="宋体" w:hint="eastAsia"/>
         </w:rPr>
       </w:pPr>
-      <w:bookmarkStart w:id="29" w:name="_Toc208562889"/>
+      <w:bookmarkStart w:id="30" w:name="_Toc208562889"/>
       <w:r>
         <w:rPr>
           <w:rFonts w:hint="eastAsia"/>
@@ -16086,7 +16186,7 @@
         </w:rPr>
         <w:t>加粗）</w:t>
       </w:r>
-      <w:bookmarkEnd w:id="29"/>
+      <w:bookmarkEnd w:id="30"/>
     </w:p>
     <w:p>
       <w:pPr>
@@ -16177,8 +16277,8 @@
           <w:szCs w:val="24"/>
         </w:rPr>
       </w:pPr>
-      <w:bookmarkStart w:id="30" w:name="_Toc229217087"/>
-      <w:bookmarkStart w:id="31" w:name="_Toc208562890"/>
+      <w:bookmarkStart w:id="31" w:name="_Toc229217087"/>
+      <w:bookmarkStart w:id="32" w:name="_Toc208562890"/>
       <w:r>
         <w:rPr>
           <w:rFonts w:eastAsia="黑体"/>
@@ -16208,7 +16308,7 @@
         </w:rPr>
         <w:t>体</w:t>
       </w:r>
-      <w:bookmarkEnd w:id="30"/>
+      <w:bookmarkEnd w:id="31"/>
       <w:r>
         <w:rPr>
           <w:rFonts w:ascii="黑体" w:eastAsia="黑体"/>
@@ -16219,7 +16319,7 @@
         </w:rPr>
         <w:t>会</w:t>
       </w:r>
-      <w:bookmarkEnd w:id="31"/>
+      <w:bookmarkEnd w:id="32"/>
     </w:p>
     <w:p>
       <w:pPr>
@@ -16285,7 +16385,7 @@
           <w:szCs w:val="21"/>
         </w:rPr>
       </w:pPr>
-      <w:bookmarkStart w:id="32" w:name="_Toc208562891"/>
+      <w:bookmarkStart w:id="33" w:name="_Toc208562891"/>
       <w:r>
         <w:rPr>
           <w:rFonts w:ascii="黑体" w:eastAsia="黑体" w:hint="eastAsia"/>
@@ -16295,7 +16395,7 @@
         </w:rPr>
         <w:t>参考文献</w:t>
       </w:r>
-      <w:bookmarkEnd w:id="32"/>
+      <w:bookmarkEnd w:id="33"/>
     </w:p>
     <w:p>
       <w:pPr>
@@ -16348,8 +16448,21 @@
         </w:rPr>
         <w:t xml:space="preserve"> </w:t>
       </w:r>
-      <w:r>
-        <w:t>Tanbir Ahmed. An Implementation of the DPLL Algorithm. Master thesis, Concordia University,Canada,2009</w:t>
+      <w:proofErr w:type="spellStart"/>
+      <w:r>
+        <w:t>Tanbir</w:t>
+      </w:r>
+      <w:proofErr w:type="spellEnd"/>
+      <w:r>
+        <w:t xml:space="preserve"> Ahmed. An Implementation of the DPLL Algorithm. Master thesis, Concordia </w:t>
+      </w:r>
+      <w:proofErr w:type="gramStart"/>
+      <w:r>
+        <w:t>University,Canada</w:t>
+      </w:r>
+      <w:proofErr w:type="gramEnd"/>
+      <w:r>
+        <w:t>,2009</w:t>
       </w:r>
     </w:p>
     <w:p>
@@ -16410,7 +16523,23 @@
         <w:t xml:space="preserve"> </w:t>
       </w:r>
       <w:r>
-        <w:t>Carsten Sinz. Visualizing SAT Instances and Runs of the DPLL Algorithm. J Autom Reasoning (2007) 39:219–243</w:t>
+        <w:t xml:space="preserve">Carsten </w:t>
+      </w:r>
+      <w:proofErr w:type="spellStart"/>
+      <w:r>
+        <w:t>Sinz</w:t>
+      </w:r>
+      <w:proofErr w:type="spellEnd"/>
+      <w:r>
+        <w:t xml:space="preserve">. Visualizing SAT Instances and Runs of the DPLL Algorithm. J </w:t>
+      </w:r>
+      <w:proofErr w:type="spellStart"/>
+      <w:r>
+        <w:t>Autom</w:t>
+      </w:r>
+      <w:proofErr w:type="spellEnd"/>
+      <w:r>
+        <w:t xml:space="preserve"> Reasoning (2007) 39:219–243</w:t>
       </w:r>
     </w:p>
     <w:p>
@@ -16433,25 +16562,45 @@
         <w:t>360</w:t>
       </w:r>
       <w:r>
-        <w:t>百科：数独游戏</w:t>
-      </w:r>
-      <w:hyperlink r:id="rId15" w:history="1">
-        <w:r>
-          <w:rPr>
-            <w:rStyle w:val="ac"/>
-          </w:rPr>
-          <w:t>https://baike.so.com/doc/3390505-3569059.html</w:t>
-        </w:r>
-      </w:hyperlink>
+        <w:t>百科：</w:t>
+      </w:r>
+      <w:proofErr w:type="gramStart"/>
+      <w:r>
+        <w:t>数独游戏</w:t>
+      </w:r>
+      <w:proofErr w:type="gramEnd"/>
+      <w:r>
+        <w:fldChar w:fldCharType="begin"/>
+      </w:r>
+      <w:r>
+        <w:instrText>HYPERLINK "https://baike.so.com/doc/3390505-3569059.html"</w:instrText>
+      </w:r>
+      <w:r>
+        <w:fldChar w:fldCharType="separate"/>
+      </w:r>
+      <w:r>
+        <w:rPr>
+          <w:rStyle w:val="ac"/>
+        </w:rPr>
+        <w:t>https://baike.so.com/doc/3390505-3569059.html</w:t>
+      </w:r>
+      <w:r>
+        <w:rPr>
+          <w:rStyle w:val="ac"/>
+        </w:rPr>
+        <w:fldChar w:fldCharType="end"/>
+      </w:r>
     </w:p>
     <w:p>
       <w:pPr>
         <w:spacing w:line="360" w:lineRule="auto"/>
         <w:ind w:firstLineChars="118" w:firstLine="283"/>
       </w:pPr>
+      <w:proofErr w:type="spellStart"/>
       <w:r>
         <w:t>Twodoku</w:t>
       </w:r>
+      <w:proofErr w:type="spellEnd"/>
       <w:r>
         <w:t>：</w:t>
       </w:r>
@@ -16464,7 +16613,15 @@
         <w:spacing w:line="360" w:lineRule="auto"/>
       </w:pPr>
       <w:r>
-        <w:t>[6] Tjark Weber. A sat-based sudoku solver. In 12th International Conference on Logic for Programming, Artificial Intelligence and Reasoning, LPAR 2005, pages 11–15, 2005.</w:t>
+        <w:t xml:space="preserve">[6] </w:t>
+      </w:r>
+      <w:proofErr w:type="spellStart"/>
+      <w:r>
+        <w:t>Tjark</w:t>
+      </w:r>
+      <w:proofErr w:type="spellEnd"/>
+      <w:r>
+        <w:t xml:space="preserve"> Weber. A sat-based sudoku solver. In 12th International Conference on Logic for Programming, Artificial Intelligence and Reasoning, LPAR 2005, pages 11–15, 2005.</w:t>
       </w:r>
     </w:p>
     <w:p>
@@ -16472,7 +16629,15 @@
         <w:spacing w:line="360" w:lineRule="auto"/>
       </w:pPr>
       <w:r>
-        <w:t>[7] Ins Lynce and Jol Ouaknine. Sudoku as a sat problem. In Proceedings of the 9th International Symposium on Artificial Intelligence and Mathematics, AIMATH 2006, Fort Lauderdale. Springer, 2006.</w:t>
+        <w:t xml:space="preserve">[7] Ins </w:t>
+      </w:r>
+      <w:proofErr w:type="spellStart"/>
+      <w:r>
+        <w:t>Lynce</w:t>
+      </w:r>
+      <w:proofErr w:type="spellEnd"/>
+      <w:r>
+        <w:t xml:space="preserve"> and Jol Ouaknine. Sudoku as a sat problem. In Proceedings of the 9th International Symposium on Artificial Intelligence and Mathematics, AIMATH 2006, Fort Lauderdale. Springer, 2006.</w:t>
       </w:r>
     </w:p>
     <w:p>
@@ -16480,7 +16645,23 @@
         <w:spacing w:line="360" w:lineRule="auto"/>
       </w:pPr>
       <w:r>
-        <w:t>[8] Uwe Pfeiffer, Tomas Karnagel and Guido Scheffler. A Sudoku-Solver for Large Puzzles using SAT. LPAR-17-short (EPiC Series, vol. 13), 52–57</w:t>
+        <w:t xml:space="preserve">[8] Uwe Pfeiffer, Tomas </w:t>
+      </w:r>
+      <w:proofErr w:type="spellStart"/>
+      <w:r>
+        <w:t>Karnagel</w:t>
+      </w:r>
+      <w:proofErr w:type="spellEnd"/>
+      <w:r>
+        <w:t xml:space="preserve"> and Guido Scheffler. A Sudoku-Solver for Large Puzzles using SAT. LPAR-17-short (</w:t>
+      </w:r>
+      <w:proofErr w:type="spellStart"/>
+      <w:r>
+        <w:t>EPiC</w:t>
+      </w:r>
+      <w:proofErr w:type="spellEnd"/>
+      <w:r>
+        <w:t xml:space="preserve"> Series, vol. 13), 52–57</w:t>
       </w:r>
     </w:p>
     <w:p>
@@ -16524,12 +16705,20 @@
         <w:rPr>
           <w:szCs w:val="21"/>
         </w:rPr>
-        <w:t>薛源海，蒋彪彬，李永卓</w:t>
-      </w:r>
+        <w:t>薛源海，蒋彪彬，</w:t>
+      </w:r>
+      <w:proofErr w:type="gramStart"/>
       <w:r>
         <w:rPr>
           <w:szCs w:val="21"/>
         </w:rPr>
+        <w:t>李永卓</w:t>
+      </w:r>
+      <w:proofErr w:type="gramEnd"/>
+      <w:r>
+        <w:rPr>
+          <w:szCs w:val="21"/>
+        </w:rPr>
         <w:t xml:space="preserve">. </w:t>
       </w:r>
       <w:r>
@@ -16560,12 +16749,26 @@
         <w:rPr>
           <w:szCs w:val="21"/>
         </w:rPr>
-        <w:t>思想的数独游戏生成算法</w:t>
-      </w:r>
+        <w:t>思想</w:t>
+      </w:r>
+      <w:proofErr w:type="gramStart"/>
       <w:r>
         <w:rPr>
           <w:szCs w:val="21"/>
         </w:rPr>
+        <w:t>的数独游戏</w:t>
+      </w:r>
+      <w:proofErr w:type="gramEnd"/>
+      <w:r>
+        <w:rPr>
+          <w:szCs w:val="21"/>
+        </w:rPr>
+        <w:t>生成算法</w:t>
+      </w:r>
+      <w:r>
+        <w:rPr>
+          <w:szCs w:val="21"/>
+        </w:rPr>
         <w:t xml:space="preserve">. </w:t>
       </w:r>
       <w:r>
@@ -16584,9 +16787,6 @@
     <w:p>
       <w:pPr>
         <w:spacing w:line="360" w:lineRule="auto"/>
-        <w:rPr>
-          <w:rFonts w:hint="eastAsia"/>
-        </w:rPr>
       </w:pPr>
       <w:r>
         <w:rPr>
@@ -16594,23 +16794,33 @@
         </w:rPr>
         <w:t xml:space="preserve">[11] </w:t>
       </w:r>
+      <w:proofErr w:type="gramStart"/>
       <w:r>
         <w:rPr>
           <w:szCs w:val="21"/>
         </w:rPr>
         <w:t>黄祖贤</w:t>
       </w:r>
+      <w:proofErr w:type="gramEnd"/>
       <w:r>
         <w:rPr>
           <w:szCs w:val="21"/>
         </w:rPr>
         <w:t xml:space="preserve">. </w:t>
       </w:r>
+      <w:proofErr w:type="gramStart"/>
       <w:r>
         <w:rPr>
           <w:szCs w:val="21"/>
         </w:rPr>
-        <w:t>数独游戏的问题生成及求解算法优化</w:t>
+        <w:t>数独游戏</w:t>
+      </w:r>
+      <w:proofErr w:type="gramEnd"/>
+      <w:r>
+        <w:rPr>
+          <w:szCs w:val="21"/>
+        </w:rPr>
+        <w:t>的问题生成及求解算法优化</w:t>
       </w:r>
       <w:r>
         <w:rPr>
@@ -16665,7 +16875,7 @@
           <w:szCs w:val="21"/>
         </w:rPr>
       </w:pPr>
-      <w:bookmarkStart w:id="33" w:name="_Toc208562892"/>
+      <w:bookmarkStart w:id="34" w:name="_Toc208562892"/>
       <w:r>
         <w:rPr>
           <w:rFonts w:ascii="黑体" w:eastAsia="黑体" w:hint="eastAsia"/>
@@ -16675,7 +16885,7 @@
         </w:rPr>
         <w:t>附录</w:t>
       </w:r>
-      <w:bookmarkEnd w:id="33"/>
+      <w:bookmarkEnd w:id="34"/>
     </w:p>
     <w:p>
       <w:pPr>
@@ -16825,8 +17035,8 @@
       </w:pPr>
     </w:p>
     <w:sectPr>
-      <w:headerReference w:type="default" r:id="rId16"/>
-      <w:footerReference w:type="default" r:id="rId17"/>
+      <w:headerReference w:type="default" r:id="rId15"/>
+      <w:footerReference w:type="default" r:id="rId16"/>
       <w:pgSz w:w="11906" w:h="16838"/>
       <w:pgMar w:top="1440" w:right="1800" w:bottom="1440" w:left="1800" w:header="851" w:footer="992" w:gutter="0"/>
       <w:cols w:space="425"/>
@@ -16887,9 +17097,6 @@
         <w:pPr>
           <w:pStyle w:val="a7"/>
           <w:jc w:val="center"/>
-          <w:rPr>
-            <w:rFonts w:hint="eastAsia"/>
-          </w:rPr>
         </w:pPr>
         <w:r>
           <w:fldChar w:fldCharType="begin"/>
@@ -17025,7 +17232,15 @@
         <w:sz w:val="21"/>
         <w:szCs w:val="21"/>
       </w:rPr>
-      <w:t>华 中 科 技 大 学 计 算 机 科 学 与 技 术 学 院</w:t>
+      <w:t xml:space="preserve">华 </w:t>
+    </w:r>
+    <w:r>
+      <w:rPr>
+        <w:rFonts w:ascii="华文中宋" w:eastAsia="华文中宋" w:hAnsi="华文中宋" w:hint="eastAsia"/>
+        <w:sz w:val="21"/>
+        <w:szCs w:val="21"/>
+      </w:rPr>
+      <w:t>中 科 技 大 学 计 算 机 科 学 与 技 术 学 院</w:t>
     </w:r>
     <w:r>
       <w:rPr>
@@ -17248,6 +17463,92 @@
     </w:lvl>
   </w:abstractNum>
   <w:abstractNum w:abstractNumId="3" w15:restartNumberingAfterBreak="0">
+    <w:nsid w:val="091112EA"/>
+    <w:multiLevelType w:val="hybridMultilevel"/>
+    <w:tmpl w:val="4944174E"/>
+    <w:lvl w:ilvl="0" w:tplc="0409000F">
+      <w:start w:val="1"/>
+      <w:numFmt w:val="decimal"/>
+      <w:lvlText w:val="%1."/>
+      <w:lvlJc w:val="left"/>
+      <w:pPr>
+        <w:ind w:left="582" w:hanging="440"/>
+      </w:pPr>
+    </w:lvl>
+    <w:lvl w:ilvl="1" w:tplc="04090019" w:tentative="1">
+      <w:start w:val="1"/>
+      <w:numFmt w:val="lowerLetter"/>
+      <w:lvlText w:val="%2)"/>
+      <w:lvlJc w:val="left"/>
+      <w:pPr>
+        <w:ind w:left="1022" w:hanging="440"/>
+      </w:pPr>
+    </w:lvl>
+    <w:lvl w:ilvl="2" w:tplc="0409001B" w:tentative="1">
+      <w:start w:val="1"/>
+      <w:numFmt w:val="lowerRoman"/>
+      <w:lvlText w:val="%3."/>
+      <w:lvlJc w:val="right"/>
+      <w:pPr>
+        <w:ind w:left="1462" w:hanging="440"/>
+      </w:pPr>
+    </w:lvl>
+    <w:lvl w:ilvl="3" w:tplc="0409000F" w:tentative="1">
+      <w:start w:val="1"/>
+      <w:numFmt w:val="decimal"/>
+      <w:lvlText w:val="%4."/>
+      <w:lvlJc w:val="left"/>
+      <w:pPr>
+        <w:ind w:left="1902" w:hanging="440"/>
+      </w:pPr>
+    </w:lvl>
+    <w:lvl w:ilvl="4" w:tplc="04090019" w:tentative="1">
+      <w:start w:val="1"/>
+      <w:numFmt w:val="lowerLetter"/>
+      <w:lvlText w:val="%5)"/>
+      <w:lvlJc w:val="left"/>
+      <w:pPr>
+        <w:ind w:left="2342" w:hanging="440"/>
+      </w:pPr>
+    </w:lvl>
+    <w:lvl w:ilvl="5" w:tplc="0409001B" w:tentative="1">
+      <w:start w:val="1"/>
+      <w:numFmt w:val="lowerRoman"/>
+      <w:lvlText w:val="%6."/>
+      <w:lvlJc w:val="right"/>
+      <w:pPr>
+        <w:ind w:left="2782" w:hanging="440"/>
+      </w:pPr>
+    </w:lvl>
+    <w:lvl w:ilvl="6" w:tplc="0409000F" w:tentative="1">
+      <w:start w:val="1"/>
+      <w:numFmt w:val="decimal"/>
+      <w:lvlText w:val="%7."/>
+      <w:lvlJc w:val="left"/>
+      <w:pPr>
+        <w:ind w:left="3222" w:hanging="440"/>
+      </w:pPr>
+    </w:lvl>
+    <w:lvl w:ilvl="7" w:tplc="04090019" w:tentative="1">
+      <w:start w:val="1"/>
+      <w:numFmt w:val="lowerLetter"/>
+      <w:lvlText w:val="%8)"/>
+      <w:lvlJc w:val="left"/>
+      <w:pPr>
+        <w:ind w:left="3662" w:hanging="440"/>
+      </w:pPr>
+    </w:lvl>
+    <w:lvl w:ilvl="8" w:tplc="0409001B" w:tentative="1">
+      <w:start w:val="1"/>
+      <w:numFmt w:val="lowerRoman"/>
+      <w:lvlText w:val="%9."/>
+      <w:lvlJc w:val="right"/>
+      <w:pPr>
+        <w:ind w:left="4102" w:hanging="440"/>
+      </w:pPr>
+    </w:lvl>
+  </w:abstractNum>
+  <w:abstractNum w:abstractNumId="4" w15:restartNumberingAfterBreak="0">
     <w:nsid w:val="0C123EBD"/>
     <w:multiLevelType w:val="hybridMultilevel"/>
     <w:tmpl w:val="23803646"/>
@@ -17333,7 +17634,7 @@
       </w:pPr>
     </w:lvl>
   </w:abstractNum>
-  <w:abstractNum w:abstractNumId="4" w15:restartNumberingAfterBreak="0">
+  <w:abstractNum w:abstractNumId="5" w15:restartNumberingAfterBreak="0">
     <w:nsid w:val="0CCB76F8"/>
     <w:multiLevelType w:val="multilevel"/>
     <w:tmpl w:val="32D09F50"/>
@@ -17490,7 +17791,7 @@
       </w:rPr>
     </w:lvl>
   </w:abstractNum>
-  <w:abstractNum w:abstractNumId="5" w15:restartNumberingAfterBreak="0">
+  <w:abstractNum w:abstractNumId="6" w15:restartNumberingAfterBreak="0">
     <w:nsid w:val="14331F04"/>
     <w:multiLevelType w:val="multilevel"/>
     <w:tmpl w:val="14331F04"/>
@@ -17579,7 +17880,7 @@
       </w:pPr>
     </w:lvl>
   </w:abstractNum>
-  <w:abstractNum w:abstractNumId="6" w15:restartNumberingAfterBreak="0">
+  <w:abstractNum w:abstractNumId="7" w15:restartNumberingAfterBreak="0">
     <w:nsid w:val="17F36D1E"/>
     <w:multiLevelType w:val="hybridMultilevel"/>
     <w:tmpl w:val="B6AC5EA4"/>
@@ -17677,7 +17978,7 @@
       </w:pPr>
     </w:lvl>
   </w:abstractNum>
-  <w:abstractNum w:abstractNumId="7" w15:restartNumberingAfterBreak="0">
+  <w:abstractNum w:abstractNumId="8" w15:restartNumberingAfterBreak="0">
     <w:nsid w:val="19D07DD7"/>
     <w:multiLevelType w:val="multilevel"/>
     <w:tmpl w:val="32D09F50"/>
@@ -17834,7 +18135,7 @@
       </w:rPr>
     </w:lvl>
   </w:abstractNum>
-  <w:abstractNum w:abstractNumId="8" w15:restartNumberingAfterBreak="0">
+  <w:abstractNum w:abstractNumId="9" w15:restartNumberingAfterBreak="0">
     <w:nsid w:val="1D270A02"/>
     <w:multiLevelType w:val="hybridMultilevel"/>
     <w:tmpl w:val="86B2EC96"/>
@@ -17923,7 +18224,7 @@
       </w:pPr>
     </w:lvl>
   </w:abstractNum>
-  <w:abstractNum w:abstractNumId="9" w15:restartNumberingAfterBreak="0">
+  <w:abstractNum w:abstractNumId="10" w15:restartNumberingAfterBreak="0">
     <w:nsid w:val="1D8D5E7B"/>
     <w:multiLevelType w:val="multilevel"/>
     <w:tmpl w:val="9C9470F0"/>
@@ -18072,7 +18373,7 @@
       </w:rPr>
     </w:lvl>
   </w:abstractNum>
-  <w:abstractNum w:abstractNumId="10" w15:restartNumberingAfterBreak="0">
+  <w:abstractNum w:abstractNumId="11" w15:restartNumberingAfterBreak="0">
     <w:nsid w:val="215D2F64"/>
     <w:multiLevelType w:val="hybridMultilevel"/>
     <w:tmpl w:val="A066E0F2"/>
@@ -18164,7 +18465,93 @@
       </w:pPr>
     </w:lvl>
   </w:abstractNum>
-  <w:abstractNum w:abstractNumId="11" w15:restartNumberingAfterBreak="0">
+  <w:abstractNum w:abstractNumId="12" w15:restartNumberingAfterBreak="0">
+    <w:nsid w:val="21DF2DCF"/>
+    <w:multiLevelType w:val="hybridMultilevel"/>
+    <w:tmpl w:val="2CFAC432"/>
+    <w:lvl w:ilvl="0" w:tplc="0409000F">
+      <w:start w:val="1"/>
+      <w:numFmt w:val="decimal"/>
+      <w:lvlText w:val="%1."/>
+      <w:lvlJc w:val="left"/>
+      <w:pPr>
+        <w:ind w:left="1320" w:hanging="440"/>
+      </w:pPr>
+    </w:lvl>
+    <w:lvl w:ilvl="1" w:tplc="04090019" w:tentative="1">
+      <w:start w:val="1"/>
+      <w:numFmt w:val="lowerLetter"/>
+      <w:lvlText w:val="%2)"/>
+      <w:lvlJc w:val="left"/>
+      <w:pPr>
+        <w:ind w:left="1760" w:hanging="440"/>
+      </w:pPr>
+    </w:lvl>
+    <w:lvl w:ilvl="2" w:tplc="0409001B" w:tentative="1">
+      <w:start w:val="1"/>
+      <w:numFmt w:val="lowerRoman"/>
+      <w:lvlText w:val="%3."/>
+      <w:lvlJc w:val="right"/>
+      <w:pPr>
+        <w:ind w:left="2200" w:hanging="440"/>
+      </w:pPr>
+    </w:lvl>
+    <w:lvl w:ilvl="3" w:tplc="0409000F" w:tentative="1">
+      <w:start w:val="1"/>
+      <w:numFmt w:val="decimal"/>
+      <w:lvlText w:val="%4."/>
+      <w:lvlJc w:val="left"/>
+      <w:pPr>
+        <w:ind w:left="2640" w:hanging="440"/>
+      </w:pPr>
+    </w:lvl>
+    <w:lvl w:ilvl="4" w:tplc="04090019" w:tentative="1">
+      <w:start w:val="1"/>
+      <w:numFmt w:val="lowerLetter"/>
+      <w:lvlText w:val="%5)"/>
+      <w:lvlJc w:val="left"/>
+      <w:pPr>
+        <w:ind w:left="3080" w:hanging="440"/>
+      </w:pPr>
+    </w:lvl>
+    <w:lvl w:ilvl="5" w:tplc="0409001B" w:tentative="1">
+      <w:start w:val="1"/>
+      <w:numFmt w:val="lowerRoman"/>
+      <w:lvlText w:val="%6."/>
+      <w:lvlJc w:val="right"/>
+      <w:pPr>
+        <w:ind w:left="3520" w:hanging="440"/>
+      </w:pPr>
+    </w:lvl>
+    <w:lvl w:ilvl="6" w:tplc="0409000F" w:tentative="1">
+      <w:start w:val="1"/>
+      <w:numFmt w:val="decimal"/>
+      <w:lvlText w:val="%7."/>
+      <w:lvlJc w:val="left"/>
+      <w:pPr>
+        <w:ind w:left="3960" w:hanging="440"/>
+      </w:pPr>
+    </w:lvl>
+    <w:lvl w:ilvl="7" w:tplc="04090019" w:tentative="1">
+      <w:start w:val="1"/>
+      <w:numFmt w:val="lowerLetter"/>
+      <w:lvlText w:val="%8)"/>
+      <w:lvlJc w:val="left"/>
+      <w:pPr>
+        <w:ind w:left="4400" w:hanging="440"/>
+      </w:pPr>
+    </w:lvl>
+    <w:lvl w:ilvl="8" w:tplc="0409001B" w:tentative="1">
+      <w:start w:val="1"/>
+      <w:numFmt w:val="lowerRoman"/>
+      <w:lvlText w:val="%9."/>
+      <w:lvlJc w:val="right"/>
+      <w:pPr>
+        <w:ind w:left="4840" w:hanging="440"/>
+      </w:pPr>
+    </w:lvl>
+  </w:abstractNum>
+  <w:abstractNum w:abstractNumId="13" w15:restartNumberingAfterBreak="0">
     <w:nsid w:val="22461A43"/>
     <w:multiLevelType w:val="multilevel"/>
     <w:tmpl w:val="419EA7C8"/>
@@ -18296,7 +18683,7 @@
       </w:rPr>
     </w:lvl>
   </w:abstractNum>
-  <w:abstractNum w:abstractNumId="12" w15:restartNumberingAfterBreak="0">
+  <w:abstractNum w:abstractNumId="14" w15:restartNumberingAfterBreak="0">
     <w:nsid w:val="25D109BA"/>
     <w:multiLevelType w:val="multilevel"/>
     <w:tmpl w:val="25D109BA"/>
@@ -18386,7 +18773,7 @@
       </w:pPr>
     </w:lvl>
   </w:abstractNum>
-  <w:abstractNum w:abstractNumId="13" w15:restartNumberingAfterBreak="0">
+  <w:abstractNum w:abstractNumId="15" w15:restartNumberingAfterBreak="0">
     <w:nsid w:val="27F64415"/>
     <w:multiLevelType w:val="hybridMultilevel"/>
     <w:tmpl w:val="5972FC12"/>
@@ -18475,7 +18862,7 @@
       </w:pPr>
     </w:lvl>
   </w:abstractNum>
-  <w:abstractNum w:abstractNumId="14" w15:restartNumberingAfterBreak="0">
+  <w:abstractNum w:abstractNumId="16" w15:restartNumberingAfterBreak="0">
     <w:nsid w:val="2A9C6255"/>
     <w:multiLevelType w:val="multilevel"/>
     <w:tmpl w:val="68EA5942"/>
@@ -18624,7 +19011,7 @@
       </w:rPr>
     </w:lvl>
   </w:abstractNum>
-  <w:abstractNum w:abstractNumId="15" w15:restartNumberingAfterBreak="0">
+  <w:abstractNum w:abstractNumId="17" w15:restartNumberingAfterBreak="0">
     <w:nsid w:val="3338167E"/>
     <w:multiLevelType w:val="hybridMultilevel"/>
     <w:tmpl w:val="0DBC2E24"/>
@@ -18713,7 +19100,7 @@
       </w:pPr>
     </w:lvl>
   </w:abstractNum>
-  <w:abstractNum w:abstractNumId="16" w15:restartNumberingAfterBreak="0">
+  <w:abstractNum w:abstractNumId="18" w15:restartNumberingAfterBreak="0">
     <w:nsid w:val="346F525E"/>
     <w:multiLevelType w:val="multilevel"/>
     <w:tmpl w:val="4782C780"/>
@@ -18862,7 +19249,7 @@
       </w:rPr>
     </w:lvl>
   </w:abstractNum>
-  <w:abstractNum w:abstractNumId="17" w15:restartNumberingAfterBreak="0">
+  <w:abstractNum w:abstractNumId="19" w15:restartNumberingAfterBreak="0">
     <w:nsid w:val="359D05DC"/>
     <w:multiLevelType w:val="multilevel"/>
     <w:tmpl w:val="D5A495A8"/>
@@ -19011,7 +19398,7 @@
       </w:rPr>
     </w:lvl>
   </w:abstractNum>
-  <w:abstractNum w:abstractNumId="18" w15:restartNumberingAfterBreak="0">
+  <w:abstractNum w:abstractNumId="20" w15:restartNumberingAfterBreak="0">
     <w:nsid w:val="36923699"/>
     <w:multiLevelType w:val="hybridMultilevel"/>
     <w:tmpl w:val="CAE43504"/>
@@ -19109,7 +19496,7 @@
       </w:pPr>
     </w:lvl>
   </w:abstractNum>
-  <w:abstractNum w:abstractNumId="19" w15:restartNumberingAfterBreak="0">
+  <w:abstractNum w:abstractNumId="21" w15:restartNumberingAfterBreak="0">
     <w:nsid w:val="3CB82280"/>
     <w:multiLevelType w:val="hybridMultilevel"/>
     <w:tmpl w:val="5D6A1060"/>
@@ -19231,7 +19618,7 @@
       </w:rPr>
     </w:lvl>
   </w:abstractNum>
-  <w:abstractNum w:abstractNumId="20" w15:restartNumberingAfterBreak="0">
+  <w:abstractNum w:abstractNumId="22" w15:restartNumberingAfterBreak="0">
     <w:nsid w:val="3CFF3357"/>
     <w:multiLevelType w:val="hybridMultilevel"/>
     <w:tmpl w:val="9C7E1960"/>
@@ -19329,7 +19716,7 @@
       </w:pPr>
     </w:lvl>
   </w:abstractNum>
-  <w:abstractNum w:abstractNumId="21" w15:restartNumberingAfterBreak="0">
+  <w:abstractNum w:abstractNumId="23" w15:restartNumberingAfterBreak="0">
     <w:nsid w:val="41B02F7A"/>
     <w:multiLevelType w:val="hybridMultilevel"/>
     <w:tmpl w:val="197282D6"/>
@@ -19421,7 +19808,7 @@
       </w:pPr>
     </w:lvl>
   </w:abstractNum>
-  <w:abstractNum w:abstractNumId="22" w15:restartNumberingAfterBreak="0">
+  <w:abstractNum w:abstractNumId="24" w15:restartNumberingAfterBreak="0">
     <w:nsid w:val="44F36B94"/>
     <w:multiLevelType w:val="multilevel"/>
     <w:tmpl w:val="D5A495A8"/>
@@ -19570,7 +19957,7 @@
       </w:rPr>
     </w:lvl>
   </w:abstractNum>
-  <w:abstractNum w:abstractNumId="23" w15:restartNumberingAfterBreak="0">
+  <w:abstractNum w:abstractNumId="25" w15:restartNumberingAfterBreak="0">
     <w:nsid w:val="455E69D2"/>
     <w:multiLevelType w:val="multilevel"/>
     <w:tmpl w:val="32D09F50"/>
@@ -19727,7 +20114,7 @@
       </w:rPr>
     </w:lvl>
   </w:abstractNum>
-  <w:abstractNum w:abstractNumId="24" w15:restartNumberingAfterBreak="0">
+  <w:abstractNum w:abstractNumId="26" w15:restartNumberingAfterBreak="0">
     <w:nsid w:val="45D53692"/>
     <w:multiLevelType w:val="multilevel"/>
     <w:tmpl w:val="45D53692"/>
@@ -19867,7 +20254,7 @@
       </w:rPr>
     </w:lvl>
   </w:abstractNum>
-  <w:abstractNum w:abstractNumId="25" w15:restartNumberingAfterBreak="0">
+  <w:abstractNum w:abstractNumId="27" w15:restartNumberingAfterBreak="0">
     <w:nsid w:val="46B97BE5"/>
     <w:multiLevelType w:val="hybridMultilevel"/>
     <w:tmpl w:val="CF6C09D0"/>
@@ -19957,7 +20344,7 @@
       </w:pPr>
     </w:lvl>
   </w:abstractNum>
-  <w:abstractNum w:abstractNumId="26" w15:restartNumberingAfterBreak="0">
+  <w:abstractNum w:abstractNumId="28" w15:restartNumberingAfterBreak="0">
     <w:nsid w:val="49EB7978"/>
     <w:multiLevelType w:val="hybridMultilevel"/>
     <w:tmpl w:val="6AB878F2"/>
@@ -20080,7 +20467,7 @@
       </w:rPr>
     </w:lvl>
   </w:abstractNum>
-  <w:abstractNum w:abstractNumId="27" w15:restartNumberingAfterBreak="0">
+  <w:abstractNum w:abstractNumId="29" w15:restartNumberingAfterBreak="0">
     <w:nsid w:val="533F5A18"/>
     <w:multiLevelType w:val="hybridMultilevel"/>
     <w:tmpl w:val="D660C400"/>
@@ -20166,7 +20553,7 @@
       </w:pPr>
     </w:lvl>
   </w:abstractNum>
-  <w:abstractNum w:abstractNumId="28" w15:restartNumberingAfterBreak="0">
+  <w:abstractNum w:abstractNumId="30" w15:restartNumberingAfterBreak="0">
     <w:nsid w:val="54435493"/>
     <w:multiLevelType w:val="multilevel"/>
     <w:tmpl w:val="D5A495A8"/>
@@ -20315,7 +20702,7 @@
       </w:rPr>
     </w:lvl>
   </w:abstractNum>
-  <w:abstractNum w:abstractNumId="29" w15:restartNumberingAfterBreak="0">
+  <w:abstractNum w:abstractNumId="31" w15:restartNumberingAfterBreak="0">
     <w:nsid w:val="5B7F5305"/>
     <w:multiLevelType w:val="hybridMultilevel"/>
     <w:tmpl w:val="9452AFAA"/>
@@ -20416,7 +20803,7 @@
       </w:pPr>
     </w:lvl>
   </w:abstractNum>
-  <w:abstractNum w:abstractNumId="30" w15:restartNumberingAfterBreak="0">
+  <w:abstractNum w:abstractNumId="32" w15:restartNumberingAfterBreak="0">
     <w:nsid w:val="6E534582"/>
     <w:multiLevelType w:val="multilevel"/>
     <w:tmpl w:val="32D09F50"/>
@@ -20573,7 +20960,7 @@
       </w:rPr>
     </w:lvl>
   </w:abstractNum>
-  <w:abstractNum w:abstractNumId="31" w15:restartNumberingAfterBreak="0">
+  <w:abstractNum w:abstractNumId="33" w15:restartNumberingAfterBreak="0">
     <w:nsid w:val="70AF3E2C"/>
     <w:multiLevelType w:val="hybridMultilevel"/>
     <w:tmpl w:val="AE764F94"/>
@@ -20671,7 +21058,7 @@
       </w:pPr>
     </w:lvl>
   </w:abstractNum>
-  <w:abstractNum w:abstractNumId="32" w15:restartNumberingAfterBreak="0">
+  <w:abstractNum w:abstractNumId="34" w15:restartNumberingAfterBreak="0">
     <w:nsid w:val="763942EE"/>
     <w:multiLevelType w:val="hybridMultilevel"/>
     <w:tmpl w:val="81CA8860"/>
@@ -20764,103 +21151,109 @@
     </w:lvl>
   </w:abstractNum>
   <w:num w:numId="1" w16cid:durableId="1491288737">
-    <w:abstractNumId w:val="24"/>
+    <w:abstractNumId w:val="26"/>
   </w:num>
   <w:num w:numId="2" w16cid:durableId="88090600">
     <w:abstractNumId w:val="0"/>
   </w:num>
   <w:num w:numId="3" w16cid:durableId="1244102242">
+    <w:abstractNumId w:val="20"/>
+  </w:num>
+  <w:num w:numId="4" w16cid:durableId="1961496604">
+    <w:abstractNumId w:val="9"/>
+  </w:num>
+  <w:num w:numId="5" w16cid:durableId="1049913631">
+    <w:abstractNumId w:val="15"/>
+  </w:num>
+  <w:num w:numId="6" w16cid:durableId="793986947">
+    <w:abstractNumId w:val="31"/>
+  </w:num>
+  <w:num w:numId="7" w16cid:durableId="1645238525">
+    <w:abstractNumId w:val="24"/>
+  </w:num>
+  <w:num w:numId="8" w16cid:durableId="1587230501">
+    <w:abstractNumId w:val="16"/>
+  </w:num>
+  <w:num w:numId="9" w16cid:durableId="219026940">
     <w:abstractNumId w:val="18"/>
   </w:num>
-  <w:num w:numId="4" w16cid:durableId="1961496604">
+  <w:num w:numId="10" w16cid:durableId="155343122">
+    <w:abstractNumId w:val="10"/>
+  </w:num>
+  <w:num w:numId="11" w16cid:durableId="86847038">
+    <w:abstractNumId w:val="17"/>
+  </w:num>
+  <w:num w:numId="12" w16cid:durableId="1750348948">
+    <w:abstractNumId w:val="34"/>
+  </w:num>
+  <w:num w:numId="13" w16cid:durableId="1682275261">
+    <w:abstractNumId w:val="30"/>
+  </w:num>
+  <w:num w:numId="14" w16cid:durableId="492768631">
+    <w:abstractNumId w:val="25"/>
+  </w:num>
+  <w:num w:numId="15" w16cid:durableId="1119640589">
     <w:abstractNumId w:val="8"/>
   </w:num>
-  <w:num w:numId="5" w16cid:durableId="1049913631">
-    <w:abstractNumId w:val="13"/>
+  <w:num w:numId="16" w16cid:durableId="2007321469">
+    <w:abstractNumId w:val="19"/>
   </w:num>
-  <w:num w:numId="6" w16cid:durableId="793986947">
-    <w:abstractNumId w:val="29"/>
+  <w:num w:numId="17" w16cid:durableId="806970867">
+    <w:abstractNumId w:val="32"/>
   </w:num>
-  <w:num w:numId="7" w16cid:durableId="1645238525">
-    <w:abstractNumId w:val="22"/>
+  <w:num w:numId="18" w16cid:durableId="71705135">
+    <w:abstractNumId w:val="6"/>
   </w:num>
-  <w:num w:numId="8" w16cid:durableId="1587230501">
+  <w:num w:numId="19" w16cid:durableId="981156369">
     <w:abstractNumId w:val="14"/>
   </w:num>
-  <w:num w:numId="9" w16cid:durableId="219026940">
-    <w:abstractNumId w:val="16"/>
-  </w:num>
-  <w:num w:numId="10" w16cid:durableId="155343122">
-    <w:abstractNumId w:val="9"/>
-  </w:num>
-  <w:num w:numId="11" w16cid:durableId="86847038">
-    <w:abstractNumId w:val="15"/>
-  </w:num>
-  <w:num w:numId="12" w16cid:durableId="1750348948">
-    <w:abstractNumId w:val="32"/>
-  </w:num>
-  <w:num w:numId="13" w16cid:durableId="1682275261">
-    <w:abstractNumId w:val="28"/>
-  </w:num>
-  <w:num w:numId="14" w16cid:durableId="492768631">
-    <w:abstractNumId w:val="23"/>
-  </w:num>
-  <w:num w:numId="15" w16cid:durableId="1119640589">
-    <w:abstractNumId w:val="7"/>
-  </w:num>
-  <w:num w:numId="16" w16cid:durableId="2007321469">
-    <w:abstractNumId w:val="17"/>
-  </w:num>
-  <w:num w:numId="17" w16cid:durableId="806970867">
-    <w:abstractNumId w:val="30"/>
-  </w:num>
-  <w:num w:numId="18" w16cid:durableId="71705135">
-    <w:abstractNumId w:val="5"/>
-  </w:num>
-  <w:num w:numId="19" w16cid:durableId="981156369">
-    <w:abstractNumId w:val="12"/>
-  </w:num>
   <w:num w:numId="20" w16cid:durableId="1393456670">
-    <w:abstractNumId w:val="19"/>
+    <w:abstractNumId w:val="21"/>
   </w:num>
   <w:num w:numId="21" w16cid:durableId="314070099">
-    <w:abstractNumId w:val="26"/>
+    <w:abstractNumId w:val="28"/>
   </w:num>
   <w:num w:numId="22" w16cid:durableId="1493836695">
     <w:abstractNumId w:val="2"/>
   </w:num>
   <w:num w:numId="23" w16cid:durableId="1344891992">
-    <w:abstractNumId w:val="21"/>
+    <w:abstractNumId w:val="23"/>
   </w:num>
   <w:num w:numId="24" w16cid:durableId="577442626">
     <w:abstractNumId w:val="1"/>
   </w:num>
   <w:num w:numId="25" w16cid:durableId="1797719484">
-    <w:abstractNumId w:val="10"/>
+    <w:abstractNumId w:val="11"/>
   </w:num>
   <w:num w:numId="26" w16cid:durableId="78137393">
-    <w:abstractNumId w:val="11"/>
+    <w:abstractNumId w:val="13"/>
   </w:num>
   <w:num w:numId="27" w16cid:durableId="1663461386">
+    <w:abstractNumId w:val="5"/>
+  </w:num>
+  <w:num w:numId="28" w16cid:durableId="550966521">
+    <w:abstractNumId w:val="22"/>
+  </w:num>
+  <w:num w:numId="29" w16cid:durableId="782847258">
+    <w:abstractNumId w:val="7"/>
+  </w:num>
+  <w:num w:numId="30" w16cid:durableId="1714190693">
+    <w:abstractNumId w:val="33"/>
+  </w:num>
+  <w:num w:numId="31" w16cid:durableId="1556432356">
     <w:abstractNumId w:val="4"/>
   </w:num>
-  <w:num w:numId="28" w16cid:durableId="550966521">
-    <w:abstractNumId w:val="20"/>
+  <w:num w:numId="32" w16cid:durableId="1138298175">
+    <w:abstractNumId w:val="29"/>
   </w:num>
-  <w:num w:numId="29" w16cid:durableId="782847258">
-    <w:abstractNumId w:val="6"/>
+  <w:num w:numId="33" w16cid:durableId="1156073698">
+    <w:abstractNumId w:val="27"/>
   </w:num>
-  <w:num w:numId="30" w16cid:durableId="1714190693">
-    <w:abstractNumId w:val="31"/>
-  </w:num>
-  <w:num w:numId="31" w16cid:durableId="1556432356">
+  <w:num w:numId="34" w16cid:durableId="1051197739">
     <w:abstractNumId w:val="3"/>
   </w:num>
-  <w:num w:numId="32" w16cid:durableId="1138298175">
-    <w:abstractNumId w:val="27"/>
-  </w:num>
-  <w:num w:numId="33" w16cid:durableId="1156073698">
-    <w:abstractNumId w:val="25"/>
+  <w:num w:numId="35" w16cid:durableId="2107454741">
+    <w:abstractNumId w:val="12"/>
   </w:num>
 </w:numbering>
 </file>
